--- a/05-aspnetcore-efcore-sqlite-crud/REPORT_LAB05.docx
+++ b/05-aspnetcore-efcore-sqlite-crud/REPORT_LAB05.docx
@@ -4,144 +4,338 @@
   <w:body>
     <w:p>
       <w:pPr>
-        <w:spacing w:before="280" w:after="140" w:line="260" w:lineRule="auto"/>
-      </w:pPr>
-      <w:r>
-        <w:rPr>
-          <w:rFonts w:ascii="Times New Roman" w:hAnsi="Times New Roman" w:cs="Times New Roman"/>
-          <w:b/>
-          <w:color w:val="003366"/>
-          <w:sz w:val="32"/>
-        </w:rPr>
-        <w:t xml:space="preserve">ЗВІТ ПРО ВИКОНАННЯ ПРАКТИЧНОЇ РОБОТИ №5</w:t>
+        <w:spacing w:after="0"/>
+        <w:jc w:val="center"/>
+        <w:rPr>
+          <w:rFonts w:ascii="Times New Roman" w:hAnsi="Times New Roman" w:cs="Times New Roman"/>
+          <w:color w:val="000000"/>
+          <w:sz w:val="28"/>
+          <w:szCs w:val="28"/>
+        </w:rPr>
+      </w:pPr>
+      <w:r>
+        <w:rPr>
+          <w:rFonts w:ascii="Times New Roman" w:hAnsi="Times New Roman" w:cs="Times New Roman"/>
+          <w:color w:val="000000"/>
+          <w:sz w:val="28"/>
+          <w:szCs w:val="28"/>
+        </w:rPr>
+        <w:t xml:space="preserve">Міністерство освіти і науки України</w:t>
+      </w:r>
+    </w:p>
+    <w:p>
+      <w:pPr>
+        <w:spacing w:after="0"/>
+        <w:jc w:val="center"/>
+        <w:rPr>
+          <w:rFonts w:ascii="Times New Roman" w:hAnsi="Times New Roman" w:cs="Times New Roman"/>
+          <w:color w:val="000000"/>
+          <w:sz w:val="28"/>
+          <w:szCs w:val="28"/>
+        </w:rPr>
+      </w:pPr>
+      <w:r>
+        <w:rPr>
+          <w:rFonts w:ascii="Times New Roman" w:hAnsi="Times New Roman" w:cs="Times New Roman"/>
+          <w:color w:val="000000"/>
+          <w:sz w:val="28"/>
+          <w:szCs w:val="28"/>
+        </w:rPr>
+        <w:t xml:space="preserve">Вінницький національний технічний університет</w:t>
+      </w:r>
+    </w:p>
+    <w:p>
+      <w:pPr>
+        <w:spacing w:after="0"/>
+        <w:jc w:val="center"/>
+        <w:rPr>
+          <w:rFonts w:ascii="Times New Roman" w:hAnsi="Times New Roman" w:cs="Times New Roman"/>
+          <w:color w:val="000000"/>
+          <w:sz w:val="28"/>
+          <w:szCs w:val="28"/>
+        </w:rPr>
+      </w:pPr>
+      <w:r>
+        <w:rPr>
+          <w:rFonts w:ascii="Times New Roman" w:hAnsi="Times New Roman" w:cs="Times New Roman"/>
+          <w:color w:val="000000"/>
+          <w:sz w:val="28"/>
+          <w:szCs w:val="28"/>
+        </w:rPr>
+        <w:t xml:space="preserve">Факультет інформаційних технологій та комп’ютерної інженерії</w:t>
+      </w:r>
+    </w:p>
+    <w:p>
+      <w:pPr>
+        <w:spacing w:after="1400"/>
+        <w:jc w:val="center"/>
+        <w:rPr>
+          <w:rFonts w:ascii="Times New Roman" w:hAnsi="Times New Roman" w:cs="Times New Roman"/>
+          <w:color w:val="000000"/>
+          <w:sz w:val="28"/>
+          <w:szCs w:val="28"/>
+        </w:rPr>
+      </w:pPr>
+      <w:r>
+        <w:rPr>
+          <w:rFonts w:ascii="Times New Roman" w:hAnsi="Times New Roman" w:cs="Times New Roman"/>
+          <w:color w:val="000000"/>
+          <w:sz w:val="28"/>
+          <w:szCs w:val="28"/>
+        </w:rPr>
+        <w:t xml:space="preserve">Кафедра ПЗ</w:t>
+      </w:r>
+    </w:p>
+    <w:p>
+      <w:pPr>
+        <w:spacing w:after="120"/>
+        <w:jc w:val="center"/>
+        <w:rPr>
+          <w:rFonts w:ascii="Times New Roman" w:hAnsi="Times New Roman" w:cs="Times New Roman"/>
+          <w:color w:val="000000"/>
+          <w:sz w:val="28"/>
+          <w:szCs w:val="28"/>
+        </w:rPr>
+      </w:pPr>
+      <w:r>
+        <w:rPr>
+          <w:rFonts w:ascii="Times New Roman" w:hAnsi="Times New Roman" w:cs="Times New Roman"/>
+          <w:color w:val="000000"/>
+          <w:sz w:val="28"/>
+          <w:szCs w:val="28"/>
+        </w:rPr>
+        <w:t xml:space="preserve">Лабораторна робота №5</w:t>
+      </w:r>
+    </w:p>
+    <w:p>
+      <w:pPr>
+        <w:spacing w:after="0"/>
+        <w:jc w:val="center"/>
+        <w:rPr>
+          <w:rFonts w:ascii="Times New Roman" w:hAnsi="Times New Roman" w:cs="Times New Roman"/>
+          <w:color w:val="000000"/>
+          <w:sz w:val="28"/>
+          <w:szCs w:val="28"/>
+        </w:rPr>
+      </w:pPr>
+      <w:r>
+        <w:rPr>
+          <w:rFonts w:ascii="Times New Roman" w:hAnsi="Times New Roman" w:cs="Times New Roman"/>
+          <w:color w:val="000000"/>
+          <w:sz w:val="28"/>
+          <w:szCs w:val="28"/>
+        </w:rPr>
+        <w:t xml:space="preserve">Основи ASP.NET Core Web API та Entity Framework Core (SQLite CRUD)</w:t>
+      </w:r>
+    </w:p>
+    <w:p>
+      <w:pPr>
+        <w:ind w:left="5102"/>
+        <w:jc w:val="right"/>
+        <w:rPr>
+          <w:rFonts w:ascii="Times New Roman" w:hAnsi="Times New Roman" w:cs="Times New Roman"/>
+          <w:color w:val="000000"/>
+          <w:sz w:val="28"/>
+          <w:szCs w:val="28"/>
+        </w:rPr>
+      </w:pPr>
+      <w:r>
+        <w:rPr>
+          <w:rFonts w:ascii="Times New Roman" w:hAnsi="Times New Roman" w:cs="Times New Roman"/>
+          <w:color w:val="000000"/>
+          <w:sz w:val="28"/>
+          <w:szCs w:val="28"/>
+        </w:rPr>
+        <w:t xml:space="preserve">Виконав: ст. 2ПІ-24б</w:t>
+        <w:br/>
+        <w:t xml:space="preserve">Слободян І. В.</w:t>
+        <w:br/>
+        <w:br/>
+        <w:t xml:space="preserve">Перевірив: Позур М. Ю.</w:t>
+      </w:r>
+    </w:p>
+    <w:p>
+      <w:pPr>
+        <w:ind w:left="5102"/>
+        <w:jc w:val="right"/>
+        <w:rPr>
+          <w:rFonts w:ascii="Times New Roman" w:hAnsi="Times New Roman" w:cs="Times New Roman"/>
+          <w:color w:val="000000"/>
+          <w:sz w:val="28"/>
+        </w:rPr>
+      </w:pPr>
+    </w:p>
+    <w:p>
+      <w:pPr>
+        <w:ind w:left="5102"/>
+        <w:jc w:val="right"/>
+        <w:rPr>
+          <w:rFonts w:ascii="Times New Roman" w:hAnsi="Times New Roman" w:cs="Times New Roman"/>
+          <w:color w:val="000000"/>
+          <w:sz w:val="28"/>
+        </w:rPr>
+      </w:pPr>
+    </w:p>
+    <w:p>
+      <w:pPr>
+        <w:ind w:left="5102"/>
+        <w:jc w:val="right"/>
+        <w:rPr>
+          <w:rFonts w:ascii="Times New Roman" w:hAnsi="Times New Roman" w:cs="Times New Roman"/>
+          <w:color w:val="000000"/>
+          <w:sz w:val="28"/>
+        </w:rPr>
+      </w:pPr>
+    </w:p>
+    <w:p>
+      <w:pPr>
+        <w:ind w:left="5102"/>
+        <w:jc w:val="right"/>
+        <w:rPr>
+          <w:rFonts w:ascii="Times New Roman" w:hAnsi="Times New Roman" w:cs="Times New Roman"/>
+          <w:color w:val="000000"/>
+          <w:sz w:val="28"/>
+        </w:rPr>
+      </w:pPr>
+    </w:p>
+    <w:p>
+      <w:pPr>
+        <w:ind w:left="5102"/>
+        <w:jc w:val="right"/>
+        <w:rPr>
+          <w:rFonts w:ascii="Times New Roman" w:hAnsi="Times New Roman" w:cs="Times New Roman"/>
+          <w:color w:val="000000"/>
+          <w:sz w:val="28"/>
+        </w:rPr>
+      </w:pPr>
+    </w:p>
+    <w:p>
+      <w:pPr>
+        <w:ind w:left="5102"/>
+        <w:jc w:val="right"/>
+        <w:rPr>
+          <w:rFonts w:ascii="Times New Roman" w:hAnsi="Times New Roman" w:cs="Times New Roman"/>
+          <w:color w:val="000000"/>
+          <w:sz w:val="28"/>
+        </w:rPr>
+      </w:pPr>
+    </w:p>
+    <w:p>
+      <w:pPr>
+        <w:ind w:left="5102"/>
+        <w:jc w:val="right"/>
+        <w:rPr>
+          <w:rFonts w:ascii="Times New Roman" w:hAnsi="Times New Roman" w:cs="Times New Roman"/>
+          <w:color w:val="000000"/>
+          <w:sz w:val="28"/>
+        </w:rPr>
+      </w:pPr>
+    </w:p>
+    <w:p>
+      <w:pPr>
+        <w:ind w:left="5102"/>
+        <w:jc w:val="right"/>
+        <w:rPr>
+          <w:rFonts w:ascii="Times New Roman" w:hAnsi="Times New Roman" w:cs="Times New Roman"/>
+          <w:color w:val="000000"/>
+          <w:sz w:val="28"/>
+        </w:rPr>
+      </w:pPr>
+    </w:p>
+    <w:p>
+      <w:pPr>
+        <w:ind w:left="5102"/>
+        <w:jc w:val="right"/>
+        <w:rPr>
+          <w:rFonts w:ascii="Times New Roman" w:hAnsi="Times New Roman" w:cs="Times New Roman"/>
+          <w:color w:val="000000"/>
+          <w:sz w:val="28"/>
+        </w:rPr>
+      </w:pPr>
+    </w:p>
+    <w:p>
+      <w:pPr>
+        <w:ind w:left="5102"/>
+        <w:jc w:val="right"/>
+        <w:rPr>
+          <w:rFonts w:ascii="Times New Roman" w:hAnsi="Times New Roman" w:cs="Times New Roman"/>
+          <w:color w:val="000000"/>
+          <w:sz w:val="28"/>
+        </w:rPr>
+      </w:pPr>
+    </w:p>
+    <w:p>
+      <w:pPr>
+        <w:spacing w:before="2200"/>
+        <w:jc w:val="center"/>
+        <w:rPr>
+          <w:rFonts w:ascii="Times New Roman" w:hAnsi="Times New Roman" w:cs="Times New Roman"/>
+          <w:color w:val="000000"/>
+          <w:sz w:val="28"/>
+        </w:rPr>
+      </w:pPr>
+      <w:r>
+        <w:rPr>
+          <w:rFonts w:ascii="Times New Roman" w:hAnsi="Times New Roman" w:cs="Times New Roman"/>
+          <w:color w:val="000000"/>
+          <w:sz w:val="28"/>
+        </w:rPr>
+        <w:t>м. Вінниця – 2026</w:t>
+      </w:r>
+    </w:p>
+    <w:p>
+      <w:pPr>
+        <w:rPr>
+          <w:rFonts w:ascii="Times New Roman" w:hAnsi="Times New Roman" w:cs="Times New Roman"/>
+          <w:color w:val="000000"/>
+          <w:sz w:val="28"/>
+        </w:rPr>
+      </w:pPr>
+      <w:r>
+        <w:br w:type="page"/>
+      </w:r>
+    </w:p>
+    <w:p>
+      <w:pPr>
+        <w:spacing w:before="240" w:after="100" w:line="260" w:lineRule="auto"/>
+        <w:rPr>
+          <w:rFonts w:ascii="Times New Roman" w:hAnsi="Times New Roman" w:cs="Times New Roman"/>
+          <w:color w:val="000000"/>
+          <w:sz w:val="28"/>
+        </w:rPr>
+      </w:pPr>
+      <w:r>
+        <w:rPr>
+          <w:rFonts w:ascii="Times New Roman" w:hAnsi="Times New Roman" w:cs="Times New Roman"/>
+          <w:b/>
+          <w:sz w:val="28"/>
+          <w:color w:val="000000"/>
+        </w:rPr>
+        <w:t xml:space="preserve">1. Мета роботи</w:t>
       </w:r>
     </w:p>
     <w:p>
       <w:pPr>
         <w:spacing w:before="0" w:after="120" w:line="260" w:lineRule="auto"/>
-      </w:pPr>
-      <w:r>
-        <w:rPr>
-          <w:rFonts w:ascii="Times New Roman" w:hAnsi="Times New Roman" w:cs="Times New Roman"/>
-          <w:b/>
-          <w:color w:val="222222"/>
-          <w:sz w:val="22"/>
-        </w:rPr>
-        <w:t xml:space="preserve">Дисципліна:</w:t>
-      </w:r>
-      <w:r>
-        <w:rPr>
-          <w:rFonts w:ascii="Times New Roman" w:hAnsi="Times New Roman" w:cs="Times New Roman"/>
-          <w:color w:val="222222"/>
-          <w:sz w:val="22"/>
-        </w:rPr>
-        <w:t xml:space="preserve"> Розробка проєктів засобами платформи .NET</w:t>
-      </w:r>
-      <w:r>
-        <w:br/>
-      </w:r>
-      <w:r>
-        <w:rPr>
-          <w:rFonts w:ascii="Times New Roman" w:hAnsi="Times New Roman" w:cs="Times New Roman"/>
-          <w:b/>
-          <w:color w:val="222222"/>
-          <w:sz w:val="22"/>
-        </w:rPr>
-        <w:t xml:space="preserve">Тема:</w:t>
-      </w:r>
-      <w:r>
-        <w:rPr>
-          <w:rFonts w:ascii="Times New Roman" w:hAnsi="Times New Roman" w:cs="Times New Roman"/>
-          <w:color w:val="222222"/>
-          <w:sz w:val="22"/>
-        </w:rPr>
-        <w:t xml:space="preserve"> Основи ASP.NET Core, EF Core та SQLite: перший CRUD Web API</w:t>
-      </w:r>
-      <w:r>
-        <w:br/>
-      </w:r>
-      <w:r>
-        <w:rPr>
-          <w:rFonts w:ascii="Times New Roman" w:hAnsi="Times New Roman" w:cs="Times New Roman"/>
-          <w:b/>
-          <w:color w:val="222222"/>
-          <w:sz w:val="22"/>
-        </w:rPr>
-        <w:t xml:space="preserve">Студент:</w:t>
-      </w:r>
-      <w:r>
-        <w:rPr>
-          <w:rFonts w:ascii="Times New Roman" w:hAnsi="Times New Roman" w:cs="Times New Roman"/>
-          <w:color w:val="222222"/>
-          <w:sz w:val="22"/>
-        </w:rPr>
-        <w:t xml:space="preserve"> №17 за списком групи (Семестровий журнал)</w:t>
-      </w:r>
-      <w:r>
-        <w:br/>
-      </w:r>
-      <w:r>
-        <w:rPr>
-          <w:rFonts w:ascii="Times New Roman" w:hAnsi="Times New Roman" w:cs="Times New Roman"/>
-          <w:b/>
-          <w:color w:val="222222"/>
-          <w:sz w:val="22"/>
-        </w:rPr>
-        <w:t xml:space="preserve">Варіант:</w:t>
-      </w:r>
-      <w:r>
-        <w:rPr>
-          <w:rFonts w:ascii="Times New Roman" w:hAnsi="Times New Roman" w:cs="Times New Roman"/>
-          <w:color w:val="222222"/>
-          <w:sz w:val="22"/>
-        </w:rPr>
-        <w:t xml:space="preserve"> №1 («Бібліотека» — Книга, Автор, Читач, Видача книги)</w:t>
-      </w:r>
-      <w:r>
-        <w:br/>
-      </w:r>
-      <w:r>
-        <w:rPr>
-          <w:rFonts w:ascii="Times New Roman" w:hAnsi="Times New Roman" w:cs="Times New Roman"/>
-          <w:b/>
-          <w:color w:val="222222"/>
-          <w:sz w:val="22"/>
-        </w:rPr>
-        <w:t xml:space="preserve">Навчальний заклад:</w:t>
-      </w:r>
-      <w:r>
-        <w:rPr>
-          <w:rFonts w:ascii="Times New Roman" w:hAnsi="Times New Roman" w:cs="Times New Roman"/>
-          <w:color w:val="222222"/>
-          <w:sz w:val="22"/>
-        </w:rPr>
-        <w:t xml:space="preserve"> Вінницький національний технічний університет (ВНТУ)</w:t>
-      </w:r>
-      <w:r>
-        <w:br/>
-      </w:r>
-      <w:r>
-        <w:rPr>
-          <w:rFonts w:ascii="Times New Roman" w:hAnsi="Times New Roman" w:cs="Times New Roman"/>
-          <w:b/>
-          <w:color w:val="222222"/>
-          <w:sz w:val="22"/>
-        </w:rPr>
-        <w:t xml:space="preserve">Рік:</w:t>
-      </w:r>
-      <w:r>
-        <w:rPr>
-          <w:rFonts w:ascii="Times New Roman" w:hAnsi="Times New Roman" w:cs="Times New Roman"/>
-          <w:color w:val="222222"/>
-          <w:sz w:val="22"/>
-        </w:rPr>
-        <w:t xml:space="preserve"> 2026</w:t>
+        <w:rPr>
+          <w:rFonts w:ascii="Times New Roman" w:hAnsi="Times New Roman" w:cs="Times New Roman"/>
+          <w:color w:val="000000"/>
+          <w:sz w:val="28"/>
+        </w:rPr>
+      </w:pPr>
+      <w:r>
+        <w:rPr>
+          <w:rFonts w:ascii="Times New Roman" w:hAnsi="Times New Roman" w:cs="Times New Roman"/>
+          <w:sz w:val="28"/>
+          <w:color w:val="000000"/>
+        </w:rPr>
+        <w:t xml:space="preserve">Навчитися створювати проєкт ASP.NET Core Web API, підключати EF Core з провайдером SQLite, проєктувати першу модель даних та реалізовувати базовий CRUD-контролер з використанням асинхронного програмування.</w:t>
       </w:r>
     </w:p>
     <w:p>
       <w:pPr>
         <w:pBdr>
-          <w:bottom w:val="single" w:color="B0C4DE" w:sz="6"/>
+          <w:bottom w:val="single" w:color="888888" w:sz="6"/>
         </w:pBdr>
         <w:spacing w:before="120" w:after="120"/>
       </w:pPr>
@@ -149,34 +343,569 @@
     <w:p>
       <w:pPr>
         <w:spacing w:before="240" w:after="100" w:line="260" w:lineRule="auto"/>
-      </w:pPr>
-      <w:r>
-        <w:rPr>
-          <w:rFonts w:ascii="Times New Roman" w:hAnsi="Times New Roman" w:cs="Times New Roman"/>
-          <w:b/>
-          <w:color w:val="1B365D"/>
-          <w:sz w:val="28"/>
-        </w:rPr>
-        <w:t xml:space="preserve">1. Мета роботи</w:t>
-      </w:r>
-    </w:p>
-    <w:p>
-      <w:pPr>
-        <w:spacing w:before="0" w:after="120" w:line="260" w:lineRule="auto"/>
-      </w:pPr>
-      <w:r>
-        <w:rPr>
-          <w:rFonts w:ascii="Times New Roman" w:hAnsi="Times New Roman" w:cs="Times New Roman"/>
-          <w:color w:val="222222"/>
-          <w:sz w:val="22"/>
-        </w:rPr>
-        <w:t xml:space="preserve">Навчитися створювати проєкт ASP.NET Core Web API, підключати EF Core з провайдером SQLite, проєктувати першу модель даних та реалізовувати базовий CRUD-контролер з використанням асинхронного програмування.</w:t>
+        <w:rPr>
+          <w:rFonts w:ascii="Times New Roman" w:hAnsi="Times New Roman" w:cs="Times New Roman"/>
+          <w:color w:val="000000"/>
+          <w:sz w:val="28"/>
+        </w:rPr>
+      </w:pPr>
+      <w:r>
+        <w:rPr>
+          <w:rFonts w:ascii="Times New Roman" w:hAnsi="Times New Roman" w:cs="Times New Roman"/>
+          <w:b/>
+          <w:sz w:val="28"/>
+          <w:color w:val="000000"/>
+        </w:rPr>
+        <w:t xml:space="preserve">2. Завдання варіанта №1 («Бібліотека»)</w:t>
+      </w:r>
+    </w:p>
+    <w:p>
+      <w:pPr>
+        <w:ind w:left="720" w:hanging="360"/>
+        <w:spacing w:before="0" w:after="60" w:line="240" w:lineRule="auto"/>
+        <w:rPr>
+          <w:rFonts w:ascii="Times New Roman" w:hAnsi="Times New Roman" w:cs="Times New Roman"/>
+          <w:color w:val="000000"/>
+          <w:sz w:val="28"/>
+        </w:rPr>
+      </w:pPr>
+      <w:r>
+        <w:rPr>
+          <w:rFonts w:ascii="Times New Roman" w:hAnsi="Times New Roman"/>
+          <w:color w:val="000000"/>
+          <w:sz w:val="28"/>
+          <w:b/>
+        </w:rPr>
+        <w:t xml:space="preserve">• </w:t>
+      </w:r>
+      <w:r>
+        <w:rPr>
+          <w:rFonts w:ascii="Times New Roman" w:hAnsi="Times New Roman" w:cs="Times New Roman"/>
+          <w:b/>
+          <w:sz w:val="28"/>
+          <w:color w:val="000000"/>
+        </w:rPr>
+        <w:t xml:space="preserve">Предметна область:</w:t>
+      </w:r>
+      <w:r>
+        <w:rPr>
+          <w:rFonts w:ascii="Times New Roman" w:hAnsi="Times New Roman" w:cs="Times New Roman"/>
+          <w:sz w:val="28"/>
+          <w:color w:val="000000"/>
+        </w:rPr>
+        <w:t xml:space="preserve"> Бібліотека.</w:t>
+      </w:r>
+    </w:p>
+    <w:p>
+      <w:pPr>
+        <w:ind w:left="720" w:hanging="360"/>
+        <w:spacing w:before="0" w:after="60" w:line="240" w:lineRule="auto"/>
+        <w:rPr>
+          <w:rFonts w:ascii="Times New Roman" w:hAnsi="Times New Roman" w:cs="Times New Roman"/>
+          <w:color w:val="000000"/>
+          <w:sz w:val="28"/>
+        </w:rPr>
+      </w:pPr>
+      <w:r>
+        <w:rPr>
+          <w:rFonts w:ascii="Times New Roman" w:hAnsi="Times New Roman"/>
+          <w:color w:val="000000"/>
+          <w:sz w:val="28"/>
+          <w:b/>
+        </w:rPr>
+        <w:t xml:space="preserve">• </w:t>
+      </w:r>
+      <w:r>
+        <w:rPr>
+          <w:rFonts w:ascii="Times New Roman" w:hAnsi="Times New Roman" w:cs="Times New Roman"/>
+          <w:b/>
+          <w:sz w:val="28"/>
+          <w:color w:val="000000"/>
+        </w:rPr>
+        <w:t xml:space="preserve">Модель даних:</w:t>
+      </w:r>
+    </w:p>
+    <w:p>
+      <w:pPr>
+        <w:ind w:left="1440" w:hanging="360"/>
+        <w:spacing w:before="0" w:after="60" w:line="240" w:lineRule="auto"/>
+        <w:rPr>
+          <w:rFonts w:ascii="Times New Roman" w:hAnsi="Times New Roman" w:cs="Times New Roman"/>
+          <w:color w:val="000000"/>
+          <w:sz w:val="28"/>
+        </w:rPr>
+      </w:pPr>
+      <w:r>
+        <w:rPr>
+          <w:rFonts w:ascii="Times New Roman" w:hAnsi="Times New Roman"/>
+          <w:color w:val="000000"/>
+          <w:sz w:val="28"/>
+          <w:b/>
+        </w:rPr>
+        <w:t xml:space="preserve">• </w:t>
+      </w:r>
+      <w:r>
+        <w:rPr>
+          <w:rFonts w:ascii="Times New Roman" w:hAnsi="Times New Roman"/>
+          <w:sz w:val="28"/>
+          <w:color w:val="000000"/>
+        </w:rPr>
+        <w:t xml:space="preserve">Author</w:t>
+      </w:r>
+      <w:r>
+        <w:rPr>
+          <w:rFonts w:ascii="Times New Roman" w:hAnsi="Times New Roman" w:cs="Times New Roman"/>
+          <w:sz w:val="28"/>
+          <w:color w:val="000000"/>
+        </w:rPr>
+        <w:t xml:space="preserve"> (Id, FirstName, LastName, Country, ICollection</w:t>
+      </w:r>
+      <w:r>
+        <w:rPr>
+          <w:rFonts w:ascii="Times New Roman" w:hAnsi="Times New Roman" w:cs="Times New Roman"/>
+          <w:sz w:val="28"/>
+          <w:color w:val="000000"/>
+        </w:rPr>
+        <w:t xml:space="preserve"> Books);</w:t>
+      </w:r>
+    </w:p>
+    <w:p>
+      <w:pPr>
+        <w:ind w:left="1440" w:hanging="360"/>
+        <w:spacing w:before="0" w:after="60" w:line="240" w:lineRule="auto"/>
+        <w:rPr>
+          <w:rFonts w:ascii="Times New Roman" w:hAnsi="Times New Roman" w:cs="Times New Roman"/>
+          <w:color w:val="000000"/>
+          <w:sz w:val="28"/>
+        </w:rPr>
+      </w:pPr>
+      <w:r>
+        <w:rPr>
+          <w:rFonts w:ascii="Times New Roman" w:hAnsi="Times New Roman"/>
+          <w:color w:val="000000"/>
+          <w:sz w:val="28"/>
+          <w:b/>
+        </w:rPr>
+        <w:t xml:space="preserve">• </w:t>
+      </w:r>
+      <w:r>
+        <w:rPr>
+          <w:rFonts w:ascii="Times New Roman" w:hAnsi="Times New Roman"/>
+          <w:sz w:val="28"/>
+          <w:color w:val="000000"/>
+        </w:rPr>
+        <w:t xml:space="preserve">Book</w:t>
+      </w:r>
+      <w:r>
+        <w:rPr>
+          <w:rFonts w:ascii="Times New Roman" w:hAnsi="Times New Roman" w:cs="Times New Roman"/>
+          <w:sz w:val="28"/>
+          <w:color w:val="000000"/>
+        </w:rPr>
+        <w:t xml:space="preserve"> (Id, Title, ISBN, PublicationYear, Genre, AuthorId, Author);</w:t>
+      </w:r>
+    </w:p>
+    <w:p>
+      <w:pPr>
+        <w:ind w:left="1440" w:hanging="360"/>
+        <w:spacing w:before="0" w:after="60" w:line="240" w:lineRule="auto"/>
+        <w:rPr>
+          <w:rFonts w:ascii="Times New Roman" w:hAnsi="Times New Roman" w:cs="Times New Roman"/>
+          <w:color w:val="000000"/>
+          <w:sz w:val="28"/>
+        </w:rPr>
+      </w:pPr>
+      <w:r>
+        <w:rPr>
+          <w:rFonts w:ascii="Times New Roman" w:hAnsi="Times New Roman"/>
+          <w:color w:val="000000"/>
+          <w:sz w:val="28"/>
+          <w:b/>
+        </w:rPr>
+        <w:t xml:space="preserve">• </w:t>
+      </w:r>
+      <w:r>
+        <w:rPr>
+          <w:rFonts w:ascii="Times New Roman" w:hAnsi="Times New Roman" w:cs="Times New Roman"/>
+          <w:sz w:val="28"/>
+          <w:color w:val="000000"/>
+        </w:rPr>
+        <w:t xml:space="preserve">Зв'язок «один-до-багатьох» (один Автор </w:t>
+      </w:r>
+      <w:r>
+        <w:rPr>
+          <w:rFonts w:ascii="Times New Roman" w:hAnsi="Times New Roman" w:cs="Times New Roman"/>
+          <w:sz w:val="28"/>
+          <w:color w:val="000000"/>
+        </w:rPr>
+        <w:t xml:space="preserve"> багато Книг).</w:t>
+      </w:r>
+    </w:p>
+    <w:p>
+      <w:pPr>
+        <w:ind w:left="720" w:hanging="360"/>
+        <w:spacing w:before="0" w:after="60" w:line="240" w:lineRule="auto"/>
+        <w:rPr>
+          <w:rFonts w:ascii="Times New Roman" w:hAnsi="Times New Roman" w:cs="Times New Roman"/>
+          <w:color w:val="000000"/>
+          <w:sz w:val="28"/>
+        </w:rPr>
+      </w:pPr>
+      <w:r>
+        <w:rPr>
+          <w:rFonts w:ascii="Times New Roman" w:hAnsi="Times New Roman"/>
+          <w:color w:val="000000"/>
+          <w:sz w:val="28"/>
+          <w:b/>
+        </w:rPr>
+        <w:t xml:space="preserve">• </w:t>
+      </w:r>
+      <w:r>
+        <w:rPr>
+          <w:rFonts w:ascii="Times New Roman" w:hAnsi="Times New Roman" w:cs="Times New Roman"/>
+          <w:b/>
+          <w:sz w:val="28"/>
+          <w:color w:val="000000"/>
+        </w:rPr>
+        <w:t xml:space="preserve">Контекст даних:</w:t>
+      </w:r>
+      <w:r>
+        <w:rPr>
+          <w:rFonts w:ascii="Times New Roman" w:hAnsi="Times New Roman" w:cs="Times New Roman"/>
+          <w:sz w:val="28"/>
+          <w:color w:val="000000"/>
+        </w:rPr>
+        <w:t xml:space="preserve"> </w:t>
+      </w:r>
+      <w:r>
+        <w:rPr>
+          <w:rFonts w:ascii="Times New Roman" w:hAnsi="Times New Roman"/>
+          <w:sz w:val="28"/>
+          <w:color w:val="000000"/>
+        </w:rPr>
+        <w:t xml:space="preserve">LibraryDbContext : DbContext</w:t>
+      </w:r>
+      <w:r>
+        <w:rPr>
+          <w:rFonts w:ascii="Times New Roman" w:hAnsi="Times New Roman" w:cs="Times New Roman"/>
+          <w:sz w:val="28"/>
+          <w:color w:val="000000"/>
+        </w:rPr>
+        <w:t xml:space="preserve"> з колекціями </w:t>
+      </w:r>
+      <w:r>
+        <w:rPr>
+          <w:rFonts w:ascii="Times New Roman" w:hAnsi="Times New Roman"/>
+          <w:sz w:val="28"/>
+          <w:color w:val="000000"/>
+        </w:rPr>
+        <w:t xml:space="preserve">DbSet&lt;Author&gt;</w:t>
+      </w:r>
+      <w:r>
+        <w:rPr>
+          <w:rFonts w:ascii="Times New Roman" w:hAnsi="Times New Roman" w:cs="Times New Roman"/>
+          <w:sz w:val="28"/>
+          <w:color w:val="000000"/>
+        </w:rPr>
+        <w:t xml:space="preserve"> та </w:t>
+      </w:r>
+      <w:r>
+        <w:rPr>
+          <w:rFonts w:ascii="Times New Roman" w:hAnsi="Times New Roman"/>
+          <w:sz w:val="28"/>
+          <w:color w:val="000000"/>
+        </w:rPr>
+        <w:t xml:space="preserve">DbSet&lt;Book&gt;</w:t>
+      </w:r>
+      <w:r>
+        <w:rPr>
+          <w:rFonts w:ascii="Times New Roman" w:hAnsi="Times New Roman" w:cs="Times New Roman"/>
+          <w:sz w:val="28"/>
+          <w:color w:val="000000"/>
+        </w:rPr>
+        <w:t xml:space="preserve">.</w:t>
+      </w:r>
+    </w:p>
+    <w:p>
+      <w:pPr>
+        <w:ind w:left="720" w:hanging="360"/>
+        <w:spacing w:before="0" w:after="60" w:line="240" w:lineRule="auto"/>
+        <w:rPr>
+          <w:rFonts w:ascii="Times New Roman" w:hAnsi="Times New Roman" w:cs="Times New Roman"/>
+          <w:color w:val="000000"/>
+          <w:sz w:val="28"/>
+        </w:rPr>
+      </w:pPr>
+      <w:r>
+        <w:rPr>
+          <w:rFonts w:ascii="Times New Roman" w:hAnsi="Times New Roman"/>
+          <w:color w:val="000000"/>
+          <w:sz w:val="28"/>
+          <w:b/>
+        </w:rPr>
+        <w:t xml:space="preserve">• </w:t>
+      </w:r>
+      <w:r>
+        <w:rPr>
+          <w:rFonts w:ascii="Times New Roman" w:hAnsi="Times New Roman" w:cs="Times New Roman"/>
+          <w:b/>
+          <w:sz w:val="28"/>
+          <w:color w:val="000000"/>
+        </w:rPr>
+        <w:t xml:space="preserve">База даних:</w:t>
+      </w:r>
+      <w:r>
+        <w:rPr>
+          <w:rFonts w:ascii="Times New Roman" w:hAnsi="Times New Roman" w:cs="Times New Roman"/>
+          <w:sz w:val="28"/>
+          <w:color w:val="000000"/>
+        </w:rPr>
+        <w:t xml:space="preserve"> Файлова реляційна база SQLite (</w:t>
+      </w:r>
+      <w:r>
+        <w:rPr>
+          <w:rFonts w:ascii="Times New Roman" w:hAnsi="Times New Roman"/>
+          <w:sz w:val="28"/>
+          <w:color w:val="000000"/>
+        </w:rPr>
+        <w:t xml:space="preserve">Data Source=library_lab05.db</w:t>
+      </w:r>
+      <w:r>
+        <w:rPr>
+          <w:rFonts w:ascii="Times New Roman" w:hAnsi="Times New Roman" w:cs="Times New Roman"/>
+          <w:sz w:val="28"/>
+          <w:color w:val="000000"/>
+        </w:rPr>
+        <w:t xml:space="preserve">).</w:t>
+      </w:r>
+    </w:p>
+    <w:p>
+      <w:pPr>
+        <w:ind w:left="720" w:hanging="360"/>
+        <w:spacing w:before="0" w:after="60" w:line="240" w:lineRule="auto"/>
+        <w:rPr>
+          <w:rFonts w:ascii="Times New Roman" w:hAnsi="Times New Roman" w:cs="Times New Roman"/>
+          <w:color w:val="000000"/>
+          <w:sz w:val="28"/>
+        </w:rPr>
+      </w:pPr>
+      <w:r>
+        <w:rPr>
+          <w:rFonts w:ascii="Times New Roman" w:hAnsi="Times New Roman"/>
+          <w:color w:val="000000"/>
+          <w:sz w:val="28"/>
+          <w:b/>
+        </w:rPr>
+        <w:t xml:space="preserve">• </w:t>
+      </w:r>
+      <w:r>
+        <w:rPr>
+          <w:rFonts w:ascii="Times New Roman" w:hAnsi="Times New Roman" w:cs="Times New Roman"/>
+          <w:b/>
+          <w:sz w:val="28"/>
+          <w:color w:val="000000"/>
+        </w:rPr>
+        <w:t xml:space="preserve">CRUD-контролер:</w:t>
+      </w:r>
+      <w:r>
+        <w:rPr>
+          <w:rFonts w:ascii="Times New Roman" w:hAnsi="Times New Roman" w:cs="Times New Roman"/>
+          <w:sz w:val="28"/>
+          <w:color w:val="000000"/>
+        </w:rPr>
+        <w:t xml:space="preserve"> Асинхронний контролер </w:t>
+      </w:r>
+      <w:r>
+        <w:rPr>
+          <w:rFonts w:ascii="Times New Roman" w:hAnsi="Times New Roman"/>
+          <w:sz w:val="28"/>
+          <w:color w:val="000000"/>
+        </w:rPr>
+        <w:t xml:space="preserve">BooksController</w:t>
+      </w:r>
+      <w:r>
+        <w:rPr>
+          <w:rFonts w:ascii="Times New Roman" w:hAnsi="Times New Roman" w:cs="Times New Roman"/>
+          <w:sz w:val="28"/>
+          <w:color w:val="000000"/>
+        </w:rPr>
+        <w:t xml:space="preserve"> (</w:t>
+      </w:r>
+      <w:r>
+        <w:rPr>
+          <w:rFonts w:ascii="Times New Roman" w:hAnsi="Times New Roman"/>
+          <w:sz w:val="28"/>
+          <w:color w:val="000000"/>
+        </w:rPr>
+        <w:t xml:space="preserve">GET all</w:t>
+      </w:r>
+      <w:r>
+        <w:rPr>
+          <w:rFonts w:ascii="Times New Roman" w:hAnsi="Times New Roman" w:cs="Times New Roman"/>
+          <w:sz w:val="28"/>
+          <w:color w:val="000000"/>
+        </w:rPr>
+        <w:t xml:space="preserve">, </w:t>
+      </w:r>
+      <w:r>
+        <w:rPr>
+          <w:rFonts w:ascii="Times New Roman" w:hAnsi="Times New Roman"/>
+          <w:sz w:val="28"/>
+          <w:color w:val="000000"/>
+        </w:rPr>
+        <w:t xml:space="preserve">GET by id</w:t>
+      </w:r>
+      <w:r>
+        <w:rPr>
+          <w:rFonts w:ascii="Times New Roman" w:hAnsi="Times New Roman" w:cs="Times New Roman"/>
+          <w:sz w:val="28"/>
+          <w:color w:val="000000"/>
+        </w:rPr>
+        <w:t xml:space="preserve">, </w:t>
+      </w:r>
+      <w:r>
+        <w:rPr>
+          <w:rFonts w:ascii="Times New Roman" w:hAnsi="Times New Roman"/>
+          <w:sz w:val="28"/>
+          <w:color w:val="000000"/>
+        </w:rPr>
+        <w:t xml:space="preserve">POST</w:t>
+      </w:r>
+      <w:r>
+        <w:rPr>
+          <w:rFonts w:ascii="Times New Roman" w:hAnsi="Times New Roman" w:cs="Times New Roman"/>
+          <w:sz w:val="28"/>
+          <w:color w:val="000000"/>
+        </w:rPr>
+        <w:t xml:space="preserve">, </w:t>
+      </w:r>
+      <w:r>
+        <w:rPr>
+          <w:rFonts w:ascii="Times New Roman" w:hAnsi="Times New Roman"/>
+          <w:sz w:val="28"/>
+          <w:color w:val="000000"/>
+        </w:rPr>
+        <w:t xml:space="preserve">PUT</w:t>
+      </w:r>
+      <w:r>
+        <w:rPr>
+          <w:rFonts w:ascii="Times New Roman" w:hAnsi="Times New Roman" w:cs="Times New Roman"/>
+          <w:sz w:val="28"/>
+          <w:color w:val="000000"/>
+        </w:rPr>
+        <w:t xml:space="preserve">, </w:t>
+      </w:r>
+      <w:r>
+        <w:rPr>
+          <w:rFonts w:ascii="Times New Roman" w:hAnsi="Times New Roman"/>
+          <w:sz w:val="28"/>
+          <w:color w:val="000000"/>
+        </w:rPr>
+        <w:t xml:space="preserve">DELETE</w:t>
+      </w:r>
+      <w:r>
+        <w:rPr>
+          <w:rFonts w:ascii="Times New Roman" w:hAnsi="Times New Roman" w:cs="Times New Roman"/>
+          <w:sz w:val="28"/>
+          <w:color w:val="000000"/>
+        </w:rPr>
+        <w:t xml:space="preserve">).</w:t>
+      </w:r>
+    </w:p>
+    <w:p>
+      <w:pPr>
+        <w:ind w:left="720" w:hanging="360"/>
+        <w:spacing w:before="0" w:after="60" w:line="240" w:lineRule="auto"/>
+        <w:rPr>
+          <w:rFonts w:ascii="Times New Roman" w:hAnsi="Times New Roman" w:cs="Times New Roman"/>
+          <w:color w:val="000000"/>
+          <w:sz w:val="28"/>
+        </w:rPr>
+      </w:pPr>
+      <w:r>
+        <w:rPr>
+          <w:rFonts w:ascii="Times New Roman" w:hAnsi="Times New Roman"/>
+          <w:color w:val="000000"/>
+          <w:sz w:val="28"/>
+          <w:b/>
+        </w:rPr>
+        <w:t xml:space="preserve">• </w:t>
+      </w:r>
+      <w:r>
+        <w:rPr>
+          <w:rFonts w:ascii="Times New Roman" w:hAnsi="Times New Roman" w:cs="Times New Roman"/>
+          <w:b/>
+          <w:sz w:val="28"/>
+          <w:color w:val="000000"/>
+        </w:rPr>
+        <w:t xml:space="preserve">Seed-дані:</w:t>
+      </w:r>
+      <w:r>
+        <w:rPr>
+          <w:rFonts w:ascii="Times New Roman" w:hAnsi="Times New Roman" w:cs="Times New Roman"/>
+          <w:sz w:val="28"/>
+          <w:color w:val="000000"/>
+        </w:rPr>
+        <w:t xml:space="preserve"> Початкове наповнення авторами та книгами при створенні бази.</w:t>
+      </w:r>
+    </w:p>
+    <w:p>
+      <w:pPr>
+        <w:ind w:left="720" w:hanging="360"/>
+        <w:spacing w:before="0" w:after="60" w:line="240" w:lineRule="auto"/>
+        <w:rPr>
+          <w:rFonts w:ascii="Times New Roman" w:hAnsi="Times New Roman" w:cs="Times New Roman"/>
+          <w:color w:val="000000"/>
+          <w:sz w:val="28"/>
+        </w:rPr>
+      </w:pPr>
+      <w:r>
+        <w:rPr>
+          <w:rFonts w:ascii="Times New Roman" w:hAnsi="Times New Roman"/>
+          <w:color w:val="000000"/>
+          <w:sz w:val="28"/>
+          <w:b/>
+        </w:rPr>
+        <w:t xml:space="preserve">• </w:t>
+      </w:r>
+      <w:r>
+        <w:rPr>
+          <w:rFonts w:ascii="Times New Roman" w:hAnsi="Times New Roman" w:cs="Times New Roman"/>
+          <w:b/>
+          <w:sz w:val="28"/>
+          <w:color w:val="000000"/>
+        </w:rPr>
+        <w:t xml:space="preserve">Документація:</w:t>
+      </w:r>
+      <w:r>
+        <w:rPr>
+          <w:rFonts w:ascii="Times New Roman" w:hAnsi="Times New Roman" w:cs="Times New Roman"/>
+          <w:sz w:val="28"/>
+          <w:color w:val="000000"/>
+        </w:rPr>
+        <w:t xml:space="preserve"> Інтеграція OpenAPI та сучасного Scalar UI (</w:t>
+      </w:r>
+      <w:r>
+        <w:rPr>
+          <w:rFonts w:ascii="Times New Roman" w:hAnsi="Times New Roman"/>
+          <w:sz w:val="28"/>
+          <w:color w:val="000000"/>
+        </w:rPr>
+        <w:t xml:space="preserve">/scalar/v1</w:t>
+      </w:r>
+      <w:r>
+        <w:rPr>
+          <w:rFonts w:ascii="Times New Roman" w:hAnsi="Times New Roman" w:cs="Times New Roman"/>
+          <w:sz w:val="28"/>
+          <w:color w:val="000000"/>
+        </w:rPr>
+        <w:t xml:space="preserve">).</w:t>
       </w:r>
     </w:p>
     <w:p>
       <w:pPr>
         <w:pBdr>
-          <w:bottom w:val="single" w:color="B0C4DE" w:sz="6"/>
+          <w:bottom w:val="single" w:color="888888" w:sz="6"/>
         </w:pBdr>
         <w:spacing w:before="120" w:after="120"/>
       </w:pPr>
@@ -184,541 +913,18 @@
     <w:p>
       <w:pPr>
         <w:spacing w:before="240" w:after="100" w:line="260" w:lineRule="auto"/>
-      </w:pPr>
-      <w:r>
-        <w:rPr>
-          <w:rFonts w:ascii="Times New Roman" w:hAnsi="Times New Roman" w:cs="Times New Roman"/>
-          <w:b/>
-          <w:color w:val="1B365D"/>
-          <w:sz w:val="28"/>
-        </w:rPr>
-        <w:t xml:space="preserve">2. Завдання варіанта №1 («Бібліотека»)</w:t>
-      </w:r>
-    </w:p>
-    <w:p>
-      <w:pPr>
-        <w:spacing w:before="0" w:after="60" w:line="240" w:lineRule="auto"/>
-        <w:ind w:left="720" w:hanging="360"/>
-      </w:pPr>
-      <w:r>
-        <w:rPr>
-          <w:rFonts w:ascii="Calibri" w:hAnsi="Calibri"/>
-          <w:b/>
-          <w:color w:val="003366"/>
-          <w:sz w:val="22"/>
-        </w:rPr>
-        <w:t xml:space="preserve">• </w:t>
-      </w:r>
-      <w:r>
-        <w:rPr>
-          <w:rFonts w:ascii="Times New Roman" w:hAnsi="Times New Roman" w:cs="Times New Roman"/>
-          <w:b/>
-          <w:color w:val="222222"/>
-          <w:sz w:val="22"/>
-        </w:rPr>
-        <w:t xml:space="preserve">Предметна область:</w:t>
-      </w:r>
-      <w:r>
-        <w:rPr>
-          <w:rFonts w:ascii="Times New Roman" w:hAnsi="Times New Roman" w:cs="Times New Roman"/>
-          <w:color w:val="222222"/>
-          <w:sz w:val="22"/>
-        </w:rPr>
-        <w:t xml:space="preserve"> Бібліотека.</w:t>
-      </w:r>
-    </w:p>
-    <w:p>
-      <w:pPr>
-        <w:spacing w:before="0" w:after="60" w:line="240" w:lineRule="auto"/>
-        <w:ind w:left="720" w:hanging="360"/>
-      </w:pPr>
-      <w:r>
-        <w:rPr>
-          <w:rFonts w:ascii="Calibri" w:hAnsi="Calibri"/>
-          <w:b/>
-          <w:color w:val="003366"/>
-          <w:sz w:val="22"/>
-        </w:rPr>
-        <w:t xml:space="preserve">• </w:t>
-      </w:r>
-      <w:r>
-        <w:rPr>
-          <w:rFonts w:ascii="Times New Roman" w:hAnsi="Times New Roman" w:cs="Times New Roman"/>
-          <w:b/>
-          <w:color w:val="222222"/>
-          <w:sz w:val="22"/>
-        </w:rPr>
-        <w:t xml:space="preserve">Модель даних:</w:t>
-      </w:r>
-    </w:p>
-    <w:p>
-      <w:pPr>
-        <w:spacing w:before="0" w:after="60" w:line="240" w:lineRule="auto"/>
-        <w:ind w:left="1440" w:hanging="360"/>
-      </w:pPr>
-      <w:r>
-        <w:rPr>
-          <w:rFonts w:ascii="Calibri" w:hAnsi="Calibri"/>
-          <w:b/>
-          <w:color w:val="003366"/>
-          <w:sz w:val="22"/>
-        </w:rPr>
-        <w:t xml:space="preserve">• </w:t>
-      </w:r>
-      <w:r>
-        <w:rPr>
-          <w:rFonts w:ascii="Consolas" w:hAnsi="Consolas"/>
-          <w:color w:val="C7254E"/>
-          <w:sz w:val="20"/>
-          <w:shd w:val="clear" w:color="auto" w:fill="F9F2F4"/>
-        </w:rPr>
-        <w:t xml:space="preserve">Author</w:t>
-      </w:r>
-      <w:r>
-        <w:rPr>
-          <w:rFonts w:ascii="Times New Roman" w:hAnsi="Times New Roman" w:cs="Times New Roman"/>
-          <w:color w:val="222222"/>
-          <w:sz w:val="22"/>
-        </w:rPr>
-        <w:t xml:space="preserve"> (Id, FirstName, LastName, Country, ICollection</w:t>
-      </w:r>
-      <w:r>
-        <w:rPr>
-          <w:rFonts w:ascii="Times New Roman" w:hAnsi="Times New Roman" w:cs="Times New Roman"/>
-          <w:color w:val="222222"/>
-          <w:sz w:val="22"/>
-        </w:rPr>
-        <w:t xml:space="preserve"> Books);</w:t>
-      </w:r>
-    </w:p>
-    <w:p>
-      <w:pPr>
-        <w:spacing w:before="0" w:after="60" w:line="240" w:lineRule="auto"/>
-        <w:ind w:left="1440" w:hanging="360"/>
-      </w:pPr>
-      <w:r>
-        <w:rPr>
-          <w:rFonts w:ascii="Calibri" w:hAnsi="Calibri"/>
-          <w:b/>
-          <w:color w:val="003366"/>
-          <w:sz w:val="22"/>
-        </w:rPr>
-        <w:t xml:space="preserve">• </w:t>
-      </w:r>
-      <w:r>
-        <w:rPr>
-          <w:rFonts w:ascii="Consolas" w:hAnsi="Consolas"/>
-          <w:color w:val="C7254E"/>
-          <w:sz w:val="20"/>
-          <w:shd w:val="clear" w:color="auto" w:fill="F9F2F4"/>
-        </w:rPr>
-        <w:t xml:space="preserve">Book</w:t>
-      </w:r>
-      <w:r>
-        <w:rPr>
-          <w:rFonts w:ascii="Times New Roman" w:hAnsi="Times New Roman" w:cs="Times New Roman"/>
-          <w:color w:val="222222"/>
-          <w:sz w:val="22"/>
-        </w:rPr>
-        <w:t xml:space="preserve"> (Id, Title, ISBN, PublicationYear, Genre, AuthorId, Author);</w:t>
-      </w:r>
-    </w:p>
-    <w:p>
-      <w:pPr>
-        <w:spacing w:before="0" w:after="60" w:line="240" w:lineRule="auto"/>
-        <w:ind w:left="1440" w:hanging="360"/>
-      </w:pPr>
-      <w:r>
-        <w:rPr>
-          <w:rFonts w:ascii="Calibri" w:hAnsi="Calibri"/>
-          <w:b/>
-          <w:color w:val="003366"/>
-          <w:sz w:val="22"/>
-        </w:rPr>
-        <w:t xml:space="preserve">• </w:t>
-      </w:r>
-      <w:r>
-        <w:rPr>
-          <w:rFonts w:ascii="Times New Roman" w:hAnsi="Times New Roman" w:cs="Times New Roman"/>
-          <w:color w:val="222222"/>
-          <w:sz w:val="22"/>
-        </w:rPr>
-        <w:t xml:space="preserve">Зв'язок «один-до-багатьох» (один Автор </w:t>
-      </w:r>
-      <w:r>
-        <w:rPr>
-          <w:rFonts w:ascii="Times New Roman" w:hAnsi="Times New Roman" w:cs="Times New Roman"/>
-          <w:color w:val="222222"/>
-          <w:sz w:val="22"/>
-        </w:rPr>
-        <w:t xml:space="preserve"> багато Книг).</w:t>
-      </w:r>
-    </w:p>
-    <w:p>
-      <w:pPr>
-        <w:spacing w:before="0" w:after="60" w:line="240" w:lineRule="auto"/>
-        <w:ind w:left="720" w:hanging="360"/>
-      </w:pPr>
-      <w:r>
-        <w:rPr>
-          <w:rFonts w:ascii="Calibri" w:hAnsi="Calibri"/>
-          <w:b/>
-          <w:color w:val="003366"/>
-          <w:sz w:val="22"/>
-        </w:rPr>
-        <w:t xml:space="preserve">• </w:t>
-      </w:r>
-      <w:r>
-        <w:rPr>
-          <w:rFonts w:ascii="Times New Roman" w:hAnsi="Times New Roman" w:cs="Times New Roman"/>
-          <w:b/>
-          <w:color w:val="222222"/>
-          <w:sz w:val="22"/>
-        </w:rPr>
-        <w:t xml:space="preserve">Контекст даних:</w:t>
-      </w:r>
-      <w:r>
-        <w:rPr>
-          <w:rFonts w:ascii="Times New Roman" w:hAnsi="Times New Roman" w:cs="Times New Roman"/>
-          <w:color w:val="222222"/>
-          <w:sz w:val="22"/>
-        </w:rPr>
-        <w:t xml:space="preserve"> </w:t>
-      </w:r>
-      <w:r>
-        <w:rPr>
-          <w:rFonts w:ascii="Consolas" w:hAnsi="Consolas"/>
-          <w:color w:val="C7254E"/>
-          <w:sz w:val="20"/>
-          <w:shd w:val="clear" w:color="auto" w:fill="F9F2F4"/>
-        </w:rPr>
-        <w:t xml:space="preserve">LibraryDbContext : DbContext</w:t>
-      </w:r>
-      <w:r>
-        <w:rPr>
-          <w:rFonts w:ascii="Times New Roman" w:hAnsi="Times New Roman" w:cs="Times New Roman"/>
-          <w:color w:val="222222"/>
-          <w:sz w:val="22"/>
-        </w:rPr>
-        <w:t xml:space="preserve"> з колекціями </w:t>
-      </w:r>
-      <w:r>
-        <w:rPr>
-          <w:rFonts w:ascii="Consolas" w:hAnsi="Consolas"/>
-          <w:color w:val="C7254E"/>
-          <w:sz w:val="20"/>
-          <w:shd w:val="clear" w:color="auto" w:fill="F9F2F4"/>
-        </w:rPr>
-        <w:t xml:space="preserve">DbSet&lt;Author&gt;</w:t>
-      </w:r>
-      <w:r>
-        <w:rPr>
-          <w:rFonts w:ascii="Times New Roman" w:hAnsi="Times New Roman" w:cs="Times New Roman"/>
-          <w:color w:val="222222"/>
-          <w:sz w:val="22"/>
-        </w:rPr>
-        <w:t xml:space="preserve"> та </w:t>
-      </w:r>
-      <w:r>
-        <w:rPr>
-          <w:rFonts w:ascii="Consolas" w:hAnsi="Consolas"/>
-          <w:color w:val="C7254E"/>
-          <w:sz w:val="20"/>
-          <w:shd w:val="clear" w:color="auto" w:fill="F9F2F4"/>
-        </w:rPr>
-        <w:t xml:space="preserve">DbSet&lt;Book&gt;</w:t>
-      </w:r>
-      <w:r>
-        <w:rPr>
-          <w:rFonts w:ascii="Times New Roman" w:hAnsi="Times New Roman" w:cs="Times New Roman"/>
-          <w:color w:val="222222"/>
-          <w:sz w:val="22"/>
-        </w:rPr>
-        <w:t xml:space="preserve">.</w:t>
-      </w:r>
-    </w:p>
-    <w:p>
-      <w:pPr>
-        <w:spacing w:before="0" w:after="60" w:line="240" w:lineRule="auto"/>
-        <w:ind w:left="720" w:hanging="360"/>
-      </w:pPr>
-      <w:r>
-        <w:rPr>
-          <w:rFonts w:ascii="Calibri" w:hAnsi="Calibri"/>
-          <w:b/>
-          <w:color w:val="003366"/>
-          <w:sz w:val="22"/>
-        </w:rPr>
-        <w:t xml:space="preserve">• </w:t>
-      </w:r>
-      <w:r>
-        <w:rPr>
-          <w:rFonts w:ascii="Times New Roman" w:hAnsi="Times New Roman" w:cs="Times New Roman"/>
-          <w:b/>
-          <w:color w:val="222222"/>
-          <w:sz w:val="22"/>
-        </w:rPr>
-        <w:t xml:space="preserve">База даних:</w:t>
-      </w:r>
-      <w:r>
-        <w:rPr>
-          <w:rFonts w:ascii="Times New Roman" w:hAnsi="Times New Roman" w:cs="Times New Roman"/>
-          <w:color w:val="222222"/>
-          <w:sz w:val="22"/>
-        </w:rPr>
-        <w:t xml:space="preserve"> Файлова реляційна база SQLite (</w:t>
-      </w:r>
-      <w:r>
-        <w:rPr>
-          <w:rFonts w:ascii="Consolas" w:hAnsi="Consolas"/>
-          <w:color w:val="C7254E"/>
-          <w:sz w:val="20"/>
-          <w:shd w:val="clear" w:color="auto" w:fill="F9F2F4"/>
-        </w:rPr>
-        <w:t xml:space="preserve">Data Source=library_lab05.db</w:t>
-      </w:r>
-      <w:r>
-        <w:rPr>
-          <w:rFonts w:ascii="Times New Roman" w:hAnsi="Times New Roman" w:cs="Times New Roman"/>
-          <w:color w:val="222222"/>
-          <w:sz w:val="22"/>
-        </w:rPr>
-        <w:t xml:space="preserve">).</w:t>
-      </w:r>
-    </w:p>
-    <w:p>
-      <w:pPr>
-        <w:spacing w:before="0" w:after="60" w:line="240" w:lineRule="auto"/>
-        <w:ind w:left="720" w:hanging="360"/>
-      </w:pPr>
-      <w:r>
-        <w:rPr>
-          <w:rFonts w:ascii="Calibri" w:hAnsi="Calibri"/>
-          <w:b/>
-          <w:color w:val="003366"/>
-          <w:sz w:val="22"/>
-        </w:rPr>
-        <w:t xml:space="preserve">• </w:t>
-      </w:r>
-      <w:r>
-        <w:rPr>
-          <w:rFonts w:ascii="Times New Roman" w:hAnsi="Times New Roman" w:cs="Times New Roman"/>
-          <w:b/>
-          <w:color w:val="222222"/>
-          <w:sz w:val="22"/>
-        </w:rPr>
-        <w:t xml:space="preserve">CRUD-контролер:</w:t>
-      </w:r>
-      <w:r>
-        <w:rPr>
-          <w:rFonts w:ascii="Times New Roman" w:hAnsi="Times New Roman" w:cs="Times New Roman"/>
-          <w:color w:val="222222"/>
-          <w:sz w:val="22"/>
-        </w:rPr>
-        <w:t xml:space="preserve"> Асинхронний контролер </w:t>
-      </w:r>
-      <w:r>
-        <w:rPr>
-          <w:rFonts w:ascii="Consolas" w:hAnsi="Consolas"/>
-          <w:color w:val="C7254E"/>
-          <w:sz w:val="20"/>
-          <w:shd w:val="clear" w:color="auto" w:fill="F9F2F4"/>
-        </w:rPr>
-        <w:t xml:space="preserve">BooksController</w:t>
-      </w:r>
-      <w:r>
-        <w:rPr>
-          <w:rFonts w:ascii="Times New Roman" w:hAnsi="Times New Roman" w:cs="Times New Roman"/>
-          <w:color w:val="222222"/>
-          <w:sz w:val="22"/>
-        </w:rPr>
-        <w:t xml:space="preserve"> (</w:t>
-      </w:r>
-      <w:r>
-        <w:rPr>
-          <w:rFonts w:ascii="Consolas" w:hAnsi="Consolas"/>
-          <w:color w:val="C7254E"/>
-          <w:sz w:val="20"/>
-          <w:shd w:val="clear" w:color="auto" w:fill="F9F2F4"/>
-        </w:rPr>
-        <w:t xml:space="preserve">GET all</w:t>
-      </w:r>
-      <w:r>
-        <w:rPr>
-          <w:rFonts w:ascii="Times New Roman" w:hAnsi="Times New Roman" w:cs="Times New Roman"/>
-          <w:color w:val="222222"/>
-          <w:sz w:val="22"/>
-        </w:rPr>
-        <w:t xml:space="preserve">, </w:t>
-      </w:r>
-      <w:r>
-        <w:rPr>
-          <w:rFonts w:ascii="Consolas" w:hAnsi="Consolas"/>
-          <w:color w:val="C7254E"/>
-          <w:sz w:val="20"/>
-          <w:shd w:val="clear" w:color="auto" w:fill="F9F2F4"/>
-        </w:rPr>
-        <w:t xml:space="preserve">GET by id</w:t>
-      </w:r>
-      <w:r>
-        <w:rPr>
-          <w:rFonts w:ascii="Times New Roman" w:hAnsi="Times New Roman" w:cs="Times New Roman"/>
-          <w:color w:val="222222"/>
-          <w:sz w:val="22"/>
-        </w:rPr>
-        <w:t xml:space="preserve">, </w:t>
-      </w:r>
-      <w:r>
-        <w:rPr>
-          <w:rFonts w:ascii="Consolas" w:hAnsi="Consolas"/>
-          <w:color w:val="C7254E"/>
-          <w:sz w:val="20"/>
-          <w:shd w:val="clear" w:color="auto" w:fill="F9F2F4"/>
-        </w:rPr>
-        <w:t xml:space="preserve">POST</w:t>
-      </w:r>
-      <w:r>
-        <w:rPr>
-          <w:rFonts w:ascii="Times New Roman" w:hAnsi="Times New Roman" w:cs="Times New Roman"/>
-          <w:color w:val="222222"/>
-          <w:sz w:val="22"/>
-        </w:rPr>
-        <w:t xml:space="preserve">, </w:t>
-      </w:r>
-      <w:r>
-        <w:rPr>
-          <w:rFonts w:ascii="Consolas" w:hAnsi="Consolas"/>
-          <w:color w:val="C7254E"/>
-          <w:sz w:val="20"/>
-          <w:shd w:val="clear" w:color="auto" w:fill="F9F2F4"/>
-        </w:rPr>
-        <w:t xml:space="preserve">PUT</w:t>
-      </w:r>
-      <w:r>
-        <w:rPr>
-          <w:rFonts w:ascii="Times New Roman" w:hAnsi="Times New Roman" w:cs="Times New Roman"/>
-          <w:color w:val="222222"/>
-          <w:sz w:val="22"/>
-        </w:rPr>
-        <w:t xml:space="preserve">, </w:t>
-      </w:r>
-      <w:r>
-        <w:rPr>
-          <w:rFonts w:ascii="Consolas" w:hAnsi="Consolas"/>
-          <w:color w:val="C7254E"/>
-          <w:sz w:val="20"/>
-          <w:shd w:val="clear" w:color="auto" w:fill="F9F2F4"/>
-        </w:rPr>
-        <w:t xml:space="preserve">DELETE</w:t>
-      </w:r>
-      <w:r>
-        <w:rPr>
-          <w:rFonts w:ascii="Times New Roman" w:hAnsi="Times New Roman" w:cs="Times New Roman"/>
-          <w:color w:val="222222"/>
-          <w:sz w:val="22"/>
-        </w:rPr>
-        <w:t xml:space="preserve">).</w:t>
-      </w:r>
-    </w:p>
-    <w:p>
-      <w:pPr>
-        <w:spacing w:before="0" w:after="60" w:line="240" w:lineRule="auto"/>
-        <w:ind w:left="720" w:hanging="360"/>
-      </w:pPr>
-      <w:r>
-        <w:rPr>
-          <w:rFonts w:ascii="Calibri" w:hAnsi="Calibri"/>
-          <w:b/>
-          <w:color w:val="003366"/>
-          <w:sz w:val="22"/>
-        </w:rPr>
-        <w:t xml:space="preserve">• </w:t>
-      </w:r>
-      <w:r>
-        <w:rPr>
-          <w:rFonts w:ascii="Times New Roman" w:hAnsi="Times New Roman" w:cs="Times New Roman"/>
-          <w:b/>
-          <w:color w:val="222222"/>
-          <w:sz w:val="22"/>
-        </w:rPr>
-        <w:t xml:space="preserve">Seed-дані:</w:t>
-      </w:r>
-      <w:r>
-        <w:rPr>
-          <w:rFonts w:ascii="Times New Roman" w:hAnsi="Times New Roman" w:cs="Times New Roman"/>
-          <w:color w:val="222222"/>
-          <w:sz w:val="22"/>
-        </w:rPr>
-        <w:t xml:space="preserve"> Початкове наповнення авторами та книгами при створенні бази.</w:t>
-      </w:r>
-    </w:p>
-    <w:p>
-      <w:pPr>
-        <w:spacing w:before="0" w:after="60" w:line="240" w:lineRule="auto"/>
-        <w:ind w:left="720" w:hanging="360"/>
-      </w:pPr>
-      <w:r>
-        <w:rPr>
-          <w:rFonts w:ascii="Calibri" w:hAnsi="Calibri"/>
-          <w:b/>
-          <w:color w:val="003366"/>
-          <w:sz w:val="22"/>
-        </w:rPr>
-        <w:t xml:space="preserve">• </w:t>
-      </w:r>
-      <w:r>
-        <w:rPr>
-          <w:rFonts w:ascii="Times New Roman" w:hAnsi="Times New Roman" w:cs="Times New Roman"/>
-          <w:b/>
-          <w:color w:val="222222"/>
-          <w:sz w:val="22"/>
-        </w:rPr>
-        <w:t xml:space="preserve">Документація:</w:t>
-      </w:r>
-      <w:r>
-        <w:rPr>
-          <w:rFonts w:ascii="Times New Roman" w:hAnsi="Times New Roman" w:cs="Times New Roman"/>
-          <w:color w:val="222222"/>
-          <w:sz w:val="22"/>
-        </w:rPr>
-        <w:t xml:space="preserve"> Інтеграція OpenAPI та сучасного Scalar UI (</w:t>
-      </w:r>
-      <w:r>
-        <w:rPr>
-          <w:rFonts w:ascii="Consolas" w:hAnsi="Consolas"/>
-          <w:color w:val="C7254E"/>
-          <w:sz w:val="20"/>
-          <w:shd w:val="clear" w:color="auto" w:fill="F9F2F4"/>
-        </w:rPr>
-        <w:t xml:space="preserve">/scalar/v1</w:t>
-      </w:r>
-      <w:r>
-        <w:rPr>
-          <w:rFonts w:ascii="Times New Roman" w:hAnsi="Times New Roman" w:cs="Times New Roman"/>
-          <w:color w:val="222222"/>
-          <w:sz w:val="22"/>
-        </w:rPr>
-        <w:t xml:space="preserve">).</w:t>
-      </w:r>
-    </w:p>
-    <w:p>
-      <w:pPr>
-        <w:pBdr>
-          <w:bottom w:val="single" w:color="B0C4DE" w:sz="6"/>
-        </w:pBdr>
-        <w:spacing w:before="120" w:after="120"/>
-      </w:pPr>
-    </w:p>
-    <w:p>
-      <w:pPr>
-        <w:spacing w:before="240" w:after="100" w:line="260" w:lineRule="auto"/>
-      </w:pPr>
-      <w:r>
-        <w:rPr>
-          <w:rFonts w:ascii="Times New Roman" w:hAnsi="Times New Roman" w:cs="Times New Roman"/>
-          <w:b/>
-          <w:color w:val="1B365D"/>
-          <w:sz w:val="28"/>
+        <w:rPr>
+          <w:rFonts w:ascii="Times New Roman" w:hAnsi="Times New Roman" w:cs="Times New Roman"/>
+          <w:color w:val="000000"/>
+          <w:sz w:val="28"/>
+        </w:rPr>
+      </w:pPr>
+      <w:r>
+        <w:rPr>
+          <w:rFonts w:ascii="Times New Roman" w:hAnsi="Times New Roman" w:cs="Times New Roman"/>
+          <w:b/>
+          <w:sz w:val="28"/>
+          <w:color w:val="000000"/>
         </w:rPr>
         <w:t xml:space="preserve">3. Структура моделі даних</w:t>
       </w:r>
@@ -731,8 +937,6 @@
           <w:bottom w:val="single" w:color="CCCCCC" w:sz="4"/>
           <w:left w:val="single" w:color="003366" w:sz="12"/>
           <w:right w:val="single" w:color="CCCCCC" w:sz="4"/>
-          <w:insideH w:val="none"/>
-          <w:insideV w:val="none"/>
         </w:tblBorders>
         <w:tblCellMar>
           <w:top w:w="120"/>
@@ -752,9 +956,9 @@
             </w:pPr>
             <w:r>
               <w:rPr>
-                <w:rFonts w:ascii="Consolas" w:hAnsi="Consolas" w:eastAsia="Consolas" w:cs="Consolas"/>
-                <w:color w:val="1A1A1A"/>
-                <w:sz w:val="19"/>
+                <w:rFonts w:ascii="Times New Roman" w:hAnsi="Times New Roman" w:eastAsia="Consolas" w:cs="Times New Roman"/>
+                <w:sz w:val="28"/>
+                <w:color w:val="000000"/>
               </w:rPr>
               <w:t xml:space="preserve">[Author] 1 ──── &lt; [Book]</w:t>
             </w:r>
@@ -765,9 +969,9 @@
             </w:pPr>
             <w:r>
               <w:rPr>
-                <w:rFonts w:ascii="Consolas" w:hAnsi="Consolas" w:eastAsia="Consolas" w:cs="Consolas"/>
-                <w:color w:val="1A1A1A"/>
-                <w:sz w:val="19"/>
+                <w:rFonts w:ascii="Times New Roman" w:hAnsi="Times New Roman" w:eastAsia="Consolas" w:cs="Times New Roman"/>
+                <w:sz w:val="28"/>
+                <w:color w:val="000000"/>
               </w:rPr>
               <w:t xml:space="preserve">------------------------</w:t>
             </w:r>
@@ -778,9 +982,9 @@
             </w:pPr>
             <w:r>
               <w:rPr>
-                <w:rFonts w:ascii="Consolas" w:hAnsi="Consolas" w:eastAsia="Consolas" w:cs="Consolas"/>
-                <w:color w:val="1A1A1A"/>
-                <w:sz w:val="19"/>
+                <w:rFonts w:ascii="Times New Roman" w:hAnsi="Times New Roman" w:eastAsia="Consolas" w:cs="Times New Roman"/>
+                <w:sz w:val="28"/>
+                <w:color w:val="000000"/>
               </w:rPr>
               <w:t xml:space="preserve">Author (Id, FirstName, LastName, Country)</w:t>
             </w:r>
@@ -791,9 +995,9 @@
             </w:pPr>
             <w:r>
               <w:rPr>
-                <w:rFonts w:ascii="Consolas" w:hAnsi="Consolas" w:eastAsia="Consolas" w:cs="Consolas"/>
-                <w:color w:val="1A1A1A"/>
-                <w:sz w:val="19"/>
+                <w:rFonts w:ascii="Times New Roman" w:hAnsi="Times New Roman" w:eastAsia="Consolas" w:cs="Times New Roman"/>
+                <w:sz w:val="28"/>
+                <w:color w:val="000000"/>
               </w:rPr>
               <w:t xml:space="preserve">Book   (Id, Title, ISBN, PublicationYear, Genre, AuthorId [FK])</w:t>
             </w:r>
@@ -803,15 +1007,89 @@
     </w:tbl>
     <w:p>
       <w:pPr>
+        <w:ind w:left="720" w:hanging="360"/>
         <w:spacing w:before="0" w:after="60" w:line="240" w:lineRule="auto"/>
+        <w:rPr>
+          <w:rFonts w:ascii="Times New Roman" w:hAnsi="Times New Roman" w:cs="Times New Roman"/>
+          <w:color w:val="000000"/>
+          <w:sz w:val="28"/>
+        </w:rPr>
+      </w:pPr>
+      <w:r>
+        <w:rPr>
+          <w:rFonts w:ascii="Times New Roman" w:hAnsi="Times New Roman"/>
+          <w:color w:val="000000"/>
+          <w:sz w:val="28"/>
+          <w:b/>
+        </w:rPr>
+        <w:t xml:space="preserve">• </w:t>
+      </w:r>
+      <w:r>
+        <w:rPr>
+          <w:rFonts w:ascii="Times New Roman" w:hAnsi="Times New Roman" w:cs="Times New Roman"/>
+          <w:b/>
+          <w:sz w:val="28"/>
+          <w:color w:val="000000"/>
+        </w:rPr>
+        <w:t xml:space="preserve">Зовнішній ключ:</w:t>
+      </w:r>
+      <w:r>
+        <w:rPr>
+          <w:rFonts w:ascii="Times New Roman" w:hAnsi="Times New Roman" w:cs="Times New Roman"/>
+          <w:sz w:val="28"/>
+          <w:color w:val="000000"/>
+        </w:rPr>
+        <w:t xml:space="preserve"> </w:t>
+      </w:r>
+      <w:r>
+        <w:rPr>
+          <w:rFonts w:ascii="Times New Roman" w:hAnsi="Times New Roman"/>
+          <w:sz w:val="28"/>
+          <w:color w:val="000000"/>
+        </w:rPr>
+        <w:t xml:space="preserve">Book.AuthorId</w:t>
+      </w:r>
+      <w:r>
+        <w:rPr>
+          <w:rFonts w:ascii="Times New Roman" w:hAnsi="Times New Roman" w:cs="Times New Roman"/>
+          <w:sz w:val="28"/>
+          <w:color w:val="000000"/>
+        </w:rPr>
+        <w:t xml:space="preserve"> посилається на </w:t>
+      </w:r>
+      <w:r>
+        <w:rPr>
+          <w:rFonts w:ascii="Times New Roman" w:hAnsi="Times New Roman"/>
+          <w:sz w:val="28"/>
+          <w:color w:val="000000"/>
+        </w:rPr>
+        <w:t xml:space="preserve">Author.Id</w:t>
+      </w:r>
+      <w:r>
+        <w:rPr>
+          <w:rFonts w:ascii="Times New Roman" w:hAnsi="Times New Roman" w:cs="Times New Roman"/>
+          <w:sz w:val="28"/>
+          <w:color w:val="000000"/>
+        </w:rPr>
+        <w:t xml:space="preserve">.</w:t>
+      </w:r>
+    </w:p>
+    <w:p>
+      <w:pPr>
         <w:ind w:left="720" w:hanging="360"/>
-      </w:pPr>
-      <w:r>
-        <w:rPr>
-          <w:rFonts w:ascii="Calibri" w:hAnsi="Calibri"/>
-          <w:b/>
-          <w:color w:val="003366"/>
-          <w:sz w:val="22"/>
+        <w:spacing w:before="0" w:after="60" w:line="240" w:lineRule="auto"/>
+        <w:rPr>
+          <w:rFonts w:ascii="Times New Roman" w:hAnsi="Times New Roman" w:cs="Times New Roman"/>
+          <w:color w:val="000000"/>
+          <w:sz w:val="28"/>
+        </w:rPr>
+      </w:pPr>
+      <w:r>
+        <w:rPr>
+          <w:rFonts w:ascii="Times New Roman" w:hAnsi="Times New Roman"/>
+          <w:color w:val="000000"/>
+          <w:sz w:val="28"/>
+          <w:b/>
         </w:rPr>
         <w:t xml:space="preserve">• </w:t>
       </w:r>
@@ -819,99 +1097,32 @@
         <w:rPr>
           <w:rFonts w:ascii="Times New Roman" w:hAnsi="Times New Roman" w:cs="Times New Roman"/>
           <w:b/>
-          <w:color w:val="222222"/>
-          <w:sz w:val="22"/>
-        </w:rPr>
-        <w:t xml:space="preserve">Зовнішній ключ:</w:t>
-      </w:r>
-      <w:r>
-        <w:rPr>
-          <w:rFonts w:ascii="Times New Roman" w:hAnsi="Times New Roman" w:cs="Times New Roman"/>
-          <w:color w:val="222222"/>
-          <w:sz w:val="22"/>
-        </w:rPr>
-        <w:t xml:space="preserve"> </w:t>
-      </w:r>
-      <w:r>
-        <w:rPr>
-          <w:rFonts w:ascii="Consolas" w:hAnsi="Consolas"/>
-          <w:color w:val="C7254E"/>
-          <w:sz w:val="20"/>
-          <w:shd w:val="clear" w:color="auto" w:fill="F9F2F4"/>
-        </w:rPr>
-        <w:t xml:space="preserve">Book.AuthorId</w:t>
-      </w:r>
-      <w:r>
-        <w:rPr>
-          <w:rFonts w:ascii="Times New Roman" w:hAnsi="Times New Roman" w:cs="Times New Roman"/>
-          <w:color w:val="222222"/>
-          <w:sz w:val="22"/>
-        </w:rPr>
-        <w:t xml:space="preserve"> посилається на </w:t>
-      </w:r>
-      <w:r>
-        <w:rPr>
-          <w:rFonts w:ascii="Consolas" w:hAnsi="Consolas"/>
-          <w:color w:val="C7254E"/>
-          <w:sz w:val="20"/>
-          <w:shd w:val="clear" w:color="auto" w:fill="F9F2F4"/>
-        </w:rPr>
-        <w:t xml:space="preserve">Author.Id</w:t>
-      </w:r>
-      <w:r>
-        <w:rPr>
-          <w:rFonts w:ascii="Times New Roman" w:hAnsi="Times New Roman" w:cs="Times New Roman"/>
-          <w:color w:val="222222"/>
-          <w:sz w:val="22"/>
-        </w:rPr>
-        <w:t xml:space="preserve">.</w:t>
-      </w:r>
-    </w:p>
-    <w:p>
-      <w:pPr>
-        <w:spacing w:before="0" w:after="60" w:line="240" w:lineRule="auto"/>
-        <w:ind w:left="720" w:hanging="360"/>
-      </w:pPr>
-      <w:r>
-        <w:rPr>
-          <w:rFonts w:ascii="Calibri" w:hAnsi="Calibri"/>
-          <w:b/>
-          <w:color w:val="003366"/>
-          <w:sz w:val="22"/>
-        </w:rPr>
-        <w:t xml:space="preserve">• </w:t>
-      </w:r>
-      <w:r>
-        <w:rPr>
-          <w:rFonts w:ascii="Times New Roman" w:hAnsi="Times New Roman" w:cs="Times New Roman"/>
-          <w:b/>
-          <w:color w:val="222222"/>
-          <w:sz w:val="22"/>
+          <w:sz w:val="28"/>
+          <w:color w:val="000000"/>
         </w:rPr>
         <w:t xml:space="preserve">Каскадне видалення:</w:t>
       </w:r>
       <w:r>
         <w:rPr>
           <w:rFonts w:ascii="Times New Roman" w:hAnsi="Times New Roman" w:cs="Times New Roman"/>
-          <w:color w:val="222222"/>
-          <w:sz w:val="22"/>
+          <w:sz w:val="28"/>
+          <w:color w:val="000000"/>
         </w:rPr>
         <w:t xml:space="preserve"> При видаленні автора видаляються пов'язані книги (</w:t>
       </w:r>
       <w:r>
         <w:rPr>
-          <w:rFonts w:ascii="Consolas" w:hAnsi="Consolas"/>
-          <w:color w:val="C7254E"/>
-          <w:sz w:val="20"/>
-          <w:shd w:val="clear" w:color="auto" w:fill="F9F2F4"/>
+          <w:rFonts w:ascii="Times New Roman" w:hAnsi="Times New Roman"/>
+          <w:sz w:val="28"/>
+          <w:color w:val="000000"/>
         </w:rPr>
         <w:t xml:space="preserve">OnDelete(DeleteBehavior.Cascade)</w:t>
       </w:r>
       <w:r>
         <w:rPr>
           <w:rFonts w:ascii="Times New Roman" w:hAnsi="Times New Roman" w:cs="Times New Roman"/>
-          <w:color w:val="222222"/>
-          <w:sz w:val="22"/>
+          <w:sz w:val="28"/>
+          <w:color w:val="000000"/>
         </w:rPr>
         <w:t xml:space="preserve">).</w:t>
       </w:r>
@@ -919,7 +1130,7 @@
     <w:p>
       <w:pPr>
         <w:pBdr>
-          <w:bottom w:val="single" w:color="B0C4DE" w:sz="6"/>
+          <w:bottom w:val="single" w:color="888888" w:sz="6"/>
         </w:pBdr>
         <w:spacing w:before="120" w:after="120"/>
       </w:pPr>
@@ -927,13 +1138,18 @@
     <w:p>
       <w:pPr>
         <w:spacing w:before="240" w:after="100" w:line="260" w:lineRule="auto"/>
-      </w:pPr>
-      <w:r>
-        <w:rPr>
-          <w:rFonts w:ascii="Times New Roman" w:hAnsi="Times New Roman" w:cs="Times New Roman"/>
-          <w:b/>
-          <w:color w:val="1B365D"/>
-          <w:sz w:val="28"/>
+        <w:rPr>
+          <w:rFonts w:ascii="Times New Roman" w:hAnsi="Times New Roman" w:cs="Times New Roman"/>
+          <w:color w:val="000000"/>
+          <w:sz w:val="28"/>
+        </w:rPr>
+      </w:pPr>
+      <w:r>
+        <w:rPr>
+          <w:rFonts w:ascii="Times New Roman" w:hAnsi="Times New Roman" w:cs="Times New Roman"/>
+          <w:b/>
+          <w:sz w:val="28"/>
+          <w:color w:val="000000"/>
         </w:rPr>
         <w:t xml:space="preserve">4. Перелік реалізованих HTTP ендпоінтів</w:t>
       </w:r>
@@ -962,7 +1178,7 @@
         </w:trPr>
         <w:tc>
           <w:tcPr>
-            <w:shd w:val="clear" w:color="auto" w:fill="D9E1F2"/>
+            <w:shd w:val="clear" w:color="auto" w:fill="EAEAEA"/>
           </w:tcPr>
           <w:p>
             <w:pPr>
@@ -972,8 +1188,8 @@
               <w:rPr>
                 <w:rFonts w:ascii="Times New Roman" w:hAnsi="Times New Roman" w:cs="Times New Roman"/>
                 <w:b/>
-                <w:color w:val="222222"/>
-                <w:sz w:val="20"/>
+                <w:sz w:val="28"/>
+                <w:color w:val="000000"/>
               </w:rPr>
               <w:t xml:space="preserve">Метод</w:t>
             </w:r>
@@ -981,7 +1197,7 @@
         </w:tc>
         <w:tc>
           <w:tcPr>
-            <w:shd w:val="clear" w:color="auto" w:fill="D9E1F2"/>
+            <w:shd w:val="clear" w:color="auto" w:fill="EAEAEA"/>
           </w:tcPr>
           <w:p>
             <w:pPr>
@@ -991,8 +1207,8 @@
               <w:rPr>
                 <w:rFonts w:ascii="Times New Roman" w:hAnsi="Times New Roman" w:cs="Times New Roman"/>
                 <w:b/>
-                <w:color w:val="222222"/>
-                <w:sz w:val="20"/>
+                <w:sz w:val="28"/>
+                <w:color w:val="000000"/>
               </w:rPr>
               <w:t xml:space="preserve">Маршрут</w:t>
             </w:r>
@@ -1000,7 +1216,7 @@
         </w:tc>
         <w:tc>
           <w:tcPr>
-            <w:shd w:val="clear" w:color="auto" w:fill="D9E1F2"/>
+            <w:shd w:val="clear" w:color="auto" w:fill="EAEAEA"/>
           </w:tcPr>
           <w:p>
             <w:pPr>
@@ -1010,8 +1226,8 @@
               <w:rPr>
                 <w:rFonts w:ascii="Times New Roman" w:hAnsi="Times New Roman" w:cs="Times New Roman"/>
                 <w:b/>
-                <w:color w:val="222222"/>
-                <w:sz w:val="20"/>
+                <w:sz w:val="28"/>
+                <w:color w:val="000000"/>
               </w:rPr>
               <w:t xml:space="preserve">Опис</w:t>
             </w:r>
@@ -1019,7 +1235,7 @@
         </w:tc>
         <w:tc>
           <w:tcPr>
-            <w:shd w:val="clear" w:color="auto" w:fill="D9E1F2"/>
+            <w:shd w:val="clear" w:color="auto" w:fill="EAEAEA"/>
           </w:tcPr>
           <w:p>
             <w:pPr>
@@ -1029,8 +1245,8 @@
               <w:rPr>
                 <w:rFonts w:ascii="Times New Roman" w:hAnsi="Times New Roman" w:cs="Times New Roman"/>
                 <w:b/>
-                <w:color w:val="222222"/>
-                <w:sz w:val="20"/>
+                <w:sz w:val="28"/>
+                <w:color w:val="000000"/>
               </w:rPr>
               <w:t xml:space="preserve">Очікувана відповідь</w:t>
             </w:r>
@@ -1049,25 +1265,24 @@
             <w:r>
               <w:rPr>
                 <w:rFonts w:ascii="Times New Roman" w:hAnsi="Times New Roman" w:cs="Times New Roman"/>
-                <w:color w:val="222222"/>
-                <w:sz w:val="20"/>
+                <w:sz w:val="28"/>
+                <w:color w:val="000000"/>
               </w:rPr>
               <w:t xml:space="preserve"/>
             </w:r>
             <w:r>
               <w:rPr>
-                <w:rFonts w:ascii="Consolas" w:hAnsi="Consolas"/>
-                <w:color w:val="C7254E"/>
-                <w:sz w:val="18"/>
-                <w:shd w:val="clear" w:color="auto" w:fill="F9F2F4"/>
+                <w:rFonts w:ascii="Times New Roman" w:hAnsi="Times New Roman"/>
+                <w:sz w:val="28"/>
+                <w:color w:val="000000"/>
               </w:rPr>
               <w:t xml:space="preserve">GET</w:t>
             </w:r>
             <w:r>
               <w:rPr>
                 <w:rFonts w:ascii="Times New Roman" w:hAnsi="Times New Roman" w:cs="Times New Roman"/>
-                <w:color w:val="222222"/>
-                <w:sz w:val="20"/>
+                <w:sz w:val="28"/>
+                <w:color w:val="000000"/>
               </w:rPr>
               <w:t xml:space="preserve"/>
             </w:r>
@@ -1084,25 +1299,24 @@
             <w:r>
               <w:rPr>
                 <w:rFonts w:ascii="Times New Roman" w:hAnsi="Times New Roman" w:cs="Times New Roman"/>
-                <w:color w:val="222222"/>
-                <w:sz w:val="20"/>
+                <w:sz w:val="28"/>
+                <w:color w:val="000000"/>
               </w:rPr>
               <w:t xml:space="preserve"/>
             </w:r>
             <w:r>
               <w:rPr>
-                <w:rFonts w:ascii="Consolas" w:hAnsi="Consolas"/>
-                <w:color w:val="C7254E"/>
-                <w:sz w:val="18"/>
-                <w:shd w:val="clear" w:color="auto" w:fill="F9F2F4"/>
+                <w:rFonts w:ascii="Times New Roman" w:hAnsi="Times New Roman"/>
+                <w:sz w:val="28"/>
+                <w:color w:val="000000"/>
               </w:rPr>
               <w:t xml:space="preserve">/api/books</w:t>
             </w:r>
             <w:r>
               <w:rPr>
                 <w:rFonts w:ascii="Times New Roman" w:hAnsi="Times New Roman" w:cs="Times New Roman"/>
-                <w:color w:val="222222"/>
-                <w:sz w:val="20"/>
+                <w:sz w:val="28"/>
+                <w:color w:val="000000"/>
               </w:rPr>
               <w:t xml:space="preserve"/>
             </w:r>
@@ -1119,8 +1333,8 @@
             <w:r>
               <w:rPr>
                 <w:rFonts w:ascii="Times New Roman" w:hAnsi="Times New Roman" w:cs="Times New Roman"/>
-                <w:color w:val="222222"/>
-                <w:sz w:val="20"/>
+                <w:sz w:val="28"/>
+                <w:color w:val="000000"/>
               </w:rPr>
               <w:t xml:space="preserve">Отримати повний список книг разом з автором</w:t>
             </w:r>
@@ -1137,25 +1351,24 @@
             <w:r>
               <w:rPr>
                 <w:rFonts w:ascii="Times New Roman" w:hAnsi="Times New Roman" w:cs="Times New Roman"/>
-                <w:color w:val="222222"/>
-                <w:sz w:val="20"/>
+                <w:sz w:val="28"/>
+                <w:color w:val="000000"/>
               </w:rPr>
               <w:t xml:space="preserve"/>
             </w:r>
             <w:r>
               <w:rPr>
-                <w:rFonts w:ascii="Consolas" w:hAnsi="Consolas"/>
-                <w:color w:val="C7254E"/>
-                <w:sz w:val="18"/>
-                <w:shd w:val="clear" w:color="auto" w:fill="F9F2F4"/>
+                <w:rFonts w:ascii="Times New Roman" w:hAnsi="Times New Roman"/>
+                <w:sz w:val="28"/>
+                <w:color w:val="000000"/>
               </w:rPr>
               <w:t xml:space="preserve">200 OK</w:t>
             </w:r>
             <w:r>
               <w:rPr>
                 <w:rFonts w:ascii="Times New Roman" w:hAnsi="Times New Roman" w:cs="Times New Roman"/>
-                <w:color w:val="222222"/>
-                <w:sz w:val="20"/>
+                <w:sz w:val="28"/>
+                <w:color w:val="000000"/>
               </w:rPr>
               <w:t xml:space="preserve"> (JSON масив)</w:t>
             </w:r>
@@ -1174,25 +1387,24 @@
             <w:r>
               <w:rPr>
                 <w:rFonts w:ascii="Times New Roman" w:hAnsi="Times New Roman" w:cs="Times New Roman"/>
-                <w:color w:val="222222"/>
-                <w:sz w:val="20"/>
+                <w:sz w:val="28"/>
+                <w:color w:val="000000"/>
               </w:rPr>
               <w:t xml:space="preserve"/>
             </w:r>
             <w:r>
               <w:rPr>
-                <w:rFonts w:ascii="Consolas" w:hAnsi="Consolas"/>
-                <w:color w:val="C7254E"/>
-                <w:sz w:val="18"/>
-                <w:shd w:val="clear" w:color="auto" w:fill="F9F2F4"/>
+                <w:rFonts w:ascii="Times New Roman" w:hAnsi="Times New Roman"/>
+                <w:sz w:val="28"/>
+                <w:color w:val="000000"/>
               </w:rPr>
               <w:t xml:space="preserve">GET</w:t>
             </w:r>
             <w:r>
               <w:rPr>
                 <w:rFonts w:ascii="Times New Roman" w:hAnsi="Times New Roman" w:cs="Times New Roman"/>
-                <w:color w:val="222222"/>
-                <w:sz w:val="20"/>
+                <w:sz w:val="28"/>
+                <w:color w:val="000000"/>
               </w:rPr>
               <w:t xml:space="preserve"/>
             </w:r>
@@ -1209,25 +1421,24 @@
             <w:r>
               <w:rPr>
                 <w:rFonts w:ascii="Times New Roman" w:hAnsi="Times New Roman" w:cs="Times New Roman"/>
-                <w:color w:val="222222"/>
-                <w:sz w:val="20"/>
+                <w:sz w:val="28"/>
+                <w:color w:val="000000"/>
               </w:rPr>
               <w:t xml:space="preserve"/>
             </w:r>
             <w:r>
               <w:rPr>
-                <w:rFonts w:ascii="Consolas" w:hAnsi="Consolas"/>
-                <w:color w:val="C7254E"/>
-                <w:sz w:val="18"/>
-                <w:shd w:val="clear" w:color="auto" w:fill="F9F2F4"/>
+                <w:rFonts w:ascii="Times New Roman" w:hAnsi="Times New Roman"/>
+                <w:sz w:val="28"/>
+                <w:color w:val="000000"/>
               </w:rPr>
               <w:t xml:space="preserve">/api/books/{id}</w:t>
             </w:r>
             <w:r>
               <w:rPr>
                 <w:rFonts w:ascii="Times New Roman" w:hAnsi="Times New Roman" w:cs="Times New Roman"/>
-                <w:color w:val="222222"/>
-                <w:sz w:val="20"/>
+                <w:sz w:val="28"/>
+                <w:color w:val="000000"/>
               </w:rPr>
               <w:t xml:space="preserve"/>
             </w:r>
@@ -1244,8 +1455,8 @@
             <w:r>
               <w:rPr>
                 <w:rFonts w:ascii="Times New Roman" w:hAnsi="Times New Roman" w:cs="Times New Roman"/>
-                <w:color w:val="222222"/>
-                <w:sz w:val="20"/>
+                <w:sz w:val="28"/>
+                <w:color w:val="000000"/>
               </w:rPr>
               <w:t xml:space="preserve">Отримати конкретну книгу за Id</w:t>
             </w:r>
@@ -1262,42 +1473,40 @@
             <w:r>
               <w:rPr>
                 <w:rFonts w:ascii="Times New Roman" w:hAnsi="Times New Roman" w:cs="Times New Roman"/>
-                <w:color w:val="222222"/>
-                <w:sz w:val="20"/>
+                <w:sz w:val="28"/>
+                <w:color w:val="000000"/>
               </w:rPr>
               <w:t xml:space="preserve"/>
             </w:r>
             <w:r>
               <w:rPr>
-                <w:rFonts w:ascii="Consolas" w:hAnsi="Consolas"/>
-                <w:color w:val="C7254E"/>
-                <w:sz w:val="18"/>
-                <w:shd w:val="clear" w:color="auto" w:fill="F9F2F4"/>
+                <w:rFonts w:ascii="Times New Roman" w:hAnsi="Times New Roman"/>
+                <w:sz w:val="28"/>
+                <w:color w:val="000000"/>
               </w:rPr>
               <w:t xml:space="preserve">200 OK</w:t>
             </w:r>
             <w:r>
               <w:rPr>
                 <w:rFonts w:ascii="Times New Roman" w:hAnsi="Times New Roman" w:cs="Times New Roman"/>
-                <w:color w:val="222222"/>
-                <w:sz w:val="20"/>
+                <w:sz w:val="28"/>
+                <w:color w:val="000000"/>
               </w:rPr>
               <w:t xml:space="preserve"> / </w:t>
             </w:r>
             <w:r>
               <w:rPr>
-                <w:rFonts w:ascii="Consolas" w:hAnsi="Consolas"/>
-                <w:color w:val="C7254E"/>
-                <w:sz w:val="18"/>
-                <w:shd w:val="clear" w:color="auto" w:fill="F9F2F4"/>
+                <w:rFonts w:ascii="Times New Roman" w:hAnsi="Times New Roman"/>
+                <w:sz w:val="28"/>
+                <w:color w:val="000000"/>
               </w:rPr>
               <w:t xml:space="preserve">404 Not Found</w:t>
             </w:r>
             <w:r>
               <w:rPr>
                 <w:rFonts w:ascii="Times New Roman" w:hAnsi="Times New Roman" w:cs="Times New Roman"/>
-                <w:color w:val="222222"/>
-                <w:sz w:val="20"/>
+                <w:sz w:val="28"/>
+                <w:color w:val="000000"/>
               </w:rPr>
               <w:t xml:space="preserve"/>
             </w:r>
@@ -1316,25 +1525,24 @@
             <w:r>
               <w:rPr>
                 <w:rFonts w:ascii="Times New Roman" w:hAnsi="Times New Roman" w:cs="Times New Roman"/>
-                <w:color w:val="222222"/>
-                <w:sz w:val="20"/>
+                <w:sz w:val="28"/>
+                <w:color w:val="000000"/>
               </w:rPr>
               <w:t xml:space="preserve"/>
             </w:r>
             <w:r>
               <w:rPr>
-                <w:rFonts w:ascii="Consolas" w:hAnsi="Consolas"/>
-                <w:color w:val="C7254E"/>
-                <w:sz w:val="18"/>
-                <w:shd w:val="clear" w:color="auto" w:fill="F9F2F4"/>
+                <w:rFonts w:ascii="Times New Roman" w:hAnsi="Times New Roman"/>
+                <w:sz w:val="28"/>
+                <w:color w:val="000000"/>
               </w:rPr>
               <w:t xml:space="preserve">POST</w:t>
             </w:r>
             <w:r>
               <w:rPr>
                 <w:rFonts w:ascii="Times New Roman" w:hAnsi="Times New Roman" w:cs="Times New Roman"/>
-                <w:color w:val="222222"/>
-                <w:sz w:val="20"/>
+                <w:sz w:val="28"/>
+                <w:color w:val="000000"/>
               </w:rPr>
               <w:t xml:space="preserve"/>
             </w:r>
@@ -1351,25 +1559,24 @@
             <w:r>
               <w:rPr>
                 <w:rFonts w:ascii="Times New Roman" w:hAnsi="Times New Roman" w:cs="Times New Roman"/>
-                <w:color w:val="222222"/>
-                <w:sz w:val="20"/>
+                <w:sz w:val="28"/>
+                <w:color w:val="000000"/>
               </w:rPr>
               <w:t xml:space="preserve"/>
             </w:r>
             <w:r>
               <w:rPr>
-                <w:rFonts w:ascii="Consolas" w:hAnsi="Consolas"/>
-                <w:color w:val="C7254E"/>
-                <w:sz w:val="18"/>
-                <w:shd w:val="clear" w:color="auto" w:fill="F9F2F4"/>
+                <w:rFonts w:ascii="Times New Roman" w:hAnsi="Times New Roman"/>
+                <w:sz w:val="28"/>
+                <w:color w:val="000000"/>
               </w:rPr>
               <w:t xml:space="preserve">/api/books</w:t>
             </w:r>
             <w:r>
               <w:rPr>
                 <w:rFonts w:ascii="Times New Roman" w:hAnsi="Times New Roman" w:cs="Times New Roman"/>
-                <w:color w:val="222222"/>
-                <w:sz w:val="20"/>
+                <w:sz w:val="28"/>
+                <w:color w:val="000000"/>
               </w:rPr>
               <w:t xml:space="preserve"/>
             </w:r>
@@ -1386,8 +1593,8 @@
             <w:r>
               <w:rPr>
                 <w:rFonts w:ascii="Times New Roman" w:hAnsi="Times New Roman" w:cs="Times New Roman"/>
-                <w:color w:val="222222"/>
-                <w:sz w:val="20"/>
+                <w:sz w:val="28"/>
+                <w:color w:val="000000"/>
               </w:rPr>
               <w:t xml:space="preserve">Додати нову книгу до бібліотеки</w:t>
             </w:r>
@@ -1404,25 +1611,24 @@
             <w:r>
               <w:rPr>
                 <w:rFonts w:ascii="Times New Roman" w:hAnsi="Times New Roman" w:cs="Times New Roman"/>
-                <w:color w:val="222222"/>
-                <w:sz w:val="20"/>
+                <w:sz w:val="28"/>
+                <w:color w:val="000000"/>
               </w:rPr>
               <w:t xml:space="preserve"/>
             </w:r>
             <w:r>
               <w:rPr>
-                <w:rFonts w:ascii="Consolas" w:hAnsi="Consolas"/>
-                <w:color w:val="C7254E"/>
-                <w:sz w:val="18"/>
-                <w:shd w:val="clear" w:color="auto" w:fill="F9F2F4"/>
+                <w:rFonts w:ascii="Times New Roman" w:hAnsi="Times New Roman"/>
+                <w:sz w:val="28"/>
+                <w:color w:val="000000"/>
               </w:rPr>
               <w:t xml:space="preserve">201 Created</w:t>
             </w:r>
             <w:r>
               <w:rPr>
                 <w:rFonts w:ascii="Times New Roman" w:hAnsi="Times New Roman" w:cs="Times New Roman"/>
-                <w:color w:val="222222"/>
-                <w:sz w:val="20"/>
+                <w:sz w:val="28"/>
+                <w:color w:val="000000"/>
               </w:rPr>
               <w:t xml:space="preserve"> з Location header</w:t>
             </w:r>
@@ -1441,25 +1647,24 @@
             <w:r>
               <w:rPr>
                 <w:rFonts w:ascii="Times New Roman" w:hAnsi="Times New Roman" w:cs="Times New Roman"/>
-                <w:color w:val="222222"/>
-                <w:sz w:val="20"/>
+                <w:sz w:val="28"/>
+                <w:color w:val="000000"/>
               </w:rPr>
               <w:t xml:space="preserve"/>
             </w:r>
             <w:r>
               <w:rPr>
-                <w:rFonts w:ascii="Consolas" w:hAnsi="Consolas"/>
-                <w:color w:val="C7254E"/>
-                <w:sz w:val="18"/>
-                <w:shd w:val="clear" w:color="auto" w:fill="F9F2F4"/>
+                <w:rFonts w:ascii="Times New Roman" w:hAnsi="Times New Roman"/>
+                <w:sz w:val="28"/>
+                <w:color w:val="000000"/>
               </w:rPr>
               <w:t xml:space="preserve">PUT</w:t>
             </w:r>
             <w:r>
               <w:rPr>
                 <w:rFonts w:ascii="Times New Roman" w:hAnsi="Times New Roman" w:cs="Times New Roman"/>
-                <w:color w:val="222222"/>
-                <w:sz w:val="20"/>
+                <w:sz w:val="28"/>
+                <w:color w:val="000000"/>
               </w:rPr>
               <w:t xml:space="preserve"/>
             </w:r>
@@ -1476,25 +1681,24 @@
             <w:r>
               <w:rPr>
                 <w:rFonts w:ascii="Times New Roman" w:hAnsi="Times New Roman" w:cs="Times New Roman"/>
-                <w:color w:val="222222"/>
-                <w:sz w:val="20"/>
+                <w:sz w:val="28"/>
+                <w:color w:val="000000"/>
               </w:rPr>
               <w:t xml:space="preserve"/>
             </w:r>
             <w:r>
               <w:rPr>
-                <w:rFonts w:ascii="Consolas" w:hAnsi="Consolas"/>
-                <w:color w:val="C7254E"/>
-                <w:sz w:val="18"/>
-                <w:shd w:val="clear" w:color="auto" w:fill="F9F2F4"/>
+                <w:rFonts w:ascii="Times New Roman" w:hAnsi="Times New Roman"/>
+                <w:sz w:val="28"/>
+                <w:color w:val="000000"/>
               </w:rPr>
               <w:t xml:space="preserve">/api/books/{id}</w:t>
             </w:r>
             <w:r>
               <w:rPr>
                 <w:rFonts w:ascii="Times New Roman" w:hAnsi="Times New Roman" w:cs="Times New Roman"/>
-                <w:color w:val="222222"/>
-                <w:sz w:val="20"/>
+                <w:sz w:val="28"/>
+                <w:color w:val="000000"/>
               </w:rPr>
               <w:t xml:space="preserve"/>
             </w:r>
@@ -1511,8 +1715,8 @@
             <w:r>
               <w:rPr>
                 <w:rFonts w:ascii="Times New Roman" w:hAnsi="Times New Roman" w:cs="Times New Roman"/>
-                <w:color w:val="222222"/>
-                <w:sz w:val="20"/>
+                <w:sz w:val="28"/>
+                <w:color w:val="000000"/>
               </w:rPr>
               <w:t xml:space="preserve">Оновити існуючу книгу за Id</w:t>
             </w:r>
@@ -1529,59 +1733,56 @@
             <w:r>
               <w:rPr>
                 <w:rFonts w:ascii="Times New Roman" w:hAnsi="Times New Roman" w:cs="Times New Roman"/>
-                <w:color w:val="222222"/>
-                <w:sz w:val="20"/>
+                <w:sz w:val="28"/>
+                <w:color w:val="000000"/>
               </w:rPr>
               <w:t xml:space="preserve"/>
             </w:r>
             <w:r>
               <w:rPr>
-                <w:rFonts w:ascii="Consolas" w:hAnsi="Consolas"/>
-                <w:color w:val="C7254E"/>
-                <w:sz w:val="18"/>
-                <w:shd w:val="clear" w:color="auto" w:fill="F9F2F4"/>
+                <w:rFonts w:ascii="Times New Roman" w:hAnsi="Times New Roman"/>
+                <w:sz w:val="28"/>
+                <w:color w:val="000000"/>
               </w:rPr>
               <w:t xml:space="preserve">204 No Content</w:t>
             </w:r>
             <w:r>
               <w:rPr>
                 <w:rFonts w:ascii="Times New Roman" w:hAnsi="Times New Roman" w:cs="Times New Roman"/>
-                <w:color w:val="222222"/>
-                <w:sz w:val="20"/>
+                <w:sz w:val="28"/>
+                <w:color w:val="000000"/>
               </w:rPr>
               <w:t xml:space="preserve"> / </w:t>
             </w:r>
             <w:r>
               <w:rPr>
-                <w:rFonts w:ascii="Consolas" w:hAnsi="Consolas"/>
-                <w:color w:val="C7254E"/>
-                <w:sz w:val="18"/>
-                <w:shd w:val="clear" w:color="auto" w:fill="F9F2F4"/>
+                <w:rFonts w:ascii="Times New Roman" w:hAnsi="Times New Roman"/>
+                <w:sz w:val="28"/>
+                <w:color w:val="000000"/>
               </w:rPr>
               <w:t xml:space="preserve">400</w:t>
             </w:r>
             <w:r>
               <w:rPr>
                 <w:rFonts w:ascii="Times New Roman" w:hAnsi="Times New Roman" w:cs="Times New Roman"/>
-                <w:color w:val="222222"/>
-                <w:sz w:val="20"/>
+                <w:sz w:val="28"/>
+                <w:color w:val="000000"/>
               </w:rPr>
               <w:t xml:space="preserve"> / </w:t>
             </w:r>
             <w:r>
               <w:rPr>
-                <w:rFonts w:ascii="Consolas" w:hAnsi="Consolas"/>
-                <w:color w:val="C7254E"/>
-                <w:sz w:val="18"/>
-                <w:shd w:val="clear" w:color="auto" w:fill="F9F2F4"/>
+                <w:rFonts w:ascii="Times New Roman" w:hAnsi="Times New Roman"/>
+                <w:sz w:val="28"/>
+                <w:color w:val="000000"/>
               </w:rPr>
               <w:t xml:space="preserve">404</w:t>
             </w:r>
             <w:r>
               <w:rPr>
                 <w:rFonts w:ascii="Times New Roman" w:hAnsi="Times New Roman" w:cs="Times New Roman"/>
-                <w:color w:val="222222"/>
-                <w:sz w:val="20"/>
+                <w:sz w:val="28"/>
+                <w:color w:val="000000"/>
               </w:rPr>
               <w:t xml:space="preserve"/>
             </w:r>
@@ -1600,25 +1801,24 @@
             <w:r>
               <w:rPr>
                 <w:rFonts w:ascii="Times New Roman" w:hAnsi="Times New Roman" w:cs="Times New Roman"/>
-                <w:color w:val="222222"/>
-                <w:sz w:val="20"/>
+                <w:sz w:val="28"/>
+                <w:color w:val="000000"/>
               </w:rPr>
               <w:t xml:space="preserve"/>
             </w:r>
             <w:r>
               <w:rPr>
-                <w:rFonts w:ascii="Consolas" w:hAnsi="Consolas"/>
-                <w:color w:val="C7254E"/>
-                <w:sz w:val="18"/>
-                <w:shd w:val="clear" w:color="auto" w:fill="F9F2F4"/>
+                <w:rFonts w:ascii="Times New Roman" w:hAnsi="Times New Roman"/>
+                <w:sz w:val="28"/>
+                <w:color w:val="000000"/>
               </w:rPr>
               <w:t xml:space="preserve">DELETE</w:t>
             </w:r>
             <w:r>
               <w:rPr>
                 <w:rFonts w:ascii="Times New Roman" w:hAnsi="Times New Roman" w:cs="Times New Roman"/>
-                <w:color w:val="222222"/>
-                <w:sz w:val="20"/>
+                <w:sz w:val="28"/>
+                <w:color w:val="000000"/>
               </w:rPr>
               <w:t xml:space="preserve"/>
             </w:r>
@@ -1635,25 +1835,24 @@
             <w:r>
               <w:rPr>
                 <w:rFonts w:ascii="Times New Roman" w:hAnsi="Times New Roman" w:cs="Times New Roman"/>
-                <w:color w:val="222222"/>
-                <w:sz w:val="20"/>
+                <w:sz w:val="28"/>
+                <w:color w:val="000000"/>
               </w:rPr>
               <w:t xml:space="preserve"/>
             </w:r>
             <w:r>
               <w:rPr>
-                <w:rFonts w:ascii="Consolas" w:hAnsi="Consolas"/>
-                <w:color w:val="C7254E"/>
-                <w:sz w:val="18"/>
-                <w:shd w:val="clear" w:color="auto" w:fill="F9F2F4"/>
+                <w:rFonts w:ascii="Times New Roman" w:hAnsi="Times New Roman"/>
+                <w:sz w:val="28"/>
+                <w:color w:val="000000"/>
               </w:rPr>
               <w:t xml:space="preserve">/api/books/{id}</w:t>
             </w:r>
             <w:r>
               <w:rPr>
                 <w:rFonts w:ascii="Times New Roman" w:hAnsi="Times New Roman" w:cs="Times New Roman"/>
-                <w:color w:val="222222"/>
-                <w:sz w:val="20"/>
+                <w:sz w:val="28"/>
+                <w:color w:val="000000"/>
               </w:rPr>
               <w:t xml:space="preserve"/>
             </w:r>
@@ -1670,8 +1869,8 @@
             <w:r>
               <w:rPr>
                 <w:rFonts w:ascii="Times New Roman" w:hAnsi="Times New Roman" w:cs="Times New Roman"/>
-                <w:color w:val="222222"/>
-                <w:sz w:val="20"/>
+                <w:sz w:val="28"/>
+                <w:color w:val="000000"/>
               </w:rPr>
               <w:t xml:space="preserve">Видалити книгу за Id</w:t>
             </w:r>
@@ -1688,42 +1887,40 @@
             <w:r>
               <w:rPr>
                 <w:rFonts w:ascii="Times New Roman" w:hAnsi="Times New Roman" w:cs="Times New Roman"/>
-                <w:color w:val="222222"/>
-                <w:sz w:val="20"/>
+                <w:sz w:val="28"/>
+                <w:color w:val="000000"/>
               </w:rPr>
               <w:t xml:space="preserve"/>
             </w:r>
             <w:r>
               <w:rPr>
-                <w:rFonts w:ascii="Consolas" w:hAnsi="Consolas"/>
-                <w:color w:val="C7254E"/>
-                <w:sz w:val="18"/>
-                <w:shd w:val="clear" w:color="auto" w:fill="F9F2F4"/>
+                <w:rFonts w:ascii="Times New Roman" w:hAnsi="Times New Roman"/>
+                <w:sz w:val="28"/>
+                <w:color w:val="000000"/>
               </w:rPr>
               <w:t xml:space="preserve">204 No Content</w:t>
             </w:r>
             <w:r>
               <w:rPr>
                 <w:rFonts w:ascii="Times New Roman" w:hAnsi="Times New Roman" w:cs="Times New Roman"/>
-                <w:color w:val="222222"/>
-                <w:sz w:val="20"/>
+                <w:sz w:val="28"/>
+                <w:color w:val="000000"/>
               </w:rPr>
               <w:t xml:space="preserve"> / </w:t>
             </w:r>
             <w:r>
               <w:rPr>
-                <w:rFonts w:ascii="Consolas" w:hAnsi="Consolas"/>
-                <w:color w:val="C7254E"/>
-                <w:sz w:val="18"/>
-                <w:shd w:val="clear" w:color="auto" w:fill="F9F2F4"/>
+                <w:rFonts w:ascii="Times New Roman" w:hAnsi="Times New Roman"/>
+                <w:sz w:val="28"/>
+                <w:color w:val="000000"/>
               </w:rPr>
               <w:t xml:space="preserve">404 Not Found</w:t>
             </w:r>
             <w:r>
               <w:rPr>
                 <w:rFonts w:ascii="Times New Roman" w:hAnsi="Times New Roman" w:cs="Times New Roman"/>
-                <w:color w:val="222222"/>
-                <w:sz w:val="20"/>
+                <w:sz w:val="28"/>
+                <w:color w:val="000000"/>
               </w:rPr>
               <w:t xml:space="preserve"/>
             </w:r>
@@ -1734,7 +1931,7 @@
     <w:p>
       <w:pPr>
         <w:pBdr>
-          <w:bottom w:val="single" w:color="B0C4DE" w:sz="6"/>
+          <w:bottom w:val="single" w:color="888888" w:sz="6"/>
         </w:pBdr>
         <w:spacing w:before="120" w:after="120"/>
       </w:pPr>
@@ -1742,22 +1939,26 @@
     <w:p>
       <w:pPr>
         <w:spacing w:before="240" w:after="100" w:line="260" w:lineRule="auto"/>
-      </w:pPr>
-      <w:r>
-        <w:rPr>
-          <w:rFonts w:ascii="Times New Roman" w:hAnsi="Times New Roman" w:cs="Times New Roman"/>
-          <w:b/>
-          <w:color w:val="1B365D"/>
-          <w:sz w:val="28"/>
+        <w:rPr>
+          <w:rFonts w:ascii="Times New Roman" w:hAnsi="Times New Roman" w:cs="Times New Roman"/>
+          <w:color w:val="000000"/>
+          <w:sz w:val="28"/>
+        </w:rPr>
+      </w:pPr>
+      <w:r>
+        <w:rPr>
+          <w:rFonts w:ascii="Times New Roman" w:hAnsi="Times New Roman" w:cs="Times New Roman"/>
+          <w:b/>
+          <w:sz w:val="28"/>
+          <w:color w:val="000000"/>
         </w:rPr>
         <w:t xml:space="preserve">5. Лістинг контролера (</w:t>
       </w:r>
       <w:r>
         <w:rPr>
-          <w:rFonts w:ascii="Consolas" w:hAnsi="Consolas"/>
-          <w:color w:val="C7254E"/>
-          <w:sz w:val="26"/>
-          <w:shd w:val="clear" w:color="auto" w:fill="F9F2F4"/>
+          <w:rFonts w:ascii="Times New Roman" w:hAnsi="Times New Roman"/>
+          <w:sz w:val="28"/>
+          <w:color w:val="000000"/>
         </w:rPr>
         <w:t xml:space="preserve">Controllers/BooksController.cs</w:t>
       </w:r>
@@ -1765,8 +1966,8 @@
         <w:rPr>
           <w:rFonts w:ascii="Times New Roman" w:hAnsi="Times New Roman" w:cs="Times New Roman"/>
           <w:b/>
-          <w:color w:val="1B365D"/>
-          <w:sz w:val="28"/>
+          <w:sz w:val="28"/>
+          <w:color w:val="000000"/>
         </w:rPr>
         <w:t xml:space="preserve">)</w:t>
       </w:r>
@@ -1779,8 +1980,6 @@
           <w:bottom w:val="single" w:color="CCCCCC" w:sz="4"/>
           <w:left w:val="single" w:color="003366" w:sz="12"/>
           <w:right w:val="single" w:color="CCCCCC" w:sz="4"/>
-          <w:insideH w:val="none"/>
-          <w:insideV w:val="none"/>
         </w:tblBorders>
         <w:tblCellMar>
           <w:top w:w="120"/>
@@ -1800,9 +1999,9 @@
             </w:pPr>
             <w:r>
               <w:rPr>
-                <w:rFonts w:ascii="Consolas" w:hAnsi="Consolas" w:eastAsia="Consolas" w:cs="Consolas"/>
-                <w:color w:val="1A1A1A"/>
-                <w:sz w:val="19"/>
+                <w:rFonts w:ascii="Times New Roman" w:hAnsi="Times New Roman" w:eastAsia="Consolas" w:cs="Times New Roman"/>
+                <w:sz w:val="28"/>
+                <w:color w:val="000000"/>
               </w:rPr>
               <w:t xml:space="preserve">using System.Collections.Generic;</w:t>
             </w:r>
@@ -1813,9 +2012,9 @@
             </w:pPr>
             <w:r>
               <w:rPr>
-                <w:rFonts w:ascii="Consolas" w:hAnsi="Consolas" w:eastAsia="Consolas" w:cs="Consolas"/>
-                <w:color w:val="1A1A1A"/>
-                <w:sz w:val="19"/>
+                <w:rFonts w:ascii="Times New Roman" w:hAnsi="Times New Roman" w:eastAsia="Consolas" w:cs="Times New Roman"/>
+                <w:sz w:val="28"/>
+                <w:color w:val="000000"/>
               </w:rPr>
               <w:t xml:space="preserve">using System.Threading.Tasks;</w:t>
             </w:r>
@@ -1826,9 +2025,9 @@
             </w:pPr>
             <w:r>
               <w:rPr>
-                <w:rFonts w:ascii="Consolas" w:hAnsi="Consolas" w:eastAsia="Consolas" w:cs="Consolas"/>
-                <w:color w:val="1A1A1A"/>
-                <w:sz w:val="19"/>
+                <w:rFonts w:ascii="Times New Roman" w:hAnsi="Times New Roman" w:eastAsia="Consolas" w:cs="Times New Roman"/>
+                <w:sz w:val="28"/>
+                <w:color w:val="000000"/>
               </w:rPr>
               <w:t xml:space="preserve">using Microsoft.AspNetCore.Mvc;</w:t>
             </w:r>
@@ -1839,9 +2038,9 @@
             </w:pPr>
             <w:r>
               <w:rPr>
-                <w:rFonts w:ascii="Consolas" w:hAnsi="Consolas" w:eastAsia="Consolas" w:cs="Consolas"/>
-                <w:color w:val="1A1A1A"/>
-                <w:sz w:val="19"/>
+                <w:rFonts w:ascii="Times New Roman" w:hAnsi="Times New Roman" w:eastAsia="Consolas" w:cs="Times New Roman"/>
+                <w:sz w:val="28"/>
+                <w:color w:val="000000"/>
               </w:rPr>
               <w:t xml:space="preserve">using Microsoft.EntityFrameworkCore;</w:t>
             </w:r>
@@ -1852,9 +2051,9 @@
             </w:pPr>
             <w:r>
               <w:rPr>
-                <w:rFonts w:ascii="Consolas" w:hAnsi="Consolas" w:eastAsia="Consolas" w:cs="Consolas"/>
-                <w:color w:val="1A1A1A"/>
-                <w:sz w:val="19"/>
+                <w:rFonts w:ascii="Times New Roman" w:hAnsi="Times New Roman" w:eastAsia="Consolas" w:cs="Times New Roman"/>
+                <w:sz w:val="28"/>
+                <w:color w:val="000000"/>
               </w:rPr>
               <w:t xml:space="preserve">using LibraryApi.Data;</w:t>
             </w:r>
@@ -1865,9 +2064,9 @@
             </w:pPr>
             <w:r>
               <w:rPr>
-                <w:rFonts w:ascii="Consolas" w:hAnsi="Consolas" w:eastAsia="Consolas" w:cs="Consolas"/>
-                <w:color w:val="1A1A1A"/>
-                <w:sz w:val="19"/>
+                <w:rFonts w:ascii="Times New Roman" w:hAnsi="Times New Roman" w:eastAsia="Consolas" w:cs="Times New Roman"/>
+                <w:sz w:val="28"/>
+                <w:color w:val="000000"/>
               </w:rPr>
               <w:t xml:space="preserve">using LibraryApi.Models;</w:t>
             </w:r>
@@ -1878,9 +2077,9 @@
             </w:pPr>
             <w:r>
               <w:rPr>
-                <w:rFonts w:ascii="Consolas" w:hAnsi="Consolas" w:eastAsia="Consolas" w:cs="Consolas"/>
-                <w:color w:val="1A1A1A"/>
-                <w:sz w:val="19"/>
+                <w:rFonts w:ascii="Times New Roman" w:hAnsi="Times New Roman" w:eastAsia="Consolas" w:cs="Times New Roman"/>
+                <w:sz w:val="28"/>
+                <w:color w:val="000000"/>
               </w:rPr>
               <w:t xml:space="preserve"/>
             </w:r>
@@ -1891,9 +2090,9 @@
             </w:pPr>
             <w:r>
               <w:rPr>
-                <w:rFonts w:ascii="Consolas" w:hAnsi="Consolas" w:eastAsia="Consolas" w:cs="Consolas"/>
-                <w:color w:val="1A1A1A"/>
-                <w:sz w:val="19"/>
+                <w:rFonts w:ascii="Times New Roman" w:hAnsi="Times New Roman" w:eastAsia="Consolas" w:cs="Times New Roman"/>
+                <w:sz w:val="28"/>
+                <w:color w:val="000000"/>
               </w:rPr>
               <w:t xml:space="preserve">namespace LibraryApi.Controllers;</w:t>
             </w:r>
@@ -1904,9 +2103,9 @@
             </w:pPr>
             <w:r>
               <w:rPr>
-                <w:rFonts w:ascii="Consolas" w:hAnsi="Consolas" w:eastAsia="Consolas" w:cs="Consolas"/>
-                <w:color w:val="1A1A1A"/>
-                <w:sz w:val="19"/>
+                <w:rFonts w:ascii="Times New Roman" w:hAnsi="Times New Roman" w:eastAsia="Consolas" w:cs="Times New Roman"/>
+                <w:sz w:val="28"/>
+                <w:color w:val="000000"/>
               </w:rPr>
               <w:t xml:space="preserve"/>
             </w:r>
@@ -1917,9 +2116,9 @@
             </w:pPr>
             <w:r>
               <w:rPr>
-                <w:rFonts w:ascii="Consolas" w:hAnsi="Consolas" w:eastAsia="Consolas" w:cs="Consolas"/>
-                <w:color w:val="1A1A1A"/>
-                <w:sz w:val="19"/>
+                <w:rFonts w:ascii="Times New Roman" w:hAnsi="Times New Roman" w:eastAsia="Consolas" w:cs="Times New Roman"/>
+                <w:sz w:val="28"/>
+                <w:color w:val="000000"/>
               </w:rPr>
               <w:t xml:space="preserve">[ApiController]</w:t>
             </w:r>
@@ -1930,9 +2129,9 @@
             </w:pPr>
             <w:r>
               <w:rPr>
-                <w:rFonts w:ascii="Consolas" w:hAnsi="Consolas" w:eastAsia="Consolas" w:cs="Consolas"/>
-                <w:color w:val="1A1A1A"/>
-                <w:sz w:val="19"/>
+                <w:rFonts w:ascii="Times New Roman" w:hAnsi="Times New Roman" w:eastAsia="Consolas" w:cs="Times New Roman"/>
+                <w:sz w:val="28"/>
+                <w:color w:val="000000"/>
               </w:rPr>
               <w:t xml:space="preserve">[Route("api/[controller]")]</w:t>
             </w:r>
@@ -1943,9 +2142,9 @@
             </w:pPr>
             <w:r>
               <w:rPr>
-                <w:rFonts w:ascii="Consolas" w:hAnsi="Consolas" w:eastAsia="Consolas" w:cs="Consolas"/>
-                <w:color w:val="1A1A1A"/>
-                <w:sz w:val="19"/>
+                <w:rFonts w:ascii="Times New Roman" w:hAnsi="Times New Roman" w:eastAsia="Consolas" w:cs="Times New Roman"/>
+                <w:sz w:val="28"/>
+                <w:color w:val="000000"/>
               </w:rPr>
               <w:t xml:space="preserve">public class BooksController : ControllerBase</w:t>
             </w:r>
@@ -1956,9 +2155,9 @@
             </w:pPr>
             <w:r>
               <w:rPr>
-                <w:rFonts w:ascii="Consolas" w:hAnsi="Consolas" w:eastAsia="Consolas" w:cs="Consolas"/>
-                <w:color w:val="1A1A1A"/>
-                <w:sz w:val="19"/>
+                <w:rFonts w:ascii="Times New Roman" w:hAnsi="Times New Roman" w:eastAsia="Consolas" w:cs="Times New Roman"/>
+                <w:sz w:val="28"/>
+                <w:color w:val="000000"/>
               </w:rPr>
               <w:t xml:space="preserve">{</w:t>
             </w:r>
@@ -1969,9 +2168,9 @@
             </w:pPr>
             <w:r>
               <w:rPr>
-                <w:rFonts w:ascii="Consolas" w:hAnsi="Consolas" w:eastAsia="Consolas" w:cs="Consolas"/>
-                <w:color w:val="1A1A1A"/>
-                <w:sz w:val="19"/>
+                <w:rFonts w:ascii="Times New Roman" w:hAnsi="Times New Roman" w:eastAsia="Consolas" w:cs="Times New Roman"/>
+                <w:sz w:val="28"/>
+                <w:color w:val="000000"/>
               </w:rPr>
               <w:t xml:space="preserve">    private readonly LibraryDbContext _context;</w:t>
             </w:r>
@@ -1982,9 +2181,9 @@
             </w:pPr>
             <w:r>
               <w:rPr>
-                <w:rFonts w:ascii="Consolas" w:hAnsi="Consolas" w:eastAsia="Consolas" w:cs="Consolas"/>
-                <w:color w:val="1A1A1A"/>
-                <w:sz w:val="19"/>
+                <w:rFonts w:ascii="Times New Roman" w:hAnsi="Times New Roman" w:eastAsia="Consolas" w:cs="Times New Roman"/>
+                <w:sz w:val="28"/>
+                <w:color w:val="000000"/>
               </w:rPr>
               <w:t xml:space="preserve"/>
             </w:r>
@@ -1995,9 +2194,9 @@
             </w:pPr>
             <w:r>
               <w:rPr>
-                <w:rFonts w:ascii="Consolas" w:hAnsi="Consolas" w:eastAsia="Consolas" w:cs="Consolas"/>
-                <w:color w:val="1A1A1A"/>
-                <w:sz w:val="19"/>
+                <w:rFonts w:ascii="Times New Roman" w:hAnsi="Times New Roman" w:eastAsia="Consolas" w:cs="Times New Roman"/>
+                <w:sz w:val="28"/>
+                <w:color w:val="000000"/>
               </w:rPr>
               <w:t xml:space="preserve">    public BooksController(LibraryDbContext context)</w:t>
             </w:r>
@@ -2008,9 +2207,9 @@
             </w:pPr>
             <w:r>
               <w:rPr>
-                <w:rFonts w:ascii="Consolas" w:hAnsi="Consolas" w:eastAsia="Consolas" w:cs="Consolas"/>
-                <w:color w:val="1A1A1A"/>
-                <w:sz w:val="19"/>
+                <w:rFonts w:ascii="Times New Roman" w:hAnsi="Times New Roman" w:eastAsia="Consolas" w:cs="Times New Roman"/>
+                <w:sz w:val="28"/>
+                <w:color w:val="000000"/>
               </w:rPr>
               <w:t xml:space="preserve">    {</w:t>
             </w:r>
@@ -2021,9 +2220,9 @@
             </w:pPr>
             <w:r>
               <w:rPr>
-                <w:rFonts w:ascii="Consolas" w:hAnsi="Consolas" w:eastAsia="Consolas" w:cs="Consolas"/>
-                <w:color w:val="1A1A1A"/>
-                <w:sz w:val="19"/>
+                <w:rFonts w:ascii="Times New Roman" w:hAnsi="Times New Roman" w:eastAsia="Consolas" w:cs="Times New Roman"/>
+                <w:sz w:val="28"/>
+                <w:color w:val="000000"/>
               </w:rPr>
               <w:t xml:space="preserve">        _context = context;</w:t>
             </w:r>
@@ -2034,9 +2233,9 @@
             </w:pPr>
             <w:r>
               <w:rPr>
-                <w:rFonts w:ascii="Consolas" w:hAnsi="Consolas" w:eastAsia="Consolas" w:cs="Consolas"/>
-                <w:color w:val="1A1A1A"/>
-                <w:sz w:val="19"/>
+                <w:rFonts w:ascii="Times New Roman" w:hAnsi="Times New Roman" w:eastAsia="Consolas" w:cs="Times New Roman"/>
+                <w:sz w:val="28"/>
+                <w:color w:val="000000"/>
               </w:rPr>
               <w:t xml:space="preserve">    }</w:t>
             </w:r>
@@ -2047,9 +2246,9 @@
             </w:pPr>
             <w:r>
               <w:rPr>
-                <w:rFonts w:ascii="Consolas" w:hAnsi="Consolas" w:eastAsia="Consolas" w:cs="Consolas"/>
-                <w:color w:val="1A1A1A"/>
-                <w:sz w:val="19"/>
+                <w:rFonts w:ascii="Times New Roman" w:hAnsi="Times New Roman" w:eastAsia="Consolas" w:cs="Times New Roman"/>
+                <w:sz w:val="28"/>
+                <w:color w:val="000000"/>
               </w:rPr>
               <w:t xml:space="preserve"/>
             </w:r>
@@ -2060,9 +2259,9 @@
             </w:pPr>
             <w:r>
               <w:rPr>
-                <w:rFonts w:ascii="Consolas" w:hAnsi="Consolas" w:eastAsia="Consolas" w:cs="Consolas"/>
-                <w:color w:val="1A1A1A"/>
-                <w:sz w:val="19"/>
+                <w:rFonts w:ascii="Times New Roman" w:hAnsi="Times New Roman" w:eastAsia="Consolas" w:cs="Times New Roman"/>
+                <w:sz w:val="28"/>
+                <w:color w:val="000000"/>
               </w:rPr>
               <w:t xml:space="preserve">    [HttpGet]</w:t>
             </w:r>
@@ -2073,9 +2272,9 @@
             </w:pPr>
             <w:r>
               <w:rPr>
-                <w:rFonts w:ascii="Consolas" w:hAnsi="Consolas" w:eastAsia="Consolas" w:cs="Consolas"/>
-                <w:color w:val="1A1A1A"/>
-                <w:sz w:val="19"/>
+                <w:rFonts w:ascii="Times New Roman" w:hAnsi="Times New Roman" w:eastAsia="Consolas" w:cs="Times New Roman"/>
+                <w:sz w:val="28"/>
+                <w:color w:val="000000"/>
               </w:rPr>
               <w:t xml:space="preserve">    public async Task&lt;ActionResult&lt;IEnumerable&lt;Book&gt;&gt;&gt; GetAllBooks()</w:t>
             </w:r>
@@ -2086,9 +2285,9 @@
             </w:pPr>
             <w:r>
               <w:rPr>
-                <w:rFonts w:ascii="Consolas" w:hAnsi="Consolas" w:eastAsia="Consolas" w:cs="Consolas"/>
-                <w:color w:val="1A1A1A"/>
-                <w:sz w:val="19"/>
+                <w:rFonts w:ascii="Times New Roman" w:hAnsi="Times New Roman" w:eastAsia="Consolas" w:cs="Times New Roman"/>
+                <w:sz w:val="28"/>
+                <w:color w:val="000000"/>
               </w:rPr>
               <w:t xml:space="preserve">    {</w:t>
             </w:r>
@@ -2099,9 +2298,9 @@
             </w:pPr>
             <w:r>
               <w:rPr>
-                <w:rFonts w:ascii="Consolas" w:hAnsi="Consolas" w:eastAsia="Consolas" w:cs="Consolas"/>
-                <w:color w:val="1A1A1A"/>
-                <w:sz w:val="19"/>
+                <w:rFonts w:ascii="Times New Roman" w:hAnsi="Times New Roman" w:eastAsia="Consolas" w:cs="Times New Roman"/>
+                <w:sz w:val="28"/>
+                <w:color w:val="000000"/>
               </w:rPr>
               <w:t xml:space="preserve">        return await _context.Books</w:t>
             </w:r>
@@ -2112,9 +2311,9 @@
             </w:pPr>
             <w:r>
               <w:rPr>
-                <w:rFonts w:ascii="Consolas" w:hAnsi="Consolas" w:eastAsia="Consolas" w:cs="Consolas"/>
-                <w:color w:val="1A1A1A"/>
-                <w:sz w:val="19"/>
+                <w:rFonts w:ascii="Times New Roman" w:hAnsi="Times New Roman" w:eastAsia="Consolas" w:cs="Times New Roman"/>
+                <w:sz w:val="28"/>
+                <w:color w:val="000000"/>
               </w:rPr>
               <w:t xml:space="preserve">            .Include(b =&gt; b.Author)</w:t>
             </w:r>
@@ -2125,9 +2324,9 @@
             </w:pPr>
             <w:r>
               <w:rPr>
-                <w:rFonts w:ascii="Consolas" w:hAnsi="Consolas" w:eastAsia="Consolas" w:cs="Consolas"/>
-                <w:color w:val="1A1A1A"/>
-                <w:sz w:val="19"/>
+                <w:rFonts w:ascii="Times New Roman" w:hAnsi="Times New Roman" w:eastAsia="Consolas" w:cs="Times New Roman"/>
+                <w:sz w:val="28"/>
+                <w:color w:val="000000"/>
               </w:rPr>
               <w:t xml:space="preserve">            .AsNoTracking()</w:t>
             </w:r>
@@ -2138,9 +2337,9 @@
             </w:pPr>
             <w:r>
               <w:rPr>
-                <w:rFonts w:ascii="Consolas" w:hAnsi="Consolas" w:eastAsia="Consolas" w:cs="Consolas"/>
-                <w:color w:val="1A1A1A"/>
-                <w:sz w:val="19"/>
+                <w:rFonts w:ascii="Times New Roman" w:hAnsi="Times New Roman" w:eastAsia="Consolas" w:cs="Times New Roman"/>
+                <w:sz w:val="28"/>
+                <w:color w:val="000000"/>
               </w:rPr>
               <w:t xml:space="preserve">            .ToListAsync();</w:t>
             </w:r>
@@ -2151,9 +2350,9 @@
             </w:pPr>
             <w:r>
               <w:rPr>
-                <w:rFonts w:ascii="Consolas" w:hAnsi="Consolas" w:eastAsia="Consolas" w:cs="Consolas"/>
-                <w:color w:val="1A1A1A"/>
-                <w:sz w:val="19"/>
+                <w:rFonts w:ascii="Times New Roman" w:hAnsi="Times New Roman" w:eastAsia="Consolas" w:cs="Times New Roman"/>
+                <w:sz w:val="28"/>
+                <w:color w:val="000000"/>
               </w:rPr>
               <w:t xml:space="preserve">    }</w:t>
             </w:r>
@@ -2164,9 +2363,9 @@
             </w:pPr>
             <w:r>
               <w:rPr>
-                <w:rFonts w:ascii="Consolas" w:hAnsi="Consolas" w:eastAsia="Consolas" w:cs="Consolas"/>
-                <w:color w:val="1A1A1A"/>
-                <w:sz w:val="19"/>
+                <w:rFonts w:ascii="Times New Roman" w:hAnsi="Times New Roman" w:eastAsia="Consolas" w:cs="Times New Roman"/>
+                <w:sz w:val="28"/>
+                <w:color w:val="000000"/>
               </w:rPr>
               <w:t xml:space="preserve"/>
             </w:r>
@@ -2177,9 +2376,9 @@
             </w:pPr>
             <w:r>
               <w:rPr>
-                <w:rFonts w:ascii="Consolas" w:hAnsi="Consolas" w:eastAsia="Consolas" w:cs="Consolas"/>
-                <w:color w:val="1A1A1A"/>
-                <w:sz w:val="19"/>
+                <w:rFonts w:ascii="Times New Roman" w:hAnsi="Times New Roman" w:eastAsia="Consolas" w:cs="Times New Roman"/>
+                <w:sz w:val="28"/>
+                <w:color w:val="000000"/>
               </w:rPr>
               <w:t xml:space="preserve">    [HttpGet("{id}")]</w:t>
             </w:r>
@@ -2190,9 +2389,9 @@
             </w:pPr>
             <w:r>
               <w:rPr>
-                <w:rFonts w:ascii="Consolas" w:hAnsi="Consolas" w:eastAsia="Consolas" w:cs="Consolas"/>
-                <w:color w:val="1A1A1A"/>
-                <w:sz w:val="19"/>
+                <w:rFonts w:ascii="Times New Roman" w:hAnsi="Times New Roman" w:eastAsia="Consolas" w:cs="Times New Roman"/>
+                <w:sz w:val="28"/>
+                <w:color w:val="000000"/>
               </w:rPr>
               <w:t xml:space="preserve">    public async Task&lt;ActionResult&lt;Book&gt;&gt; GetBookById(int id)</w:t>
             </w:r>
@@ -2203,9 +2402,9 @@
             </w:pPr>
             <w:r>
               <w:rPr>
-                <w:rFonts w:ascii="Consolas" w:hAnsi="Consolas" w:eastAsia="Consolas" w:cs="Consolas"/>
-                <w:color w:val="1A1A1A"/>
-                <w:sz w:val="19"/>
+                <w:rFonts w:ascii="Times New Roman" w:hAnsi="Times New Roman" w:eastAsia="Consolas" w:cs="Times New Roman"/>
+                <w:sz w:val="28"/>
+                <w:color w:val="000000"/>
               </w:rPr>
               <w:t xml:space="preserve">    {</w:t>
             </w:r>
@@ -2216,9 +2415,9 @@
             </w:pPr>
             <w:r>
               <w:rPr>
-                <w:rFonts w:ascii="Consolas" w:hAnsi="Consolas" w:eastAsia="Consolas" w:cs="Consolas"/>
-                <w:color w:val="1A1A1A"/>
-                <w:sz w:val="19"/>
+                <w:rFonts w:ascii="Times New Roman" w:hAnsi="Times New Roman" w:eastAsia="Consolas" w:cs="Times New Roman"/>
+                <w:sz w:val="28"/>
+                <w:color w:val="000000"/>
               </w:rPr>
               <w:t xml:space="preserve">        var book = await _context.Books</w:t>
             </w:r>
@@ -2229,9 +2428,9 @@
             </w:pPr>
             <w:r>
               <w:rPr>
-                <w:rFonts w:ascii="Consolas" w:hAnsi="Consolas" w:eastAsia="Consolas" w:cs="Consolas"/>
-                <w:color w:val="1A1A1A"/>
-                <w:sz w:val="19"/>
+                <w:rFonts w:ascii="Times New Roman" w:hAnsi="Times New Roman" w:eastAsia="Consolas" w:cs="Times New Roman"/>
+                <w:sz w:val="28"/>
+                <w:color w:val="000000"/>
               </w:rPr>
               <w:t xml:space="preserve">            .Include(b =&gt; b.Author)</w:t>
             </w:r>
@@ -2242,9 +2441,9 @@
             </w:pPr>
             <w:r>
               <w:rPr>
-                <w:rFonts w:ascii="Consolas" w:hAnsi="Consolas" w:eastAsia="Consolas" w:cs="Consolas"/>
-                <w:color w:val="1A1A1A"/>
-                <w:sz w:val="19"/>
+                <w:rFonts w:ascii="Times New Roman" w:hAnsi="Times New Roman" w:eastAsia="Consolas" w:cs="Times New Roman"/>
+                <w:sz w:val="28"/>
+                <w:color w:val="000000"/>
               </w:rPr>
               <w:t xml:space="preserve">            .FirstOrDefaultAsync(b =&gt; b.Id == id);</w:t>
             </w:r>
@@ -2255,9 +2454,9 @@
             </w:pPr>
             <w:r>
               <w:rPr>
-                <w:rFonts w:ascii="Consolas" w:hAnsi="Consolas" w:eastAsia="Consolas" w:cs="Consolas"/>
-                <w:color w:val="1A1A1A"/>
-                <w:sz w:val="19"/>
+                <w:rFonts w:ascii="Times New Roman" w:hAnsi="Times New Roman" w:eastAsia="Consolas" w:cs="Times New Roman"/>
+                <w:sz w:val="28"/>
+                <w:color w:val="000000"/>
               </w:rPr>
               <w:t xml:space="preserve"/>
             </w:r>
@@ -2268,9 +2467,9 @@
             </w:pPr>
             <w:r>
               <w:rPr>
-                <w:rFonts w:ascii="Consolas" w:hAnsi="Consolas" w:eastAsia="Consolas" w:cs="Consolas"/>
-                <w:color w:val="1A1A1A"/>
-                <w:sz w:val="19"/>
+                <w:rFonts w:ascii="Times New Roman" w:hAnsi="Times New Roman" w:eastAsia="Consolas" w:cs="Times New Roman"/>
+                <w:sz w:val="28"/>
+                <w:color w:val="000000"/>
               </w:rPr>
               <w:t xml:space="preserve">        if (book == null) return NotFound(new { message = $"Книгу з Id={id} не знайдено." });</w:t>
             </w:r>
@@ -2281,9 +2480,9 @@
             </w:pPr>
             <w:r>
               <w:rPr>
-                <w:rFonts w:ascii="Consolas" w:hAnsi="Consolas" w:eastAsia="Consolas" w:cs="Consolas"/>
-                <w:color w:val="1A1A1A"/>
-                <w:sz w:val="19"/>
+                <w:rFonts w:ascii="Times New Roman" w:hAnsi="Times New Roman" w:eastAsia="Consolas" w:cs="Times New Roman"/>
+                <w:sz w:val="28"/>
+                <w:color w:val="000000"/>
               </w:rPr>
               <w:t xml:space="preserve">        return Ok(book);</w:t>
             </w:r>
@@ -2294,9 +2493,9 @@
             </w:pPr>
             <w:r>
               <w:rPr>
-                <w:rFonts w:ascii="Consolas" w:hAnsi="Consolas" w:eastAsia="Consolas" w:cs="Consolas"/>
-                <w:color w:val="1A1A1A"/>
-                <w:sz w:val="19"/>
+                <w:rFonts w:ascii="Times New Roman" w:hAnsi="Times New Roman" w:eastAsia="Consolas" w:cs="Times New Roman"/>
+                <w:sz w:val="28"/>
+                <w:color w:val="000000"/>
               </w:rPr>
               <w:t xml:space="preserve">    }</w:t>
             </w:r>
@@ -2307,9 +2506,9 @@
             </w:pPr>
             <w:r>
               <w:rPr>
-                <w:rFonts w:ascii="Consolas" w:hAnsi="Consolas" w:eastAsia="Consolas" w:cs="Consolas"/>
-                <w:color w:val="1A1A1A"/>
-                <w:sz w:val="19"/>
+                <w:rFonts w:ascii="Times New Roman" w:hAnsi="Times New Roman" w:eastAsia="Consolas" w:cs="Times New Roman"/>
+                <w:sz w:val="28"/>
+                <w:color w:val="000000"/>
               </w:rPr>
               <w:t xml:space="preserve"/>
             </w:r>
@@ -2320,9 +2519,9 @@
             </w:pPr>
             <w:r>
               <w:rPr>
-                <w:rFonts w:ascii="Consolas" w:hAnsi="Consolas" w:eastAsia="Consolas" w:cs="Consolas"/>
-                <w:color w:val="1A1A1A"/>
-                <w:sz w:val="19"/>
+                <w:rFonts w:ascii="Times New Roman" w:hAnsi="Times New Roman" w:eastAsia="Consolas" w:cs="Times New Roman"/>
+                <w:sz w:val="28"/>
+                <w:color w:val="000000"/>
               </w:rPr>
               <w:t xml:space="preserve">    [HttpPost]</w:t>
             </w:r>
@@ -2333,9 +2532,9 @@
             </w:pPr>
             <w:r>
               <w:rPr>
-                <w:rFonts w:ascii="Consolas" w:hAnsi="Consolas" w:eastAsia="Consolas" w:cs="Consolas"/>
-                <w:color w:val="1A1A1A"/>
-                <w:sz w:val="19"/>
+                <w:rFonts w:ascii="Times New Roman" w:hAnsi="Times New Roman" w:eastAsia="Consolas" w:cs="Times New Roman"/>
+                <w:sz w:val="28"/>
+                <w:color w:val="000000"/>
               </w:rPr>
               <w:t xml:space="preserve">    public async Task&lt;ActionResult&lt;Book&gt;&gt; CreateBook(Book book)</w:t>
             </w:r>
@@ -2346,9 +2545,9 @@
             </w:pPr>
             <w:r>
               <w:rPr>
-                <w:rFonts w:ascii="Consolas" w:hAnsi="Consolas" w:eastAsia="Consolas" w:cs="Consolas"/>
-                <w:color w:val="1A1A1A"/>
-                <w:sz w:val="19"/>
+                <w:rFonts w:ascii="Times New Roman" w:hAnsi="Times New Roman" w:eastAsia="Consolas" w:cs="Times New Roman"/>
+                <w:sz w:val="28"/>
+                <w:color w:val="000000"/>
               </w:rPr>
               <w:t xml:space="preserve">    {</w:t>
             </w:r>
@@ -2359,9 +2558,9 @@
             </w:pPr>
             <w:r>
               <w:rPr>
-                <w:rFonts w:ascii="Consolas" w:hAnsi="Consolas" w:eastAsia="Consolas" w:cs="Consolas"/>
-                <w:color w:val="1A1A1A"/>
-                <w:sz w:val="19"/>
+                <w:rFonts w:ascii="Times New Roman" w:hAnsi="Times New Roman" w:eastAsia="Consolas" w:cs="Times New Roman"/>
+                <w:sz w:val="28"/>
+                <w:color w:val="000000"/>
               </w:rPr>
               <w:t xml:space="preserve">        var authorExists = await _context.Authors.AnyAsync(a =&gt; a.Id == book.AuthorId);</w:t>
             </w:r>
@@ -2372,9 +2571,9 @@
             </w:pPr>
             <w:r>
               <w:rPr>
-                <w:rFonts w:ascii="Consolas" w:hAnsi="Consolas" w:eastAsia="Consolas" w:cs="Consolas"/>
-                <w:color w:val="1A1A1A"/>
-                <w:sz w:val="19"/>
+                <w:rFonts w:ascii="Times New Roman" w:hAnsi="Times New Roman" w:eastAsia="Consolas" w:cs="Times New Roman"/>
+                <w:sz w:val="28"/>
+                <w:color w:val="000000"/>
               </w:rPr>
               <w:t xml:space="preserve">        if (!authorExists) return BadRequest(new { message = $"Автора з Id={book.AuthorId} не існує." });</w:t>
             </w:r>
@@ -2385,9 +2584,9 @@
             </w:pPr>
             <w:r>
               <w:rPr>
-                <w:rFonts w:ascii="Consolas" w:hAnsi="Consolas" w:eastAsia="Consolas" w:cs="Consolas"/>
-                <w:color w:val="1A1A1A"/>
-                <w:sz w:val="19"/>
+                <w:rFonts w:ascii="Times New Roman" w:hAnsi="Times New Roman" w:eastAsia="Consolas" w:cs="Times New Roman"/>
+                <w:sz w:val="28"/>
+                <w:color w:val="000000"/>
               </w:rPr>
               <w:t xml:space="preserve"/>
             </w:r>
@@ -2398,9 +2597,9 @@
             </w:pPr>
             <w:r>
               <w:rPr>
-                <w:rFonts w:ascii="Consolas" w:hAnsi="Consolas" w:eastAsia="Consolas" w:cs="Consolas"/>
-                <w:color w:val="1A1A1A"/>
-                <w:sz w:val="19"/>
+                <w:rFonts w:ascii="Times New Roman" w:hAnsi="Times New Roman" w:eastAsia="Consolas" w:cs="Times New Roman"/>
+                <w:sz w:val="28"/>
+                <w:color w:val="000000"/>
               </w:rPr>
               <w:t xml:space="preserve">        _context.Books.Add(book);</w:t>
             </w:r>
@@ -2411,9 +2610,9 @@
             </w:pPr>
             <w:r>
               <w:rPr>
-                <w:rFonts w:ascii="Consolas" w:hAnsi="Consolas" w:eastAsia="Consolas" w:cs="Consolas"/>
-                <w:color w:val="1A1A1A"/>
-                <w:sz w:val="19"/>
+                <w:rFonts w:ascii="Times New Roman" w:hAnsi="Times New Roman" w:eastAsia="Consolas" w:cs="Times New Roman"/>
+                <w:sz w:val="28"/>
+                <w:color w:val="000000"/>
               </w:rPr>
               <w:t xml:space="preserve">        await _context.SaveChangesAsync();</w:t>
             </w:r>
@@ -2424,9 +2623,9 @@
             </w:pPr>
             <w:r>
               <w:rPr>
-                <w:rFonts w:ascii="Consolas" w:hAnsi="Consolas" w:eastAsia="Consolas" w:cs="Consolas"/>
-                <w:color w:val="1A1A1A"/>
-                <w:sz w:val="19"/>
+                <w:rFonts w:ascii="Times New Roman" w:hAnsi="Times New Roman" w:eastAsia="Consolas" w:cs="Times New Roman"/>
+                <w:sz w:val="28"/>
+                <w:color w:val="000000"/>
               </w:rPr>
               <w:t xml:space="preserve"/>
             </w:r>
@@ -2437,9 +2636,9 @@
             </w:pPr>
             <w:r>
               <w:rPr>
-                <w:rFonts w:ascii="Consolas" w:hAnsi="Consolas" w:eastAsia="Consolas" w:cs="Consolas"/>
-                <w:color w:val="1A1A1A"/>
-                <w:sz w:val="19"/>
+                <w:rFonts w:ascii="Times New Roman" w:hAnsi="Times New Roman" w:eastAsia="Consolas" w:cs="Times New Roman"/>
+                <w:sz w:val="28"/>
+                <w:color w:val="000000"/>
               </w:rPr>
               <w:t xml:space="preserve">        return CreatedAtAction(nameof(GetBookById), new { id = book.Id }, book);</w:t>
             </w:r>
@@ -2450,9 +2649,9 @@
             </w:pPr>
             <w:r>
               <w:rPr>
-                <w:rFonts w:ascii="Consolas" w:hAnsi="Consolas" w:eastAsia="Consolas" w:cs="Consolas"/>
-                <w:color w:val="1A1A1A"/>
-                <w:sz w:val="19"/>
+                <w:rFonts w:ascii="Times New Roman" w:hAnsi="Times New Roman" w:eastAsia="Consolas" w:cs="Times New Roman"/>
+                <w:sz w:val="28"/>
+                <w:color w:val="000000"/>
               </w:rPr>
               <w:t xml:space="preserve">    }</w:t>
             </w:r>
@@ -2463,9 +2662,9 @@
             </w:pPr>
             <w:r>
               <w:rPr>
-                <w:rFonts w:ascii="Consolas" w:hAnsi="Consolas" w:eastAsia="Consolas" w:cs="Consolas"/>
-                <w:color w:val="1A1A1A"/>
-                <w:sz w:val="19"/>
+                <w:rFonts w:ascii="Times New Roman" w:hAnsi="Times New Roman" w:eastAsia="Consolas" w:cs="Times New Roman"/>
+                <w:sz w:val="28"/>
+                <w:color w:val="000000"/>
               </w:rPr>
               <w:t xml:space="preserve"/>
             </w:r>
@@ -2476,9 +2675,9 @@
             </w:pPr>
             <w:r>
               <w:rPr>
-                <w:rFonts w:ascii="Consolas" w:hAnsi="Consolas" w:eastAsia="Consolas" w:cs="Consolas"/>
-                <w:color w:val="1A1A1A"/>
-                <w:sz w:val="19"/>
+                <w:rFonts w:ascii="Times New Roman" w:hAnsi="Times New Roman" w:eastAsia="Consolas" w:cs="Times New Roman"/>
+                <w:sz w:val="28"/>
+                <w:color w:val="000000"/>
               </w:rPr>
               <w:t xml:space="preserve">    [HttpPut("{id}")]</w:t>
             </w:r>
@@ -2489,9 +2688,9 @@
             </w:pPr>
             <w:r>
               <w:rPr>
-                <w:rFonts w:ascii="Consolas" w:hAnsi="Consolas" w:eastAsia="Consolas" w:cs="Consolas"/>
-                <w:color w:val="1A1A1A"/>
-                <w:sz w:val="19"/>
+                <w:rFonts w:ascii="Times New Roman" w:hAnsi="Times New Roman" w:eastAsia="Consolas" w:cs="Times New Roman"/>
+                <w:sz w:val="28"/>
+                <w:color w:val="000000"/>
               </w:rPr>
               <w:t xml:space="preserve">    public async Task&lt;IActionResult&gt; UpdateBook(int id, Book updatedBook)</w:t>
             </w:r>
@@ -2502,9 +2701,9 @@
             </w:pPr>
             <w:r>
               <w:rPr>
-                <w:rFonts w:ascii="Consolas" w:hAnsi="Consolas" w:eastAsia="Consolas" w:cs="Consolas"/>
-                <w:color w:val="1A1A1A"/>
-                <w:sz w:val="19"/>
+                <w:rFonts w:ascii="Times New Roman" w:hAnsi="Times New Roman" w:eastAsia="Consolas" w:cs="Times New Roman"/>
+                <w:sz w:val="28"/>
+                <w:color w:val="000000"/>
               </w:rPr>
               <w:t xml:space="preserve">    {</w:t>
             </w:r>
@@ -2515,9 +2714,9 @@
             </w:pPr>
             <w:r>
               <w:rPr>
-                <w:rFonts w:ascii="Consolas" w:hAnsi="Consolas" w:eastAsia="Consolas" w:cs="Consolas"/>
-                <w:color w:val="1A1A1A"/>
-                <w:sz w:val="19"/>
+                <w:rFonts w:ascii="Times New Roman" w:hAnsi="Times New Roman" w:eastAsia="Consolas" w:cs="Times New Roman"/>
+                <w:sz w:val="28"/>
+                <w:color w:val="000000"/>
               </w:rPr>
               <w:t xml:space="preserve">        if (id != updatedBook.Id) return BadRequest(new { message = "Id не збігається." });</w:t>
             </w:r>
@@ -2528,9 +2727,9 @@
             </w:pPr>
             <w:r>
               <w:rPr>
-                <w:rFonts w:ascii="Consolas" w:hAnsi="Consolas" w:eastAsia="Consolas" w:cs="Consolas"/>
-                <w:color w:val="1A1A1A"/>
-                <w:sz w:val="19"/>
+                <w:rFonts w:ascii="Times New Roman" w:hAnsi="Times New Roman" w:eastAsia="Consolas" w:cs="Times New Roman"/>
+                <w:sz w:val="28"/>
+                <w:color w:val="000000"/>
               </w:rPr>
               <w:t xml:space="preserve"/>
             </w:r>
@@ -2541,9 +2740,9 @@
             </w:pPr>
             <w:r>
               <w:rPr>
-                <w:rFonts w:ascii="Consolas" w:hAnsi="Consolas" w:eastAsia="Consolas" w:cs="Consolas"/>
-                <w:color w:val="1A1A1A"/>
-                <w:sz w:val="19"/>
+                <w:rFonts w:ascii="Times New Roman" w:hAnsi="Times New Roman" w:eastAsia="Consolas" w:cs="Times New Roman"/>
+                <w:sz w:val="28"/>
+                <w:color w:val="000000"/>
               </w:rPr>
               <w:t xml:space="preserve">        var existingBook = await _context.Books.FindAsync(id);</w:t>
             </w:r>
@@ -2554,9 +2753,9 @@
             </w:pPr>
             <w:r>
               <w:rPr>
-                <w:rFonts w:ascii="Consolas" w:hAnsi="Consolas" w:eastAsia="Consolas" w:cs="Consolas"/>
-                <w:color w:val="1A1A1A"/>
-                <w:sz w:val="19"/>
+                <w:rFonts w:ascii="Times New Roman" w:hAnsi="Times New Roman" w:eastAsia="Consolas" w:cs="Times New Roman"/>
+                <w:sz w:val="28"/>
+                <w:color w:val="000000"/>
               </w:rPr>
               <w:t xml:space="preserve">        if (existingBook == null) return NotFound(new { message = $"Книгу з Id={id} не знайдено." });</w:t>
             </w:r>
@@ -2567,9 +2766,9 @@
             </w:pPr>
             <w:r>
               <w:rPr>
-                <w:rFonts w:ascii="Consolas" w:hAnsi="Consolas" w:eastAsia="Consolas" w:cs="Consolas"/>
-                <w:color w:val="1A1A1A"/>
-                <w:sz w:val="19"/>
+                <w:rFonts w:ascii="Times New Roman" w:hAnsi="Times New Roman" w:eastAsia="Consolas" w:cs="Times New Roman"/>
+                <w:sz w:val="28"/>
+                <w:color w:val="000000"/>
               </w:rPr>
               <w:t xml:space="preserve"/>
             </w:r>
@@ -2580,9 +2779,9 @@
             </w:pPr>
             <w:r>
               <w:rPr>
-                <w:rFonts w:ascii="Consolas" w:hAnsi="Consolas" w:eastAsia="Consolas" w:cs="Consolas"/>
-                <w:color w:val="1A1A1A"/>
-                <w:sz w:val="19"/>
+                <w:rFonts w:ascii="Times New Roman" w:hAnsi="Times New Roman" w:eastAsia="Consolas" w:cs="Times New Roman"/>
+                <w:sz w:val="28"/>
+                <w:color w:val="000000"/>
               </w:rPr>
               <w:t xml:space="preserve">        existingBook.Title = updatedBook.Title;</w:t>
             </w:r>
@@ -2593,9 +2792,9 @@
             </w:pPr>
             <w:r>
               <w:rPr>
-                <w:rFonts w:ascii="Consolas" w:hAnsi="Consolas" w:eastAsia="Consolas" w:cs="Consolas"/>
-                <w:color w:val="1A1A1A"/>
-                <w:sz w:val="19"/>
+                <w:rFonts w:ascii="Times New Roman" w:hAnsi="Times New Roman" w:eastAsia="Consolas" w:cs="Times New Roman"/>
+                <w:sz w:val="28"/>
+                <w:color w:val="000000"/>
               </w:rPr>
               <w:t xml:space="preserve">        existingBook.ISBN = updatedBook.ISBN;</w:t>
             </w:r>
@@ -2606,9 +2805,9 @@
             </w:pPr>
             <w:r>
               <w:rPr>
-                <w:rFonts w:ascii="Consolas" w:hAnsi="Consolas" w:eastAsia="Consolas" w:cs="Consolas"/>
-                <w:color w:val="1A1A1A"/>
-                <w:sz w:val="19"/>
+                <w:rFonts w:ascii="Times New Roman" w:hAnsi="Times New Roman" w:eastAsia="Consolas" w:cs="Times New Roman"/>
+                <w:sz w:val="28"/>
+                <w:color w:val="000000"/>
               </w:rPr>
               <w:t xml:space="preserve">        existingBook.PublicationYear = updatedBook.PublicationYear;</w:t>
             </w:r>
@@ -2619,9 +2818,9 @@
             </w:pPr>
             <w:r>
               <w:rPr>
-                <w:rFonts w:ascii="Consolas" w:hAnsi="Consolas" w:eastAsia="Consolas" w:cs="Consolas"/>
-                <w:color w:val="1A1A1A"/>
-                <w:sz w:val="19"/>
+                <w:rFonts w:ascii="Times New Roman" w:hAnsi="Times New Roman" w:eastAsia="Consolas" w:cs="Times New Roman"/>
+                <w:sz w:val="28"/>
+                <w:color w:val="000000"/>
               </w:rPr>
               <w:t xml:space="preserve">        existingBook.Genre = updatedBook.Genre;</w:t>
             </w:r>
@@ -2632,9 +2831,9 @@
             </w:pPr>
             <w:r>
               <w:rPr>
-                <w:rFonts w:ascii="Consolas" w:hAnsi="Consolas" w:eastAsia="Consolas" w:cs="Consolas"/>
-                <w:color w:val="1A1A1A"/>
-                <w:sz w:val="19"/>
+                <w:rFonts w:ascii="Times New Roman" w:hAnsi="Times New Roman" w:eastAsia="Consolas" w:cs="Times New Roman"/>
+                <w:sz w:val="28"/>
+                <w:color w:val="000000"/>
               </w:rPr>
               <w:t xml:space="preserve">        existingBook.AuthorId = updatedBook.AuthorId;</w:t>
             </w:r>
@@ -2645,9 +2844,9 @@
             </w:pPr>
             <w:r>
               <w:rPr>
-                <w:rFonts w:ascii="Consolas" w:hAnsi="Consolas" w:eastAsia="Consolas" w:cs="Consolas"/>
-                <w:color w:val="1A1A1A"/>
-                <w:sz w:val="19"/>
+                <w:rFonts w:ascii="Times New Roman" w:hAnsi="Times New Roman" w:eastAsia="Consolas" w:cs="Times New Roman"/>
+                <w:sz w:val="28"/>
+                <w:color w:val="000000"/>
               </w:rPr>
               <w:t xml:space="preserve"/>
             </w:r>
@@ -2658,9 +2857,9 @@
             </w:pPr>
             <w:r>
               <w:rPr>
-                <w:rFonts w:ascii="Consolas" w:hAnsi="Consolas" w:eastAsia="Consolas" w:cs="Consolas"/>
-                <w:color w:val="1A1A1A"/>
-                <w:sz w:val="19"/>
+                <w:rFonts w:ascii="Times New Roman" w:hAnsi="Times New Roman" w:eastAsia="Consolas" w:cs="Times New Roman"/>
+                <w:sz w:val="28"/>
+                <w:color w:val="000000"/>
               </w:rPr>
               <w:t xml:space="preserve">        await _context.SaveChangesAsync();</w:t>
             </w:r>
@@ -2671,9 +2870,9 @@
             </w:pPr>
             <w:r>
               <w:rPr>
-                <w:rFonts w:ascii="Consolas" w:hAnsi="Consolas" w:eastAsia="Consolas" w:cs="Consolas"/>
-                <w:color w:val="1A1A1A"/>
-                <w:sz w:val="19"/>
+                <w:rFonts w:ascii="Times New Roman" w:hAnsi="Times New Roman" w:eastAsia="Consolas" w:cs="Times New Roman"/>
+                <w:sz w:val="28"/>
+                <w:color w:val="000000"/>
               </w:rPr>
               <w:t xml:space="preserve">        return NoContent();</w:t>
             </w:r>
@@ -2684,9 +2883,9 @@
             </w:pPr>
             <w:r>
               <w:rPr>
-                <w:rFonts w:ascii="Consolas" w:hAnsi="Consolas" w:eastAsia="Consolas" w:cs="Consolas"/>
-                <w:color w:val="1A1A1A"/>
-                <w:sz w:val="19"/>
+                <w:rFonts w:ascii="Times New Roman" w:hAnsi="Times New Roman" w:eastAsia="Consolas" w:cs="Times New Roman"/>
+                <w:sz w:val="28"/>
+                <w:color w:val="000000"/>
               </w:rPr>
               <w:t xml:space="preserve">    }</w:t>
             </w:r>
@@ -2697,9 +2896,9 @@
             </w:pPr>
             <w:r>
               <w:rPr>
-                <w:rFonts w:ascii="Consolas" w:hAnsi="Consolas" w:eastAsia="Consolas" w:cs="Consolas"/>
-                <w:color w:val="1A1A1A"/>
-                <w:sz w:val="19"/>
+                <w:rFonts w:ascii="Times New Roman" w:hAnsi="Times New Roman" w:eastAsia="Consolas" w:cs="Times New Roman"/>
+                <w:sz w:val="28"/>
+                <w:color w:val="000000"/>
               </w:rPr>
               <w:t xml:space="preserve"/>
             </w:r>
@@ -2710,9 +2909,9 @@
             </w:pPr>
             <w:r>
               <w:rPr>
-                <w:rFonts w:ascii="Consolas" w:hAnsi="Consolas" w:eastAsia="Consolas" w:cs="Consolas"/>
-                <w:color w:val="1A1A1A"/>
-                <w:sz w:val="19"/>
+                <w:rFonts w:ascii="Times New Roman" w:hAnsi="Times New Roman" w:eastAsia="Consolas" w:cs="Times New Roman"/>
+                <w:sz w:val="28"/>
+                <w:color w:val="000000"/>
               </w:rPr>
               <w:t xml:space="preserve">    [HttpDelete("{id}")]</w:t>
             </w:r>
@@ -2723,9 +2922,9 @@
             </w:pPr>
             <w:r>
               <w:rPr>
-                <w:rFonts w:ascii="Consolas" w:hAnsi="Consolas" w:eastAsia="Consolas" w:cs="Consolas"/>
-                <w:color w:val="1A1A1A"/>
-                <w:sz w:val="19"/>
+                <w:rFonts w:ascii="Times New Roman" w:hAnsi="Times New Roman" w:eastAsia="Consolas" w:cs="Times New Roman"/>
+                <w:sz w:val="28"/>
+                <w:color w:val="000000"/>
               </w:rPr>
               <w:t xml:space="preserve">    public async Task&lt;IActionResult&gt; DeleteBook(int id)</w:t>
             </w:r>
@@ -2736,9 +2935,9 @@
             </w:pPr>
             <w:r>
               <w:rPr>
-                <w:rFonts w:ascii="Consolas" w:hAnsi="Consolas" w:eastAsia="Consolas" w:cs="Consolas"/>
-                <w:color w:val="1A1A1A"/>
-                <w:sz w:val="19"/>
+                <w:rFonts w:ascii="Times New Roman" w:hAnsi="Times New Roman" w:eastAsia="Consolas" w:cs="Times New Roman"/>
+                <w:sz w:val="28"/>
+                <w:color w:val="000000"/>
               </w:rPr>
               <w:t xml:space="preserve">    {</w:t>
             </w:r>
@@ -2749,9 +2948,9 @@
             </w:pPr>
             <w:r>
               <w:rPr>
-                <w:rFonts w:ascii="Consolas" w:hAnsi="Consolas" w:eastAsia="Consolas" w:cs="Consolas"/>
-                <w:color w:val="1A1A1A"/>
-                <w:sz w:val="19"/>
+                <w:rFonts w:ascii="Times New Roman" w:hAnsi="Times New Roman" w:eastAsia="Consolas" w:cs="Times New Roman"/>
+                <w:sz w:val="28"/>
+                <w:color w:val="000000"/>
               </w:rPr>
               <w:t xml:space="preserve">        var book = await _context.Books.FindAsync(id);</w:t>
             </w:r>
@@ -2762,9 +2961,9 @@
             </w:pPr>
             <w:r>
               <w:rPr>
-                <w:rFonts w:ascii="Consolas" w:hAnsi="Consolas" w:eastAsia="Consolas" w:cs="Consolas"/>
-                <w:color w:val="1A1A1A"/>
-                <w:sz w:val="19"/>
+                <w:rFonts w:ascii="Times New Roman" w:hAnsi="Times New Roman" w:eastAsia="Consolas" w:cs="Times New Roman"/>
+                <w:sz w:val="28"/>
+                <w:color w:val="000000"/>
               </w:rPr>
               <w:t xml:space="preserve">        if (book == null) return NotFound(new { message = $"Книгу з Id={id} не знайдено." });</w:t>
             </w:r>
@@ -2775,9 +2974,9 @@
             </w:pPr>
             <w:r>
               <w:rPr>
-                <w:rFonts w:ascii="Consolas" w:hAnsi="Consolas" w:eastAsia="Consolas" w:cs="Consolas"/>
-                <w:color w:val="1A1A1A"/>
-                <w:sz w:val="19"/>
+                <w:rFonts w:ascii="Times New Roman" w:hAnsi="Times New Roman" w:eastAsia="Consolas" w:cs="Times New Roman"/>
+                <w:sz w:val="28"/>
+                <w:color w:val="000000"/>
               </w:rPr>
               <w:t xml:space="preserve"/>
             </w:r>
@@ -2788,9 +2987,9 @@
             </w:pPr>
             <w:r>
               <w:rPr>
-                <w:rFonts w:ascii="Consolas" w:hAnsi="Consolas" w:eastAsia="Consolas" w:cs="Consolas"/>
-                <w:color w:val="1A1A1A"/>
-                <w:sz w:val="19"/>
+                <w:rFonts w:ascii="Times New Roman" w:hAnsi="Times New Roman" w:eastAsia="Consolas" w:cs="Times New Roman"/>
+                <w:sz w:val="28"/>
+                <w:color w:val="000000"/>
               </w:rPr>
               <w:t xml:space="preserve">        _context.Books.Remove(book);</w:t>
             </w:r>
@@ -2801,9 +3000,9 @@
             </w:pPr>
             <w:r>
               <w:rPr>
-                <w:rFonts w:ascii="Consolas" w:hAnsi="Consolas" w:eastAsia="Consolas" w:cs="Consolas"/>
-                <w:color w:val="1A1A1A"/>
-                <w:sz w:val="19"/>
+                <w:rFonts w:ascii="Times New Roman" w:hAnsi="Times New Roman" w:eastAsia="Consolas" w:cs="Times New Roman"/>
+                <w:sz w:val="28"/>
+                <w:color w:val="000000"/>
               </w:rPr>
               <w:t xml:space="preserve">        await _context.SaveChangesAsync();</w:t>
             </w:r>
@@ -2814,9 +3013,9 @@
             </w:pPr>
             <w:r>
               <w:rPr>
-                <w:rFonts w:ascii="Consolas" w:hAnsi="Consolas" w:eastAsia="Consolas" w:cs="Consolas"/>
-                <w:color w:val="1A1A1A"/>
-                <w:sz w:val="19"/>
+                <w:rFonts w:ascii="Times New Roman" w:hAnsi="Times New Roman" w:eastAsia="Consolas" w:cs="Times New Roman"/>
+                <w:sz w:val="28"/>
+                <w:color w:val="000000"/>
               </w:rPr>
               <w:t xml:space="preserve">        return NoContent();</w:t>
             </w:r>
@@ -2827,9 +3026,9 @@
             </w:pPr>
             <w:r>
               <w:rPr>
-                <w:rFonts w:ascii="Consolas" w:hAnsi="Consolas" w:eastAsia="Consolas" w:cs="Consolas"/>
-                <w:color w:val="1A1A1A"/>
-                <w:sz w:val="19"/>
+                <w:rFonts w:ascii="Times New Roman" w:hAnsi="Times New Roman" w:eastAsia="Consolas" w:cs="Times New Roman"/>
+                <w:sz w:val="28"/>
+                <w:color w:val="000000"/>
               </w:rPr>
               <w:t xml:space="preserve">    }</w:t>
             </w:r>
@@ -2840,9 +3039,9 @@
             </w:pPr>
             <w:r>
               <w:rPr>
-                <w:rFonts w:ascii="Consolas" w:hAnsi="Consolas" w:eastAsia="Consolas" w:cs="Consolas"/>
-                <w:color w:val="1A1A1A"/>
-                <w:sz w:val="19"/>
+                <w:rFonts w:ascii="Times New Roman" w:hAnsi="Times New Roman" w:eastAsia="Consolas" w:cs="Times New Roman"/>
+                <w:sz w:val="28"/>
+                <w:color w:val="000000"/>
               </w:rPr>
               <w:t xml:space="preserve">}</w:t>
             </w:r>
@@ -2853,7 +3052,7 @@
     <w:p>
       <w:pPr>
         <w:pBdr>
-          <w:bottom w:val="single" w:color="B0C4DE" w:sz="6"/>
+          <w:bottom w:val="single" w:color="888888" w:sz="6"/>
         </w:pBdr>
         <w:spacing w:before="120" w:after="120"/>
       </w:pPr>
@@ -2861,36 +3060,45 @@
     <w:p>
       <w:pPr>
         <w:spacing w:before="240" w:after="100" w:line="260" w:lineRule="auto"/>
-      </w:pPr>
-      <w:r>
-        <w:rPr>
-          <w:rFonts w:ascii="Times New Roman" w:hAnsi="Times New Roman" w:cs="Times New Roman"/>
-          <w:b/>
-          <w:color w:val="1B365D"/>
-          <w:sz w:val="28"/>
+        <w:rPr>
+          <w:rFonts w:ascii="Times New Roman" w:hAnsi="Times New Roman" w:cs="Times New Roman"/>
+          <w:color w:val="000000"/>
+          <w:sz w:val="28"/>
+        </w:rPr>
+      </w:pPr>
+      <w:r>
+        <w:rPr>
+          <w:rFonts w:ascii="Times New Roman" w:hAnsi="Times New Roman" w:cs="Times New Roman"/>
+          <w:b/>
+          <w:sz w:val="28"/>
+          <w:color w:val="000000"/>
         </w:rPr>
         <w:t xml:space="preserve">6. Зразки роботи через Scalar UI / cURL</w:t>
       </w:r>
     </w:p>
     <w:p>
       <w:pPr>
-        <w:spacing w:before="180" w:after="80" w:line="260" w:lineRule="auto"/>
-      </w:pPr>
-      <w:r>
-        <w:rPr>
-          <w:rFonts w:ascii="Times New Roman" w:hAnsi="Times New Roman" w:cs="Times New Roman"/>
-          <w:b/>
-          <w:color w:val="2C3E50"/>
-          <w:sz w:val="24"/>
+        <w:spacing w:before="240" w:after="100" w:line="260" w:lineRule="auto"/>
+        <w:rPr>
+          <w:rFonts w:ascii="Times New Roman" w:hAnsi="Times New Roman" w:cs="Times New Roman"/>
+          <w:color w:val="000000"/>
+          <w:sz w:val="28"/>
+        </w:rPr>
+      </w:pPr>
+      <w:r>
+        <w:rPr>
+          <w:rFonts w:ascii="Times New Roman" w:hAnsi="Times New Roman" w:cs="Times New Roman"/>
+          <w:b/>
+          <w:sz w:val="28"/>
+          <w:color w:val="000000"/>
         </w:rPr>
         <w:t xml:space="preserve">6.1. Запит </w:t>
       </w:r>
       <w:r>
         <w:rPr>
-          <w:rFonts w:ascii="Consolas" w:hAnsi="Consolas"/>
-          <w:color w:val="C7254E"/>
-          <w:sz w:val="22"/>
-          <w:shd w:val="clear" w:color="auto" w:fill="F9F2F4"/>
+          <w:rFonts w:ascii="Times New Roman" w:hAnsi="Times New Roman"/>
+          <w:sz w:val="28"/>
+          <w:color w:val="000000"/>
         </w:rPr>
         <w:t xml:space="preserve">GET /api/books</w:t>
       </w:r>
@@ -2903,8 +3111,6 @@
           <w:bottom w:val="single" w:color="CCCCCC" w:sz="4"/>
           <w:left w:val="single" w:color="003366" w:sz="12"/>
           <w:right w:val="single" w:color="CCCCCC" w:sz="4"/>
-          <w:insideH w:val="none"/>
-          <w:insideV w:val="none"/>
         </w:tblBorders>
         <w:tblCellMar>
           <w:top w:w="120"/>
@@ -2924,9 +3130,9 @@
             </w:pPr>
             <w:r>
               <w:rPr>
-                <w:rFonts w:ascii="Consolas" w:hAnsi="Consolas" w:eastAsia="Consolas" w:cs="Consolas"/>
-                <w:color w:val="1A1A1A"/>
-                <w:sz w:val="19"/>
+                <w:rFonts w:ascii="Times New Roman" w:hAnsi="Times New Roman" w:eastAsia="Consolas" w:cs="Times New Roman"/>
+                <w:sz w:val="28"/>
+                <w:color w:val="000000"/>
               </w:rPr>
               <w:t xml:space="preserve">[</w:t>
             </w:r>
@@ -2937,9 +3143,9 @@
             </w:pPr>
             <w:r>
               <w:rPr>
-                <w:rFonts w:ascii="Consolas" w:hAnsi="Consolas" w:eastAsia="Consolas" w:cs="Consolas"/>
-                <w:color w:val="1A1A1A"/>
-                <w:sz w:val="19"/>
+                <w:rFonts w:ascii="Times New Roman" w:hAnsi="Times New Roman" w:eastAsia="Consolas" w:cs="Times New Roman"/>
+                <w:sz w:val="28"/>
+                <w:color w:val="000000"/>
               </w:rPr>
               <w:t xml:space="preserve">  {</w:t>
             </w:r>
@@ -2950,9 +3156,9 @@
             </w:pPr>
             <w:r>
               <w:rPr>
-                <w:rFonts w:ascii="Consolas" w:hAnsi="Consolas" w:eastAsia="Consolas" w:cs="Consolas"/>
-                <w:color w:val="1A1A1A"/>
-                <w:sz w:val="19"/>
+                <w:rFonts w:ascii="Times New Roman" w:hAnsi="Times New Roman" w:eastAsia="Consolas" w:cs="Times New Roman"/>
+                <w:sz w:val="28"/>
+                <w:color w:val="000000"/>
               </w:rPr>
               <w:t xml:space="preserve">    "id": 1,</w:t>
             </w:r>
@@ -2963,9 +3169,9 @@
             </w:pPr>
             <w:r>
               <w:rPr>
-                <w:rFonts w:ascii="Consolas" w:hAnsi="Consolas" w:eastAsia="Consolas" w:cs="Consolas"/>
-                <w:color w:val="1A1A1A"/>
-                <w:sz w:val="19"/>
+                <w:rFonts w:ascii="Times New Roman" w:hAnsi="Times New Roman" w:eastAsia="Consolas" w:cs="Times New Roman"/>
+                <w:sz w:val="28"/>
+                <w:color w:val="000000"/>
               </w:rPr>
               <w:t xml:space="preserve">    "title": "Кобзар",</w:t>
             </w:r>
@@ -2976,9 +3182,9 @@
             </w:pPr>
             <w:r>
               <w:rPr>
-                <w:rFonts w:ascii="Consolas" w:hAnsi="Consolas" w:eastAsia="Consolas" w:cs="Consolas"/>
-                <w:color w:val="1A1A1A"/>
-                <w:sz w:val="19"/>
+                <w:rFonts w:ascii="Times New Roman" w:hAnsi="Times New Roman" w:eastAsia="Consolas" w:cs="Times New Roman"/>
+                <w:sz w:val="28"/>
+                <w:color w:val="000000"/>
               </w:rPr>
               <w:t xml:space="preserve">    "isbn": "978-966-03-7123-1",</w:t>
             </w:r>
@@ -2989,9 +3195,9 @@
             </w:pPr>
             <w:r>
               <w:rPr>
-                <w:rFonts w:ascii="Consolas" w:hAnsi="Consolas" w:eastAsia="Consolas" w:cs="Consolas"/>
-                <w:color w:val="1A1A1A"/>
-                <w:sz w:val="19"/>
+                <w:rFonts w:ascii="Times New Roman" w:hAnsi="Times New Roman" w:eastAsia="Consolas" w:cs="Times New Roman"/>
+                <w:sz w:val="28"/>
+                <w:color w:val="000000"/>
               </w:rPr>
               <w:t xml:space="preserve">    "publicationYear": 1840,</w:t>
             </w:r>
@@ -3002,9 +3208,9 @@
             </w:pPr>
             <w:r>
               <w:rPr>
-                <w:rFonts w:ascii="Consolas" w:hAnsi="Consolas" w:eastAsia="Consolas" w:cs="Consolas"/>
-                <w:color w:val="1A1A1A"/>
-                <w:sz w:val="19"/>
+                <w:rFonts w:ascii="Times New Roman" w:hAnsi="Times New Roman" w:eastAsia="Consolas" w:cs="Times New Roman"/>
+                <w:sz w:val="28"/>
+                <w:color w:val="000000"/>
               </w:rPr>
               <w:t xml:space="preserve">    "genre": "Поезія",</w:t>
             </w:r>
@@ -3015,9 +3221,9 @@
             </w:pPr>
             <w:r>
               <w:rPr>
-                <w:rFonts w:ascii="Consolas" w:hAnsi="Consolas" w:eastAsia="Consolas" w:cs="Consolas"/>
-                <w:color w:val="1A1A1A"/>
-                <w:sz w:val="19"/>
+                <w:rFonts w:ascii="Times New Roman" w:hAnsi="Times New Roman" w:eastAsia="Consolas" w:cs="Times New Roman"/>
+                <w:sz w:val="28"/>
+                <w:color w:val="000000"/>
               </w:rPr>
               <w:t xml:space="preserve">    "authorId": 1,</w:t>
             </w:r>
@@ -3028,9 +3234,9 @@
             </w:pPr>
             <w:r>
               <w:rPr>
-                <w:rFonts w:ascii="Consolas" w:hAnsi="Consolas" w:eastAsia="Consolas" w:cs="Consolas"/>
-                <w:color w:val="1A1A1A"/>
-                <w:sz w:val="19"/>
+                <w:rFonts w:ascii="Times New Roman" w:hAnsi="Times New Roman" w:eastAsia="Consolas" w:cs="Times New Roman"/>
+                <w:sz w:val="28"/>
+                <w:color w:val="000000"/>
               </w:rPr>
               <w:t xml:space="preserve">    "author": {</w:t>
             </w:r>
@@ -3041,9 +3247,9 @@
             </w:pPr>
             <w:r>
               <w:rPr>
-                <w:rFonts w:ascii="Consolas" w:hAnsi="Consolas" w:eastAsia="Consolas" w:cs="Consolas"/>
-                <w:color w:val="1A1A1A"/>
-                <w:sz w:val="19"/>
+                <w:rFonts w:ascii="Times New Roman" w:hAnsi="Times New Roman" w:eastAsia="Consolas" w:cs="Times New Roman"/>
+                <w:sz w:val="28"/>
+                <w:color w:val="000000"/>
               </w:rPr>
               <w:t xml:space="preserve">      "id": 1,</w:t>
             </w:r>
@@ -3054,9 +3260,9 @@
             </w:pPr>
             <w:r>
               <w:rPr>
-                <w:rFonts w:ascii="Consolas" w:hAnsi="Consolas" w:eastAsia="Consolas" w:cs="Consolas"/>
-                <w:color w:val="1A1A1A"/>
-                <w:sz w:val="19"/>
+                <w:rFonts w:ascii="Times New Roman" w:hAnsi="Times New Roman" w:eastAsia="Consolas" w:cs="Times New Roman"/>
+                <w:sz w:val="28"/>
+                <w:color w:val="000000"/>
               </w:rPr>
               <w:t xml:space="preserve">      "firstName": "Тарас",</w:t>
             </w:r>
@@ -3067,9 +3273,9 @@
             </w:pPr>
             <w:r>
               <w:rPr>
-                <w:rFonts w:ascii="Consolas" w:hAnsi="Consolas" w:eastAsia="Consolas" w:cs="Consolas"/>
-                <w:color w:val="1A1A1A"/>
-                <w:sz w:val="19"/>
+                <w:rFonts w:ascii="Times New Roman" w:hAnsi="Times New Roman" w:eastAsia="Consolas" w:cs="Times New Roman"/>
+                <w:sz w:val="28"/>
+                <w:color w:val="000000"/>
               </w:rPr>
               <w:t xml:space="preserve">      "lastName": "Шевченко",</w:t>
             </w:r>
@@ -3080,9 +3286,9 @@
             </w:pPr>
             <w:r>
               <w:rPr>
-                <w:rFonts w:ascii="Consolas" w:hAnsi="Consolas" w:eastAsia="Consolas" w:cs="Consolas"/>
-                <w:color w:val="1A1A1A"/>
-                <w:sz w:val="19"/>
+                <w:rFonts w:ascii="Times New Roman" w:hAnsi="Times New Roman" w:eastAsia="Consolas" w:cs="Times New Roman"/>
+                <w:sz w:val="28"/>
+                <w:color w:val="000000"/>
               </w:rPr>
               <w:t xml:space="preserve">      "country": "Україна"</w:t>
             </w:r>
@@ -3093,9 +3299,9 @@
             </w:pPr>
             <w:r>
               <w:rPr>
-                <w:rFonts w:ascii="Consolas" w:hAnsi="Consolas" w:eastAsia="Consolas" w:cs="Consolas"/>
-                <w:color w:val="1A1A1A"/>
-                <w:sz w:val="19"/>
+                <w:rFonts w:ascii="Times New Roman" w:hAnsi="Times New Roman" w:eastAsia="Consolas" w:cs="Times New Roman"/>
+                <w:sz w:val="28"/>
+                <w:color w:val="000000"/>
               </w:rPr>
               <w:t xml:space="preserve">    }</w:t>
             </w:r>
@@ -3106,9 +3312,9 @@
             </w:pPr>
             <w:r>
               <w:rPr>
-                <w:rFonts w:ascii="Consolas" w:hAnsi="Consolas" w:eastAsia="Consolas" w:cs="Consolas"/>
-                <w:color w:val="1A1A1A"/>
-                <w:sz w:val="19"/>
+                <w:rFonts w:ascii="Times New Roman" w:hAnsi="Times New Roman" w:eastAsia="Consolas" w:cs="Times New Roman"/>
+                <w:sz w:val="28"/>
+                <w:color w:val="000000"/>
               </w:rPr>
               <w:t xml:space="preserve">  },</w:t>
             </w:r>
@@ -3119,9 +3325,9 @@
             </w:pPr>
             <w:r>
               <w:rPr>
-                <w:rFonts w:ascii="Consolas" w:hAnsi="Consolas" w:eastAsia="Consolas" w:cs="Consolas"/>
-                <w:color w:val="1A1A1A"/>
-                <w:sz w:val="19"/>
+                <w:rFonts w:ascii="Times New Roman" w:hAnsi="Times New Roman" w:eastAsia="Consolas" w:cs="Times New Roman"/>
+                <w:sz w:val="28"/>
+                <w:color w:val="000000"/>
               </w:rPr>
               <w:t xml:space="preserve">  {</w:t>
             </w:r>
@@ -3132,9 +3338,9 @@
             </w:pPr>
             <w:r>
               <w:rPr>
-                <w:rFonts w:ascii="Consolas" w:hAnsi="Consolas" w:eastAsia="Consolas" w:cs="Consolas"/>
-                <w:color w:val="1A1A1A"/>
-                <w:sz w:val="19"/>
+                <w:rFonts w:ascii="Times New Roman" w:hAnsi="Times New Roman" w:eastAsia="Consolas" w:cs="Times New Roman"/>
+                <w:sz w:val="28"/>
+                <w:color w:val="000000"/>
               </w:rPr>
               <w:t xml:space="preserve">    "id": 3,</w:t>
             </w:r>
@@ -3145,9 +3351,9 @@
             </w:pPr>
             <w:r>
               <w:rPr>
-                <w:rFonts w:ascii="Consolas" w:hAnsi="Consolas" w:eastAsia="Consolas" w:cs="Consolas"/>
-                <w:color w:val="1A1A1A"/>
-                <w:sz w:val="19"/>
+                <w:rFonts w:ascii="Times New Roman" w:hAnsi="Times New Roman" w:eastAsia="Consolas" w:cs="Times New Roman"/>
+                <w:sz w:val="28"/>
+                <w:color w:val="000000"/>
               </w:rPr>
               <w:t xml:space="preserve">    "title": "1984",</w:t>
             </w:r>
@@ -3158,9 +3364,9 @@
             </w:pPr>
             <w:r>
               <w:rPr>
-                <w:rFonts w:ascii="Consolas" w:hAnsi="Consolas" w:eastAsia="Consolas" w:cs="Consolas"/>
-                <w:color w:val="1A1A1A"/>
-                <w:sz w:val="19"/>
+                <w:rFonts w:ascii="Times New Roman" w:hAnsi="Times New Roman" w:eastAsia="Consolas" w:cs="Times New Roman"/>
+                <w:sz w:val="28"/>
+                <w:color w:val="000000"/>
               </w:rPr>
               <w:t xml:space="preserve">    "isbn": "978-0-452-28423-4",</w:t>
             </w:r>
@@ -3171,9 +3377,9 @@
             </w:pPr>
             <w:r>
               <w:rPr>
-                <w:rFonts w:ascii="Consolas" w:hAnsi="Consolas" w:eastAsia="Consolas" w:cs="Consolas"/>
-                <w:color w:val="1A1A1A"/>
-                <w:sz w:val="19"/>
+                <w:rFonts w:ascii="Times New Roman" w:hAnsi="Times New Roman" w:eastAsia="Consolas" w:cs="Times New Roman"/>
+                <w:sz w:val="28"/>
+                <w:color w:val="000000"/>
               </w:rPr>
               <w:t xml:space="preserve">    "publicationYear": 1949,</w:t>
             </w:r>
@@ -3184,9 +3390,9 @@
             </w:pPr>
             <w:r>
               <w:rPr>
-                <w:rFonts w:ascii="Consolas" w:hAnsi="Consolas" w:eastAsia="Consolas" w:cs="Consolas"/>
-                <w:color w:val="1A1A1A"/>
-                <w:sz w:val="19"/>
+                <w:rFonts w:ascii="Times New Roman" w:hAnsi="Times New Roman" w:eastAsia="Consolas" w:cs="Times New Roman"/>
+                <w:sz w:val="28"/>
+                <w:color w:val="000000"/>
               </w:rPr>
               <w:t xml:space="preserve">    "genre": "Антиутопія",</w:t>
             </w:r>
@@ -3197,9 +3403,9 @@
             </w:pPr>
             <w:r>
               <w:rPr>
-                <w:rFonts w:ascii="Consolas" w:hAnsi="Consolas" w:eastAsia="Consolas" w:cs="Consolas"/>
-                <w:color w:val="1A1A1A"/>
-                <w:sz w:val="19"/>
+                <w:rFonts w:ascii="Times New Roman" w:hAnsi="Times New Roman" w:eastAsia="Consolas" w:cs="Times New Roman"/>
+                <w:sz w:val="28"/>
+                <w:color w:val="000000"/>
               </w:rPr>
               <w:t xml:space="preserve">    "authorId": 2,</w:t>
             </w:r>
@@ -3210,9 +3416,9 @@
             </w:pPr>
             <w:r>
               <w:rPr>
-                <w:rFonts w:ascii="Consolas" w:hAnsi="Consolas" w:eastAsia="Consolas" w:cs="Consolas"/>
-                <w:color w:val="1A1A1A"/>
-                <w:sz w:val="19"/>
+                <w:rFonts w:ascii="Times New Roman" w:hAnsi="Times New Roman" w:eastAsia="Consolas" w:cs="Times New Roman"/>
+                <w:sz w:val="28"/>
+                <w:color w:val="000000"/>
               </w:rPr>
               <w:t xml:space="preserve">    "author": {</w:t>
             </w:r>
@@ -3223,9 +3429,9 @@
             </w:pPr>
             <w:r>
               <w:rPr>
-                <w:rFonts w:ascii="Consolas" w:hAnsi="Consolas" w:eastAsia="Consolas" w:cs="Consolas"/>
-                <w:color w:val="1A1A1A"/>
-                <w:sz w:val="19"/>
+                <w:rFonts w:ascii="Times New Roman" w:hAnsi="Times New Roman" w:eastAsia="Consolas" w:cs="Times New Roman"/>
+                <w:sz w:val="28"/>
+                <w:color w:val="000000"/>
               </w:rPr>
               <w:t xml:space="preserve">      "id": 2,</w:t>
             </w:r>
@@ -3236,9 +3442,9 @@
             </w:pPr>
             <w:r>
               <w:rPr>
-                <w:rFonts w:ascii="Consolas" w:hAnsi="Consolas" w:eastAsia="Consolas" w:cs="Consolas"/>
-                <w:color w:val="1A1A1A"/>
-                <w:sz w:val="19"/>
+                <w:rFonts w:ascii="Times New Roman" w:hAnsi="Times New Roman" w:eastAsia="Consolas" w:cs="Times New Roman"/>
+                <w:sz w:val="28"/>
+                <w:color w:val="000000"/>
               </w:rPr>
               <w:t xml:space="preserve">      "firstName": "Джордж",</w:t>
             </w:r>
@@ -3249,9 +3455,9 @@
             </w:pPr>
             <w:r>
               <w:rPr>
-                <w:rFonts w:ascii="Consolas" w:hAnsi="Consolas" w:eastAsia="Consolas" w:cs="Consolas"/>
-                <w:color w:val="1A1A1A"/>
-                <w:sz w:val="19"/>
+                <w:rFonts w:ascii="Times New Roman" w:hAnsi="Times New Roman" w:eastAsia="Consolas" w:cs="Times New Roman"/>
+                <w:sz w:val="28"/>
+                <w:color w:val="000000"/>
               </w:rPr>
               <w:t xml:space="preserve">      "lastName": "Орвелл",</w:t>
             </w:r>
@@ -3262,9 +3468,9 @@
             </w:pPr>
             <w:r>
               <w:rPr>
-                <w:rFonts w:ascii="Consolas" w:hAnsi="Consolas" w:eastAsia="Consolas" w:cs="Consolas"/>
-                <w:color w:val="1A1A1A"/>
-                <w:sz w:val="19"/>
+                <w:rFonts w:ascii="Times New Roman" w:hAnsi="Times New Roman" w:eastAsia="Consolas" w:cs="Times New Roman"/>
+                <w:sz w:val="28"/>
+                <w:color w:val="000000"/>
               </w:rPr>
               <w:t xml:space="preserve">      "country": "Велика Британія"</w:t>
             </w:r>
@@ -3275,9 +3481,9 @@
             </w:pPr>
             <w:r>
               <w:rPr>
-                <w:rFonts w:ascii="Consolas" w:hAnsi="Consolas" w:eastAsia="Consolas" w:cs="Consolas"/>
-                <w:color w:val="1A1A1A"/>
-                <w:sz w:val="19"/>
+                <w:rFonts w:ascii="Times New Roman" w:hAnsi="Times New Roman" w:eastAsia="Consolas" w:cs="Times New Roman"/>
+                <w:sz w:val="28"/>
+                <w:color w:val="000000"/>
               </w:rPr>
               <w:t xml:space="preserve">    }</w:t>
             </w:r>
@@ -3288,9 +3494,9 @@
             </w:pPr>
             <w:r>
               <w:rPr>
-                <w:rFonts w:ascii="Consolas" w:hAnsi="Consolas" w:eastAsia="Consolas" w:cs="Consolas"/>
-                <w:color w:val="1A1A1A"/>
-                <w:sz w:val="19"/>
+                <w:rFonts w:ascii="Times New Roman" w:hAnsi="Times New Roman" w:eastAsia="Consolas" w:cs="Times New Roman"/>
+                <w:sz w:val="28"/>
+                <w:color w:val="000000"/>
               </w:rPr>
               <w:t xml:space="preserve">  }</w:t>
             </w:r>
@@ -3301,9 +3507,9 @@
             </w:pPr>
             <w:r>
               <w:rPr>
-                <w:rFonts w:ascii="Consolas" w:hAnsi="Consolas" w:eastAsia="Consolas" w:cs="Consolas"/>
-                <w:color w:val="1A1A1A"/>
-                <w:sz w:val="19"/>
+                <w:rFonts w:ascii="Times New Roman" w:hAnsi="Times New Roman" w:eastAsia="Consolas" w:cs="Times New Roman"/>
+                <w:sz w:val="28"/>
+                <w:color w:val="000000"/>
               </w:rPr>
               <w:t xml:space="preserve">]</w:t>
             </w:r>
@@ -3313,23 +3519,27 @@
     </w:tbl>
     <w:p>
       <w:pPr>
-        <w:spacing w:before="180" w:after="80" w:line="260" w:lineRule="auto"/>
-      </w:pPr>
-      <w:r>
-        <w:rPr>
-          <w:rFonts w:ascii="Times New Roman" w:hAnsi="Times New Roman" w:cs="Times New Roman"/>
-          <w:b/>
-          <w:color w:val="2C3E50"/>
-          <w:sz w:val="24"/>
+        <w:spacing w:before="240" w:after="100" w:line="260" w:lineRule="auto"/>
+        <w:rPr>
+          <w:rFonts w:ascii="Times New Roman" w:hAnsi="Times New Roman" w:cs="Times New Roman"/>
+          <w:color w:val="000000"/>
+          <w:sz w:val="28"/>
+        </w:rPr>
+      </w:pPr>
+      <w:r>
+        <w:rPr>
+          <w:rFonts w:ascii="Times New Roman" w:hAnsi="Times New Roman" w:cs="Times New Roman"/>
+          <w:b/>
+          <w:sz w:val="28"/>
+          <w:color w:val="000000"/>
         </w:rPr>
         <w:t xml:space="preserve">6.2. Запит </w:t>
       </w:r>
       <w:r>
         <w:rPr>
-          <w:rFonts w:ascii="Consolas" w:hAnsi="Consolas"/>
-          <w:color w:val="C7254E"/>
-          <w:sz w:val="22"/>
-          <w:shd w:val="clear" w:color="auto" w:fill="F9F2F4"/>
+          <w:rFonts w:ascii="Times New Roman" w:hAnsi="Times New Roman"/>
+          <w:sz w:val="28"/>
+          <w:color w:val="000000"/>
         </w:rPr>
         <w:t xml:space="preserve">POST /api/books</w:t>
       </w:r>
@@ -3342,8 +3552,6 @@
           <w:bottom w:val="single" w:color="CCCCCC" w:sz="4"/>
           <w:left w:val="single" w:color="003366" w:sz="12"/>
           <w:right w:val="single" w:color="CCCCCC" w:sz="4"/>
-          <w:insideH w:val="none"/>
-          <w:insideV w:val="none"/>
         </w:tblBorders>
         <w:tblCellMar>
           <w:top w:w="120"/>
@@ -3363,9 +3571,9 @@
             </w:pPr>
             <w:r>
               <w:rPr>
-                <w:rFonts w:ascii="Consolas" w:hAnsi="Consolas" w:eastAsia="Consolas" w:cs="Consolas"/>
-                <w:color w:val="1A1A1A"/>
-                <w:sz w:val="19"/>
+                <w:rFonts w:ascii="Times New Roman" w:hAnsi="Times New Roman" w:eastAsia="Consolas" w:cs="Times New Roman"/>
+                <w:sz w:val="28"/>
+                <w:color w:val="000000"/>
               </w:rPr>
               <w:t xml:space="preserve">POST /api/books HTTP/1.1</w:t>
             </w:r>
@@ -3376,9 +3584,9 @@
             </w:pPr>
             <w:r>
               <w:rPr>
-                <w:rFonts w:ascii="Consolas" w:hAnsi="Consolas" w:eastAsia="Consolas" w:cs="Consolas"/>
-                <w:color w:val="1A1A1A"/>
-                <w:sz w:val="19"/>
+                <w:rFonts w:ascii="Times New Roman" w:hAnsi="Times New Roman" w:eastAsia="Consolas" w:cs="Times New Roman"/>
+                <w:sz w:val="28"/>
+                <w:color w:val="000000"/>
               </w:rPr>
               <w:t xml:space="preserve">Content-Type: application/json</w:t>
             </w:r>
@@ -3389,9 +3597,9 @@
             </w:pPr>
             <w:r>
               <w:rPr>
-                <w:rFonts w:ascii="Consolas" w:hAnsi="Consolas" w:eastAsia="Consolas" w:cs="Consolas"/>
-                <w:color w:val="1A1A1A"/>
-                <w:sz w:val="19"/>
+                <w:rFonts w:ascii="Times New Roman" w:hAnsi="Times New Roman" w:eastAsia="Consolas" w:cs="Times New Roman"/>
+                <w:sz w:val="28"/>
+                <w:color w:val="000000"/>
               </w:rPr>
               <w:t xml:space="preserve"/>
             </w:r>
@@ -3402,9 +3610,9 @@
             </w:pPr>
             <w:r>
               <w:rPr>
-                <w:rFonts w:ascii="Consolas" w:hAnsi="Consolas" w:eastAsia="Consolas" w:cs="Consolas"/>
-                <w:color w:val="1A1A1A"/>
-                <w:sz w:val="19"/>
+                <w:rFonts w:ascii="Times New Roman" w:hAnsi="Times New Roman" w:eastAsia="Consolas" w:cs="Times New Roman"/>
+                <w:sz w:val="28"/>
+                <w:color w:val="000000"/>
               </w:rPr>
               <w:t xml:space="preserve">{</w:t>
             </w:r>
@@ -3415,9 +3623,9 @@
             </w:pPr>
             <w:r>
               <w:rPr>
-                <w:rFonts w:ascii="Consolas" w:hAnsi="Consolas" w:eastAsia="Consolas" w:cs="Consolas"/>
-                <w:color w:val="1A1A1A"/>
-                <w:sz w:val="19"/>
+                <w:rFonts w:ascii="Times New Roman" w:hAnsi="Times New Roman" w:eastAsia="Consolas" w:cs="Times New Roman"/>
+                <w:sz w:val="28"/>
+                <w:color w:val="000000"/>
               </w:rPr>
               <w:t xml:space="preserve">  "title": "Захар Беркут",</w:t>
             </w:r>
@@ -3428,9 +3636,9 @@
             </w:pPr>
             <w:r>
               <w:rPr>
-                <w:rFonts w:ascii="Consolas" w:hAnsi="Consolas" w:eastAsia="Consolas" w:cs="Consolas"/>
-                <w:color w:val="1A1A1A"/>
-                <w:sz w:val="19"/>
+                <w:rFonts w:ascii="Times New Roman" w:hAnsi="Times New Roman" w:eastAsia="Consolas" w:cs="Times New Roman"/>
+                <w:sz w:val="28"/>
+                <w:color w:val="000000"/>
               </w:rPr>
               <w:t xml:space="preserve">  "isbn": "978-966-03-8888-1",</w:t>
             </w:r>
@@ -3441,9 +3649,9 @@
             </w:pPr>
             <w:r>
               <w:rPr>
-                <w:rFonts w:ascii="Consolas" w:hAnsi="Consolas" w:eastAsia="Consolas" w:cs="Consolas"/>
-                <w:color w:val="1A1A1A"/>
-                <w:sz w:val="19"/>
+                <w:rFonts w:ascii="Times New Roman" w:hAnsi="Times New Roman" w:eastAsia="Consolas" w:cs="Times New Roman"/>
+                <w:sz w:val="28"/>
+                <w:color w:val="000000"/>
               </w:rPr>
               <w:t xml:space="preserve">  "publicationYear": 1883,</w:t>
             </w:r>
@@ -3454,9 +3662,9 @@
             </w:pPr>
             <w:r>
               <w:rPr>
-                <w:rFonts w:ascii="Consolas" w:hAnsi="Consolas" w:eastAsia="Consolas" w:cs="Consolas"/>
-                <w:color w:val="1A1A1A"/>
-                <w:sz w:val="19"/>
+                <w:rFonts w:ascii="Times New Roman" w:hAnsi="Times New Roman" w:eastAsia="Consolas" w:cs="Times New Roman"/>
+                <w:sz w:val="28"/>
+                <w:color w:val="000000"/>
               </w:rPr>
               <w:t xml:space="preserve">  "genre": "Історична повість",</w:t>
             </w:r>
@@ -3467,9 +3675,9 @@
             </w:pPr>
             <w:r>
               <w:rPr>
-                <w:rFonts w:ascii="Consolas" w:hAnsi="Consolas" w:eastAsia="Consolas" w:cs="Consolas"/>
-                <w:color w:val="1A1A1A"/>
-                <w:sz w:val="19"/>
+                <w:rFonts w:ascii="Times New Roman" w:hAnsi="Times New Roman" w:eastAsia="Consolas" w:cs="Times New Roman"/>
+                <w:sz w:val="28"/>
+                <w:color w:val="000000"/>
               </w:rPr>
               <w:t xml:space="preserve">  "authorId": 1</w:t>
             </w:r>
@@ -3480,9 +3688,9 @@
             </w:pPr>
             <w:r>
               <w:rPr>
-                <w:rFonts w:ascii="Consolas" w:hAnsi="Consolas" w:eastAsia="Consolas" w:cs="Consolas"/>
-                <w:color w:val="1A1A1A"/>
-                <w:sz w:val="19"/>
+                <w:rFonts w:ascii="Times New Roman" w:hAnsi="Times New Roman" w:eastAsia="Consolas" w:cs="Times New Roman"/>
+                <w:sz w:val="28"/>
+                <w:color w:val="000000"/>
               </w:rPr>
               <w:t xml:space="preserve">}</w:t>
             </w:r>
@@ -3493,30 +3701,34 @@
     <w:p>
       <w:pPr>
         <w:spacing w:before="0" w:after="120" w:line="260" w:lineRule="auto"/>
-      </w:pPr>
-      <w:r>
-        <w:rPr>
-          <w:rFonts w:ascii="Times New Roman" w:hAnsi="Times New Roman" w:cs="Times New Roman"/>
-          <w:b/>
-          <w:color w:val="222222"/>
-          <w:sz w:val="22"/>
+        <w:rPr>
+          <w:rFonts w:ascii="Times New Roman" w:hAnsi="Times New Roman" w:cs="Times New Roman"/>
+          <w:color w:val="000000"/>
+          <w:sz w:val="28"/>
+        </w:rPr>
+      </w:pPr>
+      <w:r>
+        <w:rPr>
+          <w:rFonts w:ascii="Times New Roman" w:hAnsi="Times New Roman" w:cs="Times New Roman"/>
+          <w:b/>
+          <w:sz w:val="28"/>
+          <w:color w:val="000000"/>
         </w:rPr>
         <w:t xml:space="preserve">Відповідь:</w:t>
       </w:r>
       <w:r>
         <w:rPr>
           <w:rFonts w:ascii="Times New Roman" w:hAnsi="Times New Roman" w:cs="Times New Roman"/>
-          <w:color w:val="222222"/>
-          <w:sz w:val="22"/>
+          <w:sz w:val="28"/>
+          <w:color w:val="000000"/>
         </w:rPr>
         <w:t xml:space="preserve"> </w:t>
       </w:r>
       <w:r>
         <w:rPr>
-          <w:rFonts w:ascii="Consolas" w:hAnsi="Consolas"/>
-          <w:color w:val="C7254E"/>
-          <w:sz w:val="20"/>
-          <w:shd w:val="clear" w:color="auto" w:fill="F9F2F4"/>
+          <w:rFonts w:ascii="Times New Roman" w:hAnsi="Times New Roman"/>
+          <w:sz w:val="28"/>
+          <w:color w:val="000000"/>
         </w:rPr>
         <w:t xml:space="preserve">HTTP/1.1 201 Created</w:t>
       </w:r>
@@ -3525,10 +3737,9 @@
       </w:r>
       <w:r>
         <w:rPr>
-          <w:rFonts w:ascii="Consolas" w:hAnsi="Consolas"/>
-          <w:color w:val="C7254E"/>
-          <w:sz w:val="20"/>
-          <w:shd w:val="clear" w:color="auto" w:fill="F9F2F4"/>
+          <w:rFonts w:ascii="Times New Roman" w:hAnsi="Times New Roman"/>
+          <w:sz w:val="28"/>
+          <w:color w:val="000000"/>
         </w:rPr>
         <w:t xml:space="preserve">Location: /api/books/5</w:t>
       </w:r>
@@ -3536,7 +3747,7 @@
     <w:p>
       <w:pPr>
         <w:pBdr>
-          <w:bottom w:val="single" w:color="B0C4DE" w:sz="6"/>
+          <w:bottom w:val="single" w:color="888888" w:sz="6"/>
         </w:pBdr>
         <w:spacing w:before="120" w:after="120"/>
       </w:pPr>
@@ -3544,28 +3755,83 @@
     <w:p>
       <w:pPr>
         <w:spacing w:before="240" w:after="100" w:line="260" w:lineRule="auto"/>
-      </w:pPr>
-      <w:r>
-        <w:rPr>
-          <w:rFonts w:ascii="Times New Roman" w:hAnsi="Times New Roman" w:cs="Times New Roman"/>
-          <w:b/>
-          <w:color w:val="1B365D"/>
-          <w:sz w:val="28"/>
+        <w:rPr>
+          <w:rFonts w:ascii="Times New Roman" w:hAnsi="Times New Roman" w:cs="Times New Roman"/>
+          <w:color w:val="000000"/>
+          <w:sz w:val="28"/>
+        </w:rPr>
+      </w:pPr>
+      <w:r>
+        <w:rPr>
+          <w:rFonts w:ascii="Times New Roman" w:hAnsi="Times New Roman" w:cs="Times New Roman"/>
+          <w:b/>
+          <w:sz w:val="28"/>
+          <w:color w:val="000000"/>
         </w:rPr>
         <w:t xml:space="preserve">7. Посилання на репозиторій</w:t>
       </w:r>
     </w:p>
     <w:p>
       <w:pPr>
+        <w:ind w:left="720" w:hanging="360"/>
         <w:spacing w:before="0" w:after="60" w:line="240" w:lineRule="auto"/>
+        <w:rPr>
+          <w:rFonts w:ascii="Times New Roman" w:hAnsi="Times New Roman" w:cs="Times New Roman"/>
+          <w:color w:val="000000"/>
+          <w:sz w:val="28"/>
+        </w:rPr>
+      </w:pPr>
+      <w:r>
+        <w:rPr>
+          <w:rFonts w:ascii="Times New Roman" w:hAnsi="Times New Roman"/>
+          <w:color w:val="000000"/>
+          <w:sz w:val="28"/>
+          <w:b/>
+        </w:rPr>
+        <w:t xml:space="preserve">• </w:t>
+      </w:r>
+      <w:r>
+        <w:rPr>
+          <w:rFonts w:ascii="Times New Roman" w:hAnsi="Times New Roman" w:cs="Times New Roman"/>
+          <w:b/>
+          <w:sz w:val="28"/>
+          <w:color w:val="000000"/>
+        </w:rPr>
+        <w:t xml:space="preserve">URL репозиторію:</w:t>
+      </w:r>
+      <w:r>
+        <w:rPr>
+          <w:rFonts w:ascii="Times New Roman" w:hAnsi="Times New Roman" w:cs="Times New Roman"/>
+          <w:sz w:val="28"/>
+          <w:color w:val="000000"/>
+        </w:rPr>
+        <w:t xml:space="preserve"> </w:t>
+      </w:r>
+      <w:r>
+        <w:rPr>
+          <w:rFonts w:ascii="Times New Roman" w:hAnsi="Times New Roman"/>
+          <w:sz w:val="28"/>
+          <w:color w:val="000000"/>
+        </w:rPr>
+        <w:t xml:space="preserve">https://github.com/&lt;ваш_аккаунт&gt;/dotnet-labs-&lt;прізвище&gt;</w:t>
+      </w:r>
+    </w:p>
+    <w:p>
+      <w:pPr>
         <w:ind w:left="720" w:hanging="360"/>
-      </w:pPr>
-      <w:r>
-        <w:rPr>
-          <w:rFonts w:ascii="Calibri" w:hAnsi="Calibri"/>
-          <w:b/>
-          <w:color w:val="003366"/>
-          <w:sz w:val="22"/>
+        <w:spacing w:before="0" w:after="60" w:line="240" w:lineRule="auto"/>
+        <w:rPr>
+          <w:rFonts w:ascii="Times New Roman" w:hAnsi="Times New Roman" w:cs="Times New Roman"/>
+          <w:color w:val="000000"/>
+          <w:sz w:val="28"/>
+        </w:rPr>
+      </w:pPr>
+      <w:r>
+        <w:rPr>
+          <w:rFonts w:ascii="Times New Roman" w:hAnsi="Times New Roman"/>
+          <w:color w:val="000000"/>
+          <w:sz w:val="28"/>
+          <w:b/>
         </w:rPr>
         <w:t xml:space="preserve">• </w:t>
       </w:r>
@@ -3573,66 +3839,24 @@
         <w:rPr>
           <w:rFonts w:ascii="Times New Roman" w:hAnsi="Times New Roman" w:cs="Times New Roman"/>
           <w:b/>
-          <w:color w:val="222222"/>
-          <w:sz w:val="22"/>
-        </w:rPr>
-        <w:t xml:space="preserve">URL репозиторію:</w:t>
-      </w:r>
-      <w:r>
-        <w:rPr>
-          <w:rFonts w:ascii="Times New Roman" w:hAnsi="Times New Roman" w:cs="Times New Roman"/>
-          <w:color w:val="222222"/>
-          <w:sz w:val="22"/>
+          <w:sz w:val="28"/>
+          <w:color w:val="000000"/>
+        </w:rPr>
+        <w:t xml:space="preserve">Папка проєкту:</w:t>
+      </w:r>
+      <w:r>
+        <w:rPr>
+          <w:rFonts w:ascii="Times New Roman" w:hAnsi="Times New Roman" w:cs="Times New Roman"/>
+          <w:sz w:val="28"/>
+          <w:color w:val="000000"/>
         </w:rPr>
         <w:t xml:space="preserve"> </w:t>
       </w:r>
       <w:r>
         <w:rPr>
-          <w:rFonts w:ascii="Consolas" w:hAnsi="Consolas"/>
-          <w:color w:val="C7254E"/>
-          <w:sz w:val="20"/>
-          <w:shd w:val="clear" w:color="auto" w:fill="F9F2F4"/>
-        </w:rPr>
-        <w:t xml:space="preserve">https://github.com/&lt;ваш_аккаунт&gt;/dotnet-labs-&lt;прізвище&gt;</w:t>
-      </w:r>
-    </w:p>
-    <w:p>
-      <w:pPr>
-        <w:spacing w:before="0" w:after="60" w:line="240" w:lineRule="auto"/>
-        <w:ind w:left="720" w:hanging="360"/>
-      </w:pPr>
-      <w:r>
-        <w:rPr>
-          <w:rFonts w:ascii="Calibri" w:hAnsi="Calibri"/>
-          <w:b/>
-          <w:color w:val="003366"/>
-          <w:sz w:val="22"/>
-        </w:rPr>
-        <w:t xml:space="preserve">• </w:t>
-      </w:r>
-      <w:r>
-        <w:rPr>
-          <w:rFonts w:ascii="Times New Roman" w:hAnsi="Times New Roman" w:cs="Times New Roman"/>
-          <w:b/>
-          <w:color w:val="222222"/>
-          <w:sz w:val="22"/>
-        </w:rPr>
-        <w:t xml:space="preserve">Папка проєкту:</w:t>
-      </w:r>
-      <w:r>
-        <w:rPr>
-          <w:rFonts w:ascii="Times New Roman" w:hAnsi="Times New Roman" w:cs="Times New Roman"/>
-          <w:color w:val="222222"/>
-          <w:sz w:val="22"/>
-        </w:rPr>
-        <w:t xml:space="preserve"> </w:t>
-      </w:r>
-      <w:r>
-        <w:rPr>
-          <w:rFonts w:ascii="Consolas" w:hAnsi="Consolas"/>
-          <w:color w:val="C7254E"/>
-          <w:sz w:val="20"/>
-          <w:shd w:val="clear" w:color="auto" w:fill="F9F2F4"/>
+          <w:rFonts w:ascii="Times New Roman" w:hAnsi="Times New Roman"/>
+          <w:sz w:val="28"/>
+          <w:color w:val="000000"/>
         </w:rPr>
         <w:t xml:space="preserve">/05-aspnetcore-efcore-sqlite-crud</w:t>
       </w:r>
@@ -3640,7 +3864,7 @@
     <w:p>
       <w:pPr>
         <w:pBdr>
-          <w:bottom w:val="single" w:color="B0C4DE" w:sz="6"/>
+          <w:bottom w:val="single" w:color="888888" w:sz="6"/>
         </w:pBdr>
         <w:spacing w:before="120" w:after="120"/>
       </w:pPr>
@@ -3648,13 +3872,18 @@
     <w:p>
       <w:pPr>
         <w:spacing w:before="240" w:after="100" w:line="260" w:lineRule="auto"/>
-      </w:pPr>
-      <w:r>
-        <w:rPr>
-          <w:rFonts w:ascii="Times New Roman" w:hAnsi="Times New Roman" w:cs="Times New Roman"/>
-          <w:b/>
-          <w:color w:val="1B365D"/>
-          <w:sz w:val="28"/>
+        <w:rPr>
+          <w:rFonts w:ascii="Times New Roman" w:hAnsi="Times New Roman" w:cs="Times New Roman"/>
+          <w:color w:val="000000"/>
+          <w:sz w:val="28"/>
+        </w:rPr>
+      </w:pPr>
+      <w:r>
+        <w:rPr>
+          <w:rFonts w:ascii="Times New Roman" w:hAnsi="Times New Roman" w:cs="Times New Roman"/>
+          <w:b/>
+          <w:sz w:val="28"/>
+          <w:color w:val="000000"/>
         </w:rPr>
         <w:t xml:space="preserve">8. Відповіді на контрольні питання</w:t>
       </w:r>
@@ -3662,22 +3891,26 @@
     <w:p>
       <w:pPr>
         <w:spacing w:before="0" w:after="120" w:line="260" w:lineRule="auto"/>
-      </w:pPr>
-      <w:r>
-        <w:rPr>
-          <w:rFonts w:ascii="Times New Roman" w:hAnsi="Times New Roman" w:cs="Times New Roman"/>
-          <w:b/>
-          <w:color w:val="222222"/>
-          <w:sz w:val="22"/>
+        <w:rPr>
+          <w:rFonts w:ascii="Times New Roman" w:hAnsi="Times New Roman" w:cs="Times New Roman"/>
+          <w:color w:val="000000"/>
+          <w:sz w:val="28"/>
+        </w:rPr>
+      </w:pPr>
+      <w:r>
+        <w:rPr>
+          <w:rFonts w:ascii="Times New Roman" w:hAnsi="Times New Roman" w:cs="Times New Roman"/>
+          <w:b/>
+          <w:sz w:val="28"/>
+          <w:color w:val="000000"/>
         </w:rPr>
         <w:t xml:space="preserve">1. Що таке Dependency Injection і як </w:t>
       </w:r>
       <w:r>
         <w:rPr>
-          <w:rFonts w:ascii="Consolas" w:hAnsi="Consolas"/>
-          <w:color w:val="C7254E"/>
-          <w:sz w:val="20"/>
-          <w:shd w:val="clear" w:color="auto" w:fill="F9F2F4"/>
+          <w:rFonts w:ascii="Times New Roman" w:hAnsi="Times New Roman"/>
+          <w:sz w:val="28"/>
+          <w:color w:val="000000"/>
         </w:rPr>
         <w:t xml:space="preserve">AppDbContext</w:t>
       </w:r>
@@ -3685,8 +3918,8 @@
         <w:rPr>
           <w:rFonts w:ascii="Times New Roman" w:hAnsi="Times New Roman" w:cs="Times New Roman"/>
           <w:b/>
-          <w:color w:val="222222"/>
-          <w:sz w:val="22"/>
+          <w:sz w:val="28"/>
+          <w:color w:val="000000"/>
         </w:rPr>
         <w:t xml:space="preserve"> реєструється у контейнері служб ASP.NET Core?</w:t>
       </w:r>
@@ -3697,67 +3930,64 @@
         <w:rPr>
           <w:rFonts w:ascii="Times New Roman" w:hAnsi="Times New Roman" w:cs="Times New Roman"/>
           <w:i/>
-          <w:color w:val="222222"/>
-          <w:sz w:val="22"/>
+          <w:sz w:val="28"/>
+          <w:color w:val="000000"/>
         </w:rPr>
         <w:t xml:space="preserve">Відповідь:</w:t>
       </w:r>
       <w:r>
         <w:rPr>
           <w:rFonts w:ascii="Times New Roman" w:hAnsi="Times New Roman" w:cs="Times New Roman"/>
-          <w:color w:val="222222"/>
-          <w:sz w:val="22"/>
+          <w:sz w:val="28"/>
+          <w:color w:val="000000"/>
         </w:rPr>
         <w:t xml:space="preserve"> Dependency Injection (впровадження залежностей) — це архітектурний патерн IoC, при якому об'єкти отримують свої залежності ззовні (через конструктор), а не створюють їх через </w:t>
       </w:r>
       <w:r>
         <w:rPr>
-          <w:rFonts w:ascii="Consolas" w:hAnsi="Consolas"/>
-          <w:color w:val="C7254E"/>
-          <w:sz w:val="20"/>
-          <w:shd w:val="clear" w:color="auto" w:fill="F9F2F4"/>
+          <w:rFonts w:ascii="Times New Roman" w:hAnsi="Times New Roman"/>
+          <w:sz w:val="28"/>
+          <w:color w:val="000000"/>
         </w:rPr>
         <w:t xml:space="preserve">new</w:t>
       </w:r>
       <w:r>
         <w:rPr>
           <w:rFonts w:ascii="Times New Roman" w:hAnsi="Times New Roman" w:cs="Times New Roman"/>
-          <w:color w:val="222222"/>
-          <w:sz w:val="22"/>
+          <w:sz w:val="28"/>
+          <w:color w:val="000000"/>
         </w:rPr>
         <w:t xml:space="preserve">. Реєстрація </w:t>
       </w:r>
       <w:r>
         <w:rPr>
-          <w:rFonts w:ascii="Consolas" w:hAnsi="Consolas"/>
-          <w:color w:val="C7254E"/>
-          <w:sz w:val="20"/>
-          <w:shd w:val="clear" w:color="auto" w:fill="F9F2F4"/>
+          <w:rFonts w:ascii="Times New Roman" w:hAnsi="Times New Roman"/>
+          <w:sz w:val="28"/>
+          <w:color w:val="000000"/>
         </w:rPr>
         <w:t xml:space="preserve">LibraryDbContext</w:t>
       </w:r>
       <w:r>
         <w:rPr>
           <w:rFonts w:ascii="Times New Roman" w:hAnsi="Times New Roman" w:cs="Times New Roman"/>
-          <w:color w:val="222222"/>
-          <w:sz w:val="22"/>
+          <w:sz w:val="28"/>
+          <w:color w:val="000000"/>
         </w:rPr>
         <w:t xml:space="preserve"> виконується методом </w:t>
       </w:r>
       <w:r>
         <w:rPr>
-          <w:rFonts w:ascii="Consolas" w:hAnsi="Consolas"/>
-          <w:color w:val="C7254E"/>
-          <w:sz w:val="20"/>
-          <w:shd w:val="clear" w:color="auto" w:fill="F9F2F4"/>
+          <w:rFonts w:ascii="Times New Roman" w:hAnsi="Times New Roman"/>
+          <w:sz w:val="28"/>
+          <w:color w:val="000000"/>
         </w:rPr>
         <w:t xml:space="preserve">builder.Services.AddDbContext&lt;LibraryDbContext&gt;(options =&gt; options.UseSqlite(...))</w:t>
       </w:r>
       <w:r>
         <w:rPr>
           <w:rFonts w:ascii="Times New Roman" w:hAnsi="Times New Roman" w:cs="Times New Roman"/>
-          <w:color w:val="222222"/>
-          <w:sz w:val="22"/>
+          <w:sz w:val="28"/>
+          <w:color w:val="000000"/>
         </w:rPr>
         <w:t xml:space="preserve">. Контейнер автоматично інжектує контекст у конструктори контролерів.</w:t>
       </w:r>
@@ -3765,13 +3995,18 @@
     <w:p>
       <w:pPr>
         <w:spacing w:before="0" w:after="120" w:line="260" w:lineRule="auto"/>
-      </w:pPr>
-      <w:r>
-        <w:rPr>
-          <w:rFonts w:ascii="Times New Roman" w:hAnsi="Times New Roman" w:cs="Times New Roman"/>
-          <w:b/>
-          <w:color w:val="222222"/>
-          <w:sz w:val="22"/>
+        <w:rPr>
+          <w:rFonts w:ascii="Times New Roman" w:hAnsi="Times New Roman" w:cs="Times New Roman"/>
+          <w:color w:val="000000"/>
+          <w:sz w:val="28"/>
+        </w:rPr>
+      </w:pPr>
+      <w:r>
+        <w:rPr>
+          <w:rFonts w:ascii="Times New Roman" w:hAnsi="Times New Roman" w:cs="Times New Roman"/>
+          <w:b/>
+          <w:sz w:val="28"/>
+          <w:color w:val="000000"/>
         </w:rPr>
         <w:t xml:space="preserve">2. Навіщо потрібні міграції EF Core і чим Code-First відрізняється від Database-First?</w:t>
       </w:r>
@@ -3782,16 +4017,16 @@
         <w:rPr>
           <w:rFonts w:ascii="Times New Roman" w:hAnsi="Times New Roman" w:cs="Times New Roman"/>
           <w:i/>
-          <w:color w:val="222222"/>
-          <w:sz w:val="22"/>
+          <w:sz w:val="28"/>
+          <w:color w:val="000000"/>
         </w:rPr>
         <w:t xml:space="preserve">Відповідь:</w:t>
       </w:r>
       <w:r>
         <w:rPr>
           <w:rFonts w:ascii="Times New Roman" w:hAnsi="Times New Roman" w:cs="Times New Roman"/>
-          <w:color w:val="222222"/>
-          <w:sz w:val="22"/>
+          <w:sz w:val="28"/>
+          <w:color w:val="000000"/>
         </w:rPr>
         <w:t xml:space="preserve"> Міграції дозволяють інкрементально еволюціонувати схему бази даних разом зі змінами C#-моделей зі збереженням наявних даних. У підході </w:t>
       </w:r>
@@ -3799,16 +4034,16 @@
         <w:rPr>
           <w:rFonts w:ascii="Times New Roman" w:hAnsi="Times New Roman" w:cs="Times New Roman"/>
           <w:b/>
-          <w:color w:val="222222"/>
-          <w:sz w:val="22"/>
+          <w:sz w:val="28"/>
+          <w:color w:val="000000"/>
         </w:rPr>
         <w:t xml:space="preserve">Code-First</w:t>
       </w:r>
       <w:r>
         <w:rPr>
           <w:rFonts w:ascii="Times New Roman" w:hAnsi="Times New Roman" w:cs="Times New Roman"/>
-          <w:color w:val="222222"/>
-          <w:sz w:val="22"/>
+          <w:sz w:val="28"/>
+          <w:color w:val="000000"/>
         </w:rPr>
         <w:t xml:space="preserve"> розробник пише класи мовою C#, а EF Core генерує структуру таблиць БД; у підході </w:t>
       </w:r>
@@ -3816,16 +4051,16 @@
         <w:rPr>
           <w:rFonts w:ascii="Times New Roman" w:hAnsi="Times New Roman" w:cs="Times New Roman"/>
           <w:b/>
-          <w:color w:val="222222"/>
-          <w:sz w:val="22"/>
+          <w:sz w:val="28"/>
+          <w:color w:val="000000"/>
         </w:rPr>
         <w:t xml:space="preserve">Database-First</w:t>
       </w:r>
       <w:r>
         <w:rPr>
           <w:rFonts w:ascii="Times New Roman" w:hAnsi="Times New Roman" w:cs="Times New Roman"/>
-          <w:color w:val="222222"/>
-          <w:sz w:val="22"/>
+          <w:sz w:val="28"/>
+          <w:color w:val="000000"/>
         </w:rPr>
         <w:t xml:space="preserve"> спочатку створюються таблиці в СКБД, після чого генеруються C#-класи.</w:t>
       </w:r>
@@ -3833,22 +4068,26 @@
     <w:p>
       <w:pPr>
         <w:spacing w:before="0" w:after="120" w:line="260" w:lineRule="auto"/>
-      </w:pPr>
-      <w:r>
-        <w:rPr>
-          <w:rFonts w:ascii="Times New Roman" w:hAnsi="Times New Roman" w:cs="Times New Roman"/>
-          <w:b/>
-          <w:color w:val="222222"/>
-          <w:sz w:val="22"/>
+        <w:rPr>
+          <w:rFonts w:ascii="Times New Roman" w:hAnsi="Times New Roman" w:cs="Times New Roman"/>
+          <w:color w:val="000000"/>
+          <w:sz w:val="28"/>
+        </w:rPr>
+      </w:pPr>
+      <w:r>
+        <w:rPr>
+          <w:rFonts w:ascii="Times New Roman" w:hAnsi="Times New Roman" w:cs="Times New Roman"/>
+          <w:b/>
+          <w:sz w:val="28"/>
+          <w:color w:val="000000"/>
         </w:rPr>
         <w:t xml:space="preserve">3. Чому методи доступу до бази даних варто робити асинхронними (</w:t>
       </w:r>
       <w:r>
         <w:rPr>
-          <w:rFonts w:ascii="Consolas" w:hAnsi="Consolas"/>
-          <w:color w:val="C7254E"/>
-          <w:sz w:val="20"/>
-          <w:shd w:val="clear" w:color="auto" w:fill="F9F2F4"/>
+          <w:rFonts w:ascii="Times New Roman" w:hAnsi="Times New Roman"/>
+          <w:sz w:val="28"/>
+          <w:color w:val="000000"/>
         </w:rPr>
         <w:t xml:space="preserve">async</w:t>
       </w:r>
@@ -3856,17 +4095,16 @@
         <w:rPr>
           <w:rFonts w:ascii="Times New Roman" w:hAnsi="Times New Roman" w:cs="Times New Roman"/>
           <w:b/>
-          <w:color w:val="222222"/>
-          <w:sz w:val="22"/>
+          <w:sz w:val="28"/>
+          <w:color w:val="000000"/>
         </w:rPr>
         <w:t xml:space="preserve">/</w:t>
       </w:r>
       <w:r>
         <w:rPr>
-          <w:rFonts w:ascii="Consolas" w:hAnsi="Consolas"/>
-          <w:color w:val="C7254E"/>
-          <w:sz w:val="20"/>
-          <w:shd w:val="clear" w:color="auto" w:fill="F9F2F4"/>
+          <w:rFonts w:ascii="Times New Roman" w:hAnsi="Times New Roman"/>
+          <w:sz w:val="28"/>
+          <w:color w:val="000000"/>
         </w:rPr>
         <w:t xml:space="preserve">await</w:t>
       </w:r>
@@ -3874,8 +4112,8 @@
         <w:rPr>
           <w:rFonts w:ascii="Times New Roman" w:hAnsi="Times New Roman" w:cs="Times New Roman"/>
           <w:b/>
-          <w:color w:val="222222"/>
-          <w:sz w:val="22"/>
+          <w:sz w:val="28"/>
+          <w:color w:val="000000"/>
         </w:rPr>
         <w:t xml:space="preserve">)? Що станеться при синхронному виклику під навантаженням?</w:t>
       </w:r>
@@ -3886,50 +4124,48 @@
         <w:rPr>
           <w:rFonts w:ascii="Times New Roman" w:hAnsi="Times New Roman" w:cs="Times New Roman"/>
           <w:i/>
-          <w:color w:val="222222"/>
-          <w:sz w:val="22"/>
+          <w:sz w:val="28"/>
+          <w:color w:val="000000"/>
         </w:rPr>
         <w:t xml:space="preserve">Відповідь:</w:t>
       </w:r>
       <w:r>
         <w:rPr>
           <w:rFonts w:ascii="Times New Roman" w:hAnsi="Times New Roman" w:cs="Times New Roman"/>
-          <w:color w:val="222222"/>
-          <w:sz w:val="22"/>
+          <w:sz w:val="28"/>
+          <w:color w:val="000000"/>
         </w:rPr>
         <w:t xml:space="preserve"> Операції введення/виведення (I/O) до бази даних є тривалими. Синхронний виклик блокує потік пулу потоків (thread pool) веб-сервера Kestrel. Під навантаженням потік за потоком блокуватимуться, що призведе до вичерпання пулу потоків (thread starvation) і падіння пропускної здатності. Асинхронність (</w:t>
       </w:r>
       <w:r>
         <w:rPr>
-          <w:rFonts w:ascii="Consolas" w:hAnsi="Consolas"/>
-          <w:color w:val="C7254E"/>
-          <w:sz w:val="20"/>
-          <w:shd w:val="clear" w:color="auto" w:fill="F9F2F4"/>
+          <w:rFonts w:ascii="Times New Roman" w:hAnsi="Times New Roman"/>
+          <w:sz w:val="28"/>
+          <w:color w:val="000000"/>
         </w:rPr>
         <w:t xml:space="preserve">async</w:t>
       </w:r>
       <w:r>
         <w:rPr>
           <w:rFonts w:ascii="Times New Roman" w:hAnsi="Times New Roman" w:cs="Times New Roman"/>
-          <w:color w:val="222222"/>
-          <w:sz w:val="22"/>
+          <w:sz w:val="28"/>
+          <w:color w:val="000000"/>
         </w:rPr>
         <w:t xml:space="preserve">/</w:t>
       </w:r>
       <w:r>
         <w:rPr>
-          <w:rFonts w:ascii="Consolas" w:hAnsi="Consolas"/>
-          <w:color w:val="C7254E"/>
-          <w:sz w:val="20"/>
-          <w:shd w:val="clear" w:color="auto" w:fill="F9F2F4"/>
+          <w:rFonts w:ascii="Times New Roman" w:hAnsi="Times New Roman"/>
+          <w:sz w:val="28"/>
+          <w:color w:val="000000"/>
         </w:rPr>
         <w:t xml:space="preserve">await</w:t>
       </w:r>
       <w:r>
         <w:rPr>
           <w:rFonts w:ascii="Times New Roman" w:hAnsi="Times New Roman" w:cs="Times New Roman"/>
-          <w:color w:val="222222"/>
-          <w:sz w:val="22"/>
+          <w:sz w:val="28"/>
+          <w:color w:val="000000"/>
         </w:rPr>
         <w:t xml:space="preserve">) повертає потік до пулу під час очікування відповіді від диска/мережі, дозволяючи серверу обслуговувати інші запити.</w:t>
       </w:r>
@@ -3937,13 +4173,18 @@
     <w:p>
       <w:pPr>
         <w:spacing w:before="0" w:after="120" w:line="260" w:lineRule="auto"/>
-      </w:pPr>
-      <w:r>
-        <w:rPr>
-          <w:rFonts w:ascii="Times New Roman" w:hAnsi="Times New Roman" w:cs="Times New Roman"/>
-          <w:b/>
-          <w:color w:val="222222"/>
-          <w:sz w:val="22"/>
+        <w:rPr>
+          <w:rFonts w:ascii="Times New Roman" w:hAnsi="Times New Roman" w:cs="Times New Roman"/>
+          <w:color w:val="000000"/>
+          <w:sz w:val="28"/>
+        </w:rPr>
+      </w:pPr>
+      <w:r>
+        <w:rPr>
+          <w:rFonts w:ascii="Times New Roman" w:hAnsi="Times New Roman" w:cs="Times New Roman"/>
+          <w:b/>
+          <w:sz w:val="28"/>
+          <w:color w:val="000000"/>
         </w:rPr>
         <w:t xml:space="preserve">4. Як EF Core визначає зовнішній ключ і навігаційні властивості за конвенцією?</w:t>
       </w:r>
@@ -3954,118 +4195,112 @@
         <w:rPr>
           <w:rFonts w:ascii="Times New Roman" w:hAnsi="Times New Roman" w:cs="Times New Roman"/>
           <w:i/>
-          <w:color w:val="222222"/>
-          <w:sz w:val="22"/>
+          <w:sz w:val="28"/>
+          <w:color w:val="000000"/>
         </w:rPr>
         <w:t xml:space="preserve">Відповідь:</w:t>
       </w:r>
       <w:r>
         <w:rPr>
           <w:rFonts w:ascii="Times New Roman" w:hAnsi="Times New Roman" w:cs="Times New Roman"/>
-          <w:color w:val="222222"/>
-          <w:sz w:val="22"/>
+          <w:sz w:val="28"/>
+          <w:color w:val="000000"/>
         </w:rPr>
         <w:t xml:space="preserve"> За конвенцією EF Core шукає властивість з назвою </w:t>
       </w:r>
       <w:r>
         <w:rPr>
-          <w:rFonts w:ascii="Consolas" w:hAnsi="Consolas"/>
-          <w:color w:val="C7254E"/>
-          <w:sz w:val="20"/>
-          <w:shd w:val="clear" w:color="auto" w:fill="F9F2F4"/>
+          <w:rFonts w:ascii="Times New Roman" w:hAnsi="Times New Roman"/>
+          <w:sz w:val="28"/>
+          <w:color w:val="000000"/>
         </w:rPr>
         <w:t xml:space="preserve">&lt;НавігаційнаВластивість&gt;Id</w:t>
       </w:r>
       <w:r>
         <w:rPr>
           <w:rFonts w:ascii="Times New Roman" w:hAnsi="Times New Roman" w:cs="Times New Roman"/>
-          <w:color w:val="222222"/>
-          <w:sz w:val="22"/>
+          <w:sz w:val="28"/>
+          <w:color w:val="000000"/>
         </w:rPr>
         <w:t xml:space="preserve"> або </w:t>
       </w:r>
       <w:r>
         <w:rPr>
-          <w:rFonts w:ascii="Consolas" w:hAnsi="Consolas"/>
-          <w:color w:val="C7254E"/>
-          <w:sz w:val="20"/>
-          <w:shd w:val="clear" w:color="auto" w:fill="F9F2F4"/>
+          <w:rFonts w:ascii="Times New Roman" w:hAnsi="Times New Roman"/>
+          <w:sz w:val="28"/>
+          <w:color w:val="000000"/>
         </w:rPr>
         <w:t xml:space="preserve">&lt;Ім'яЦільовогоКласу&gt;Id</w:t>
       </w:r>
       <w:r>
         <w:rPr>
           <w:rFonts w:ascii="Times New Roman" w:hAnsi="Times New Roman" w:cs="Times New Roman"/>
-          <w:color w:val="222222"/>
-          <w:sz w:val="22"/>
+          <w:sz w:val="28"/>
+          <w:color w:val="000000"/>
         </w:rPr>
         <w:t xml:space="preserve"> (наприклад, </w:t>
       </w:r>
       <w:r>
         <w:rPr>
-          <w:rFonts w:ascii="Consolas" w:hAnsi="Consolas"/>
-          <w:color w:val="C7254E"/>
-          <w:sz w:val="20"/>
-          <w:shd w:val="clear" w:color="auto" w:fill="F9F2F4"/>
+          <w:rFonts w:ascii="Times New Roman" w:hAnsi="Times New Roman"/>
+          <w:sz w:val="28"/>
+          <w:color w:val="000000"/>
         </w:rPr>
         <w:t xml:space="preserve">AuthorId</w:t>
       </w:r>
       <w:r>
         <w:rPr>
           <w:rFonts w:ascii="Times New Roman" w:hAnsi="Times New Roman" w:cs="Times New Roman"/>
-          <w:color w:val="222222"/>
-          <w:sz w:val="22"/>
+          <w:sz w:val="28"/>
+          <w:color w:val="000000"/>
         </w:rPr>
         <w:t xml:space="preserve"> для класу </w:t>
       </w:r>
       <w:r>
         <w:rPr>
-          <w:rFonts w:ascii="Consolas" w:hAnsi="Consolas"/>
-          <w:color w:val="C7254E"/>
-          <w:sz w:val="20"/>
-          <w:shd w:val="clear" w:color="auto" w:fill="F9F2F4"/>
+          <w:rFonts w:ascii="Times New Roman" w:hAnsi="Times New Roman"/>
+          <w:sz w:val="28"/>
+          <w:color w:val="000000"/>
         </w:rPr>
         <w:t xml:space="preserve">Author</w:t>
       </w:r>
       <w:r>
         <w:rPr>
           <w:rFonts w:ascii="Times New Roman" w:hAnsi="Times New Roman" w:cs="Times New Roman"/>
-          <w:color w:val="222222"/>
-          <w:sz w:val="22"/>
+          <w:sz w:val="28"/>
+          <w:color w:val="000000"/>
         </w:rPr>
         <w:t xml:space="preserve">). Якщо тип збігається з типом первинного ключа цільової сутності (</w:t>
       </w:r>
       <w:r>
         <w:rPr>
-          <w:rFonts w:ascii="Consolas" w:hAnsi="Consolas"/>
-          <w:color w:val="C7254E"/>
-          <w:sz w:val="20"/>
-          <w:shd w:val="clear" w:color="auto" w:fill="F9F2F4"/>
+          <w:rFonts w:ascii="Times New Roman" w:hAnsi="Times New Roman"/>
+          <w:sz w:val="28"/>
+          <w:color w:val="000000"/>
         </w:rPr>
         <w:t xml:space="preserve">int</w:t>
       </w:r>
       <w:r>
         <w:rPr>
           <w:rFonts w:ascii="Times New Roman" w:hAnsi="Times New Roman" w:cs="Times New Roman"/>
-          <w:color w:val="222222"/>
-          <w:sz w:val="22"/>
+          <w:sz w:val="28"/>
+          <w:color w:val="000000"/>
         </w:rPr>
         <w:t xml:space="preserve">), EF Core автоматично налаштовує зовнішній ключ (Foreign Key) без необхідності Fluent API чи атрибутів </w:t>
       </w:r>
       <w:r>
         <w:rPr>
-          <w:rFonts w:ascii="Consolas" w:hAnsi="Consolas"/>
-          <w:color w:val="C7254E"/>
-          <w:sz w:val="20"/>
-          <w:shd w:val="clear" w:color="auto" w:fill="F9F2F4"/>
+          <w:rFonts w:ascii="Times New Roman" w:hAnsi="Times New Roman"/>
+          <w:sz w:val="28"/>
+          <w:color w:val="000000"/>
         </w:rPr>
         <w:t xml:space="preserve">[ForeignKey]</w:t>
       </w:r>
       <w:r>
         <w:rPr>
           <w:rFonts w:ascii="Times New Roman" w:hAnsi="Times New Roman" w:cs="Times New Roman"/>
-          <w:color w:val="222222"/>
-          <w:sz w:val="22"/>
+          <w:sz w:val="28"/>
+          <w:color w:val="000000"/>
         </w:rPr>
         <w:t xml:space="preserve">.</w:t>
       </w:r>
@@ -4073,22 +4308,26 @@
     <w:p>
       <w:pPr>
         <w:spacing w:before="0" w:after="120" w:line="260" w:lineRule="auto"/>
-      </w:pPr>
-      <w:r>
-        <w:rPr>
-          <w:rFonts w:ascii="Times New Roman" w:hAnsi="Times New Roman" w:cs="Times New Roman"/>
-          <w:b/>
-          <w:color w:val="222222"/>
-          <w:sz w:val="22"/>
+        <w:rPr>
+          <w:rFonts w:ascii="Times New Roman" w:hAnsi="Times New Roman" w:cs="Times New Roman"/>
+          <w:color w:val="000000"/>
+          <w:sz w:val="28"/>
+        </w:rPr>
+      </w:pPr>
+      <w:r>
+        <w:rPr>
+          <w:rFonts w:ascii="Times New Roman" w:hAnsi="Times New Roman" w:cs="Times New Roman"/>
+          <w:b/>
+          <w:sz w:val="28"/>
+          <w:color w:val="000000"/>
         </w:rPr>
         <w:t xml:space="preserve">5. Чим відрізняються </w:t>
       </w:r>
       <w:r>
         <w:rPr>
-          <w:rFonts w:ascii="Consolas" w:hAnsi="Consolas"/>
-          <w:color w:val="C7254E"/>
-          <w:sz w:val="20"/>
-          <w:shd w:val="clear" w:color="auto" w:fill="F9F2F4"/>
+          <w:rFonts w:ascii="Times New Roman" w:hAnsi="Times New Roman"/>
+          <w:sz w:val="28"/>
+          <w:color w:val="000000"/>
         </w:rPr>
         <w:t xml:space="preserve">AddDbContext</w:t>
       </w:r>
@@ -4096,8 +4335,8 @@
         <w:rPr>
           <w:rFonts w:ascii="Times New Roman" w:hAnsi="Times New Roman" w:cs="Times New Roman"/>
           <w:b/>
-          <w:color w:val="222222"/>
-          <w:sz w:val="22"/>
+          <w:sz w:val="28"/>
+          <w:color w:val="000000"/>
         </w:rPr>
         <w:t xml:space="preserve"> з часом життя Scoped від Singleton і чому для DbContext типово використовують Scoped?</w:t>
       </w:r>
@@ -4108,101 +4347,96 @@
         <w:rPr>
           <w:rFonts w:ascii="Times New Roman" w:hAnsi="Times New Roman" w:cs="Times New Roman"/>
           <w:i/>
-          <w:color w:val="222222"/>
-          <w:sz w:val="22"/>
+          <w:sz w:val="28"/>
+          <w:color w:val="000000"/>
         </w:rPr>
         <w:t xml:space="preserve">Відповідь:</w:t>
       </w:r>
       <w:r>
         <w:rPr>
           <w:rFonts w:ascii="Times New Roman" w:hAnsi="Times New Roman" w:cs="Times New Roman"/>
-          <w:color w:val="222222"/>
-          <w:sz w:val="22"/>
+          <w:sz w:val="28"/>
+          <w:color w:val="000000"/>
         </w:rPr>
         <w:t xml:space="preserve"> </w:t>
       </w:r>
       <w:r>
         <w:rPr>
-          <w:rFonts w:ascii="Consolas" w:hAnsi="Consolas"/>
-          <w:color w:val="C7254E"/>
-          <w:sz w:val="20"/>
-          <w:shd w:val="clear" w:color="auto" w:fill="F9F2F4"/>
+          <w:rFonts w:ascii="Times New Roman" w:hAnsi="Times New Roman"/>
+          <w:sz w:val="28"/>
+          <w:color w:val="000000"/>
         </w:rPr>
         <w:t xml:space="preserve">Scoped</w:t>
       </w:r>
       <w:r>
         <w:rPr>
           <w:rFonts w:ascii="Times New Roman" w:hAnsi="Times New Roman" w:cs="Times New Roman"/>
-          <w:color w:val="222222"/>
-          <w:sz w:val="22"/>
+          <w:sz w:val="28"/>
+          <w:color w:val="000000"/>
         </w:rPr>
         <w:t xml:space="preserve"> створює один екземпляр об'єкта на весь життєвий цикл одного HTTP-запиту і знищує його в кінці запиту. </w:t>
       </w:r>
       <w:r>
         <w:rPr>
-          <w:rFonts w:ascii="Consolas" w:hAnsi="Consolas"/>
-          <w:color w:val="C7254E"/>
-          <w:sz w:val="20"/>
-          <w:shd w:val="clear" w:color="auto" w:fill="F9F2F4"/>
+          <w:rFonts w:ascii="Times New Roman" w:hAnsi="Times New Roman"/>
+          <w:sz w:val="28"/>
+          <w:color w:val="000000"/>
         </w:rPr>
         <w:t xml:space="preserve">Singleton</w:t>
       </w:r>
       <w:r>
         <w:rPr>
           <w:rFonts w:ascii="Times New Roman" w:hAnsi="Times New Roman" w:cs="Times New Roman"/>
-          <w:color w:val="222222"/>
-          <w:sz w:val="22"/>
+          <w:sz w:val="28"/>
+          <w:color w:val="000000"/>
         </w:rPr>
         <w:t xml:space="preserve"> створює один екземпляр на весь час роботи застосунку. </w:t>
       </w:r>
       <w:r>
         <w:rPr>
-          <w:rFonts w:ascii="Consolas" w:hAnsi="Consolas"/>
-          <w:color w:val="C7254E"/>
-          <w:sz w:val="20"/>
-          <w:shd w:val="clear" w:color="auto" w:fill="F9F2F4"/>
+          <w:rFonts w:ascii="Times New Roman" w:hAnsi="Times New Roman"/>
+          <w:sz w:val="28"/>
+          <w:color w:val="000000"/>
         </w:rPr>
         <w:t xml:space="preserve">DbContext</w:t>
       </w:r>
       <w:r>
         <w:rPr>
           <w:rFonts w:ascii="Times New Roman" w:hAnsi="Times New Roman" w:cs="Times New Roman"/>
-          <w:color w:val="222222"/>
-          <w:sz w:val="22"/>
+          <w:sz w:val="28"/>
+          <w:color w:val="000000"/>
         </w:rPr>
         <w:t xml:space="preserve"> не є потокобезпечним (not thread-safe), тому його категорично не можна робити </w:t>
       </w:r>
       <w:r>
         <w:rPr>
-          <w:rFonts w:ascii="Consolas" w:hAnsi="Consolas"/>
-          <w:color w:val="C7254E"/>
-          <w:sz w:val="20"/>
-          <w:shd w:val="clear" w:color="auto" w:fill="F9F2F4"/>
+          <w:rFonts w:ascii="Times New Roman" w:hAnsi="Times New Roman"/>
+          <w:sz w:val="28"/>
+          <w:color w:val="000000"/>
         </w:rPr>
         <w:t xml:space="preserve">Singleton</w:t>
       </w:r>
       <w:r>
         <w:rPr>
           <w:rFonts w:ascii="Times New Roman" w:hAnsi="Times New Roman" w:cs="Times New Roman"/>
-          <w:color w:val="222222"/>
-          <w:sz w:val="22"/>
+          <w:sz w:val="28"/>
+          <w:color w:val="000000"/>
         </w:rPr>
         <w:t xml:space="preserve"> — одночасні паралельні HTTP-запити призведуть до стану гонитви та пошкодження кешу відстеження сутностей (change tracker). Режим </w:t>
       </w:r>
       <w:r>
         <w:rPr>
-          <w:rFonts w:ascii="Consolas" w:hAnsi="Consolas"/>
-          <w:color w:val="C7254E"/>
-          <w:sz w:val="20"/>
-          <w:shd w:val="clear" w:color="auto" w:fill="F9F2F4"/>
+          <w:rFonts w:ascii="Times New Roman" w:hAnsi="Times New Roman"/>
+          <w:sz w:val="28"/>
+          <w:color w:val="000000"/>
         </w:rPr>
         <w:t xml:space="preserve">Scoped</w:t>
       </w:r>
       <w:r>
         <w:rPr>
           <w:rFonts w:ascii="Times New Roman" w:hAnsi="Times New Roman" w:cs="Times New Roman"/>
-          <w:color w:val="222222"/>
-          <w:sz w:val="22"/>
+          <w:sz w:val="28"/>
+          <w:color w:val="000000"/>
         </w:rPr>
         <w:t xml:space="preserve"> забезпечує ізоляцію та безпеку транзакцій.</w:t>
       </w:r>
@@ -4210,7 +4444,7 @@
     <w:p>
       <w:pPr>
         <w:pBdr>
-          <w:bottom w:val="single" w:color="B0C4DE" w:sz="6"/>
+          <w:bottom w:val="single" w:color="888888" w:sz="6"/>
         </w:pBdr>
         <w:spacing w:before="120" w:after="120"/>
       </w:pPr>
@@ -4218,13 +4452,18 @@
     <w:p>
       <w:pPr>
         <w:spacing w:before="240" w:after="100" w:line="260" w:lineRule="auto"/>
-      </w:pPr>
-      <w:r>
-        <w:rPr>
-          <w:rFonts w:ascii="Times New Roman" w:hAnsi="Times New Roman" w:cs="Times New Roman"/>
-          <w:b/>
-          <w:color w:val="1B365D"/>
-          <w:sz w:val="28"/>
+        <w:rPr>
+          <w:rFonts w:ascii="Times New Roman" w:hAnsi="Times New Roman" w:cs="Times New Roman"/>
+          <w:color w:val="000000"/>
+          <w:sz w:val="28"/>
+        </w:rPr>
+      </w:pPr>
+      <w:r>
+        <w:rPr>
+          <w:rFonts w:ascii="Times New Roman" w:hAnsi="Times New Roman" w:cs="Times New Roman"/>
+          <w:b/>
+          <w:sz w:val="28"/>
+          <w:color w:val="000000"/>
         </w:rPr>
         <w:t xml:space="preserve">9. Висновки</w:t>
       </w:r>
@@ -4232,80 +4471,81 @@
     <w:p>
       <w:pPr>
         <w:spacing w:before="0" w:after="120" w:line="260" w:lineRule="auto"/>
-      </w:pPr>
-      <w:r>
-        <w:rPr>
-          <w:rFonts w:ascii="Times New Roman" w:hAnsi="Times New Roman" w:cs="Times New Roman"/>
-          <w:color w:val="222222"/>
-          <w:sz w:val="22"/>
+        <w:rPr>
+          <w:rFonts w:ascii="Times New Roman" w:hAnsi="Times New Roman" w:cs="Times New Roman"/>
+          <w:color w:val="000000"/>
+          <w:sz w:val="28"/>
+        </w:rPr>
+      </w:pPr>
+      <w:r>
+        <w:rPr>
+          <w:rFonts w:ascii="Times New Roman" w:hAnsi="Times New Roman" w:cs="Times New Roman"/>
+          <w:sz w:val="28"/>
+          <w:color w:val="000000"/>
         </w:rPr>
         <w:t xml:space="preserve">У ході виконання практичної роботи №5 було розроблено повноцінний REST-орієнтований Web API застосунок на базі ASP.NET Core (.NET 10) та EF Core з файловою базою даних SQLite для предметної області «Бібліотека». Було спроєктовано зв'язані моделі </w:t>
       </w:r>
       <w:r>
         <w:rPr>
-          <w:rFonts w:ascii="Consolas" w:hAnsi="Consolas"/>
-          <w:color w:val="C7254E"/>
-          <w:sz w:val="20"/>
-          <w:shd w:val="clear" w:color="auto" w:fill="F9F2F4"/>
+          <w:rFonts w:ascii="Times New Roman" w:hAnsi="Times New Roman"/>
+          <w:sz w:val="28"/>
+          <w:color w:val="000000"/>
         </w:rPr>
         <w:t xml:space="preserve">Author</w:t>
       </w:r>
       <w:r>
         <w:rPr>
           <w:rFonts w:ascii="Times New Roman" w:hAnsi="Times New Roman" w:cs="Times New Roman"/>
-          <w:color w:val="222222"/>
-          <w:sz w:val="22"/>
+          <w:sz w:val="28"/>
+          <w:color w:val="000000"/>
         </w:rPr>
         <w:t xml:space="preserve"> та </w:t>
       </w:r>
       <w:r>
         <w:rPr>
-          <w:rFonts w:ascii="Consolas" w:hAnsi="Consolas"/>
-          <w:color w:val="C7254E"/>
-          <w:sz w:val="20"/>
-          <w:shd w:val="clear" w:color="auto" w:fill="F9F2F4"/>
+          <w:rFonts w:ascii="Times New Roman" w:hAnsi="Times New Roman"/>
+          <w:sz w:val="28"/>
+          <w:color w:val="000000"/>
         </w:rPr>
         <w:t xml:space="preserve">Book</w:t>
       </w:r>
       <w:r>
         <w:rPr>
           <w:rFonts w:ascii="Times New Roman" w:hAnsi="Times New Roman" w:cs="Times New Roman"/>
-          <w:color w:val="222222"/>
-          <w:sz w:val="22"/>
+          <w:sz w:val="28"/>
+          <w:color w:val="000000"/>
         </w:rPr>
         <w:t xml:space="preserve">, налаштовано контекст </w:t>
       </w:r>
       <w:r>
         <w:rPr>
-          <w:rFonts w:ascii="Consolas" w:hAnsi="Consolas"/>
-          <w:color w:val="C7254E"/>
-          <w:sz w:val="20"/>
-          <w:shd w:val="clear" w:color="auto" w:fill="F9F2F4"/>
+          <w:rFonts w:ascii="Times New Roman" w:hAnsi="Times New Roman"/>
+          <w:sz w:val="28"/>
+          <w:color w:val="000000"/>
         </w:rPr>
         <w:t xml:space="preserve">LibraryDbContext</w:t>
       </w:r>
       <w:r>
         <w:rPr>
           <w:rFonts w:ascii="Times New Roman" w:hAnsi="Times New Roman" w:cs="Times New Roman"/>
-          <w:color w:val="222222"/>
-          <w:sz w:val="22"/>
+          <w:sz w:val="28"/>
+          <w:color w:val="000000"/>
         </w:rPr>
         <w:t xml:space="preserve">, створено та протестовано асинхронний CRUD-контролер </w:t>
       </w:r>
       <w:r>
         <w:rPr>
-          <w:rFonts w:ascii="Consolas" w:hAnsi="Consolas"/>
-          <w:color w:val="C7254E"/>
-          <w:sz w:val="20"/>
-          <w:shd w:val="clear" w:color="auto" w:fill="F9F2F4"/>
+          <w:rFonts w:ascii="Times New Roman" w:hAnsi="Times New Roman"/>
+          <w:sz w:val="28"/>
+          <w:color w:val="000000"/>
         </w:rPr>
         <w:t xml:space="preserve">BooksController</w:t>
       </w:r>
       <w:r>
         <w:rPr>
           <w:rFonts w:ascii="Times New Roman" w:hAnsi="Times New Roman" w:cs="Times New Roman"/>
-          <w:color w:val="222222"/>
-          <w:sz w:val="22"/>
+          <w:sz w:val="28"/>
+          <w:color w:val="000000"/>
         </w:rPr>
         <w:t xml:space="preserve">, а також підключено документацію OpenAPI та інтерфейс Scalar UI.</w:t>
       </w:r>
